--- a/docs/Extended_Abstract(AI-IDS).docx
+++ b/docs/Extended_Abstract(AI-IDS).docx
@@ -5,239 +5,198 @@
     <w:p>
       <w:pPr>
         <w:pStyle w:val="Title"/>
-        <w:spacing w:line="360" w:lineRule="auto"/>
-        <w:rPr>
-          <w:rFonts w:ascii="Times New Roman" w:hAnsi="Times New Roman" w:cs="Times New Roman"/>
+        <w:spacing w:line="480" w:lineRule="auto"/>
+        <w:jc w:val="center"/>
+        <w:rPr>
+          <w:rFonts w:asciiTheme="minorHAnsi" w:hAnsiTheme="minorHAnsi" w:cstheme="minorHAnsi"/>
+          <w:b/>
+          <w:bCs/>
+          <w:sz w:val="22"/>
+          <w:szCs w:val="22"/>
+        </w:rPr>
+      </w:pPr>
+      <w:r>
+        <w:rPr>
+          <w:rFonts w:asciiTheme="minorHAnsi" w:hAnsiTheme="minorHAnsi" w:cstheme="minorHAnsi"/>
+          <w:b/>
+          <w:bCs/>
+          <w:sz w:val="22"/>
+          <w:szCs w:val="22"/>
+        </w:rPr>
+        <w:t>An Explainable AI and Random Forest-Based Intrusion Detection System for Network Traffic Classification</w:t>
+      </w:r>
+    </w:p>
+    <w:p>
+      <w:pPr>
+        <w:spacing w:after="0" w:line="480" w:lineRule="auto"/>
+        <w:jc w:val="both"/>
+        <w:rPr>
+          <w:rFonts w:cstheme="minorHAnsi"/>
+          <w:b/>
+          <w:bCs/>
+        </w:rPr>
+      </w:pPr>
+    </w:p>
+    <w:p>
+      <w:pPr>
+        <w:spacing w:after="0" w:line="480" w:lineRule="auto"/>
+        <w:jc w:val="both"/>
+        <w:rPr>
+          <w:rFonts w:cstheme="minorHAnsi"/>
           <w:b/>
           <w:bCs/>
         </w:rPr>
         <w:sectPr>
-          <w:footerReference w:type="first" r:id="rId7"/>
+          <w:headerReference w:type="default" r:id="rId8"/>
+          <w:footerReference w:type="first" r:id="rId9"/>
           <w:pgSz w:w="11906" w:h="16838"/>
-          <w:pgMar w:top="1440" w:right="1440" w:bottom="1440" w:left="1440" w:header="708" w:footer="708" w:gutter="0"/>
+          <w:pgMar w:top="1440" w:right="1440" w:bottom="1440" w:left="1440" w:header="709" w:footer="709" w:gutter="0"/>
           <w:cols w:space="708"/>
           <w:docGrid w:linePitch="360"/>
         </w:sectPr>
       </w:pPr>
-      <w:r>
-        <w:rPr>
-          <w:rFonts w:ascii="Times New Roman" w:hAnsi="Times New Roman" w:cs="Times New Roman"/>
-          <w:b/>
-          <w:bCs/>
-        </w:rPr>
-        <w:t>An Explainable Random Forest-Based Intrusion Detection System for Network Traffic Classificatio</w:t>
-      </w:r>
-      <w:r>
-        <w:rPr>
-          <w:rFonts w:ascii="Times New Roman" w:hAnsi="Times New Roman" w:cs="Times New Roman"/>
-          <w:b/>
-          <w:bCs/>
-        </w:rPr>
-        <w:t>n</w:t>
-      </w:r>
-    </w:p>
-    <w:p>
-      <w:pPr>
-        <w:spacing w:after="0" w:line="360" w:lineRule="auto"/>
+    </w:p>
+    <w:p>
+      <w:pPr>
+        <w:spacing w:after="0" w:line="480" w:lineRule="auto"/>
         <w:jc w:val="both"/>
         <w:rPr>
-          <w:b/>
-          <w:bCs/>
-          <w:sz w:val="24"/>
-          <w:szCs w:val="24"/>
-        </w:rPr>
-      </w:pPr>
-    </w:p>
-    <w:p>
-      <w:pPr>
-        <w:spacing w:after="0" w:line="360" w:lineRule="auto"/>
+          <w:rFonts w:cstheme="minorHAnsi"/>
+          <w:b/>
+          <w:bCs/>
+        </w:rPr>
+      </w:pPr>
+      <w:r>
+        <w:rPr>
+          <w:rFonts w:cstheme="minorHAnsi"/>
+          <w:b/>
+          <w:bCs/>
+        </w:rPr>
+        <w:t>Harsh Kathe</w:t>
+      </w:r>
+      <w:r>
+        <w:rPr>
+          <w:rFonts w:cstheme="minorHAnsi"/>
+          <w:b/>
+          <w:bCs/>
+        </w:rPr>
+        <w:t>,</w:t>
+      </w:r>
+    </w:p>
+    <w:p>
+      <w:pPr>
+        <w:spacing w:after="0" w:line="480" w:lineRule="auto"/>
         <w:jc w:val="both"/>
         <w:rPr>
-          <w:b/>
-          <w:bCs/>
-          <w:sz w:val="24"/>
-          <w:szCs w:val="24"/>
-        </w:rPr>
-        <w:sectPr>
-          <w:type w:val="continuous"/>
-          <w:pgSz w:w="11906" w:h="16838"/>
-          <w:pgMar w:top="1440" w:right="1440" w:bottom="1440" w:left="1440" w:header="708" w:footer="708" w:gutter="0"/>
-          <w:cols w:space="708"/>
-          <w:docGrid w:linePitch="360"/>
-        </w:sectPr>
-      </w:pPr>
-    </w:p>
-    <w:p>
-      <w:pPr>
-        <w:spacing w:after="0" w:line="360" w:lineRule="auto"/>
+          <w:rFonts w:cstheme="minorHAnsi"/>
+          <w:b/>
+          <w:bCs/>
+        </w:rPr>
+      </w:pPr>
+      <w:r>
+        <w:rPr>
+          <w:rFonts w:cstheme="minorHAnsi"/>
+          <w:b/>
+          <w:bCs/>
+        </w:rPr>
+        <w:t>Department of Information Technology</w:t>
+      </w:r>
+      <w:r>
+        <w:rPr>
+          <w:rFonts w:cstheme="minorHAnsi"/>
+          <w:b/>
+          <w:bCs/>
+        </w:rPr>
+        <w:t>,</w:t>
+      </w:r>
+    </w:p>
+    <w:p>
+      <w:pPr>
+        <w:spacing w:after="0" w:line="480" w:lineRule="auto"/>
         <w:jc w:val="both"/>
         <w:rPr>
-          <w:b/>
-          <w:bCs/>
-          <w:sz w:val="24"/>
-          <w:szCs w:val="24"/>
-        </w:rPr>
-      </w:pPr>
-      <w:r>
-        <w:rPr>
-          <w:b/>
-          <w:bCs/>
-          <w:sz w:val="24"/>
-          <w:szCs w:val="24"/>
-        </w:rPr>
-        <w:t>Harsh Kathe</w:t>
-      </w:r>
-      <w:r>
-        <w:rPr>
-          <w:b/>
-          <w:bCs/>
-          <w:sz w:val="24"/>
-          <w:szCs w:val="24"/>
+          <w:rFonts w:cstheme="minorHAnsi"/>
+          <w:b/>
+          <w:bCs/>
+        </w:rPr>
+      </w:pPr>
+      <w:r>
+        <w:rPr>
+          <w:rFonts w:cstheme="minorHAnsi"/>
+          <w:b/>
+          <w:bCs/>
+        </w:rPr>
+        <w:t xml:space="preserve">Somaiya School of Basic and </w:t>
+      </w:r>
+    </w:p>
+    <w:p>
+      <w:pPr>
+        <w:spacing w:after="0" w:line="480" w:lineRule="auto"/>
+        <w:jc w:val="both"/>
+        <w:rPr>
+          <w:rFonts w:cstheme="minorHAnsi"/>
+          <w:b/>
+          <w:bCs/>
+        </w:rPr>
+      </w:pPr>
+      <w:r>
+        <w:rPr>
+          <w:rFonts w:cstheme="minorHAnsi"/>
+          <w:b/>
+          <w:bCs/>
+        </w:rPr>
+        <w:t>Applied Science</w:t>
+      </w:r>
+      <w:r>
+        <w:rPr>
+          <w:rFonts w:cstheme="minorHAnsi"/>
+          <w:b/>
+          <w:bCs/>
+        </w:rPr>
+        <w:t>s</w:t>
+      </w:r>
+      <w:r>
+        <w:rPr>
+          <w:rFonts w:cstheme="minorHAnsi"/>
+          <w:b/>
+          <w:bCs/>
         </w:rPr>
         <w:t>,</w:t>
       </w:r>
-    </w:p>
-    <w:p>
-      <w:pPr>
-        <w:spacing w:after="0" w:line="360" w:lineRule="auto"/>
+      <w:r>
+        <w:rPr>
+          <w:rFonts w:cstheme="minorHAnsi"/>
+          <w:b/>
+          <w:bCs/>
+        </w:rPr>
+        <w:t xml:space="preserve"> Somaiya Vidyavihar University,</w:t>
+      </w:r>
+      <w:r>
+        <w:rPr>
+          <w:rFonts w:cstheme="minorHAnsi"/>
+          <w:b/>
+          <w:bCs/>
+        </w:rPr>
+        <w:t xml:space="preserve"> Mumbai, India,</w:t>
+      </w:r>
+    </w:p>
+    <w:p>
+      <w:pPr>
+        <w:spacing w:after="0" w:line="480" w:lineRule="auto"/>
         <w:jc w:val="both"/>
         <w:rPr>
-          <w:b/>
-          <w:bCs/>
-          <w:sz w:val="24"/>
-          <w:szCs w:val="24"/>
-        </w:rPr>
-      </w:pPr>
-      <w:r>
-        <w:rPr>
-          <w:b/>
-          <w:bCs/>
-          <w:sz w:val="24"/>
-          <w:szCs w:val="24"/>
-        </w:rPr>
-        <w:t>Department of Information Technology</w:t>
-      </w:r>
-      <w:r>
-        <w:rPr>
-          <w:b/>
-          <w:bCs/>
-          <w:sz w:val="24"/>
-          <w:szCs w:val="24"/>
-        </w:rPr>
-        <w:t>,</w:t>
-      </w:r>
-    </w:p>
-    <w:p>
-      <w:pPr>
-        <w:spacing w:after="0" w:line="360" w:lineRule="auto"/>
-        <w:jc w:val="both"/>
-        <w:rPr>
-          <w:b/>
-          <w:bCs/>
-          <w:sz w:val="24"/>
-          <w:szCs w:val="24"/>
-        </w:rPr>
-      </w:pPr>
-      <w:r>
-        <w:rPr>
-          <w:b/>
-          <w:bCs/>
-          <w:sz w:val="24"/>
-          <w:szCs w:val="24"/>
-        </w:rPr>
-        <w:t xml:space="preserve">Somaiya School of Basic and </w:t>
-      </w:r>
-    </w:p>
-    <w:p>
-      <w:pPr>
-        <w:spacing w:after="0" w:line="360" w:lineRule="auto"/>
-        <w:jc w:val="both"/>
-        <w:rPr>
-          <w:b/>
-          <w:bCs/>
-          <w:sz w:val="24"/>
-          <w:szCs w:val="24"/>
-        </w:rPr>
-      </w:pPr>
-      <w:r>
-        <w:rPr>
-          <w:b/>
-          <w:bCs/>
-          <w:sz w:val="24"/>
-          <w:szCs w:val="24"/>
-        </w:rPr>
-        <w:t>Applied Science</w:t>
-      </w:r>
-      <w:r>
-        <w:rPr>
-          <w:b/>
-          <w:bCs/>
-          <w:sz w:val="24"/>
-          <w:szCs w:val="24"/>
-        </w:rPr>
-        <w:t>,</w:t>
-      </w:r>
-    </w:p>
-    <w:p>
-      <w:pPr>
-        <w:spacing w:after="0" w:line="360" w:lineRule="auto"/>
-        <w:jc w:val="both"/>
-        <w:rPr>
-          <w:b/>
-          <w:bCs/>
-          <w:sz w:val="24"/>
-          <w:szCs w:val="24"/>
-        </w:rPr>
-      </w:pPr>
-      <w:proofErr w:type="spellStart"/>
-      <w:r>
-        <w:rPr>
-          <w:b/>
-          <w:bCs/>
-          <w:sz w:val="24"/>
-          <w:szCs w:val="24"/>
-        </w:rPr>
-        <w:t>Vidyavihar</w:t>
-      </w:r>
-      <w:proofErr w:type="spellEnd"/>
-      <w:r>
-        <w:rPr>
-          <w:b/>
-          <w:bCs/>
-          <w:sz w:val="24"/>
-          <w:szCs w:val="24"/>
-        </w:rPr>
-        <w:t>-Mumbai, India</w:t>
-      </w:r>
-      <w:r>
-        <w:rPr>
-          <w:b/>
-          <w:bCs/>
-          <w:sz w:val="24"/>
-          <w:szCs w:val="24"/>
-        </w:rPr>
-        <w:t>,</w:t>
-      </w:r>
-    </w:p>
-    <w:p>
-      <w:pPr>
-        <w:spacing w:after="0" w:line="360" w:lineRule="auto"/>
-        <w:jc w:val="both"/>
-        <w:rPr>
-          <w:b/>
-          <w:bCs/>
-          <w:sz w:val="24"/>
-          <w:szCs w:val="24"/>
-        </w:rPr>
-      </w:pPr>
-      <w:hyperlink r:id="rId8" w:history="1">
+          <w:rFonts w:cstheme="minorHAnsi"/>
+          <w:b/>
+          <w:bCs/>
+        </w:rPr>
+      </w:pPr>
+      <w:hyperlink r:id="rId10" w:history="1">
         <w:r>
           <w:rPr>
             <w:rStyle w:val="Hyperlink"/>
+            <w:rFonts w:cstheme="minorHAnsi"/>
             <w:b/>
             <w:bCs/>
-            <w:sz w:val="24"/>
-            <w:szCs w:val="24"/>
           </w:rPr>
           <w:t>harshkathe@somaiya.edu</w:t>
         </w:r>
@@ -245,284 +204,244 @@
     </w:p>
     <w:p>
       <w:pPr>
-        <w:spacing w:after="0" w:line="360" w:lineRule="auto"/>
+        <w:spacing w:after="0" w:line="480" w:lineRule="auto"/>
         <w:jc w:val="both"/>
         <w:rPr>
-          <w:b/>
-          <w:bCs/>
-          <w:sz w:val="24"/>
-          <w:szCs w:val="24"/>
-        </w:rPr>
-      </w:pPr>
-      <w:r>
-        <w:rPr>
-          <w:b/>
-          <w:bCs/>
-          <w:sz w:val="24"/>
-          <w:szCs w:val="24"/>
+          <w:rFonts w:cstheme="minorHAnsi"/>
+          <w:b/>
+          <w:bCs/>
+        </w:rPr>
+      </w:pPr>
+      <w:r>
+        <w:rPr>
+          <w:rFonts w:cstheme="minorHAnsi"/>
+          <w:b/>
+          <w:bCs/>
         </w:rPr>
         <w:t>Bilal Shaikh</w:t>
       </w:r>
       <w:r>
         <w:rPr>
-          <w:b/>
-          <w:bCs/>
-          <w:sz w:val="24"/>
-          <w:szCs w:val="24"/>
+          <w:rFonts w:cstheme="minorHAnsi"/>
+          <w:b/>
+          <w:bCs/>
         </w:rPr>
         <w:t>,</w:t>
       </w:r>
     </w:p>
     <w:p>
       <w:pPr>
-        <w:spacing w:after="0" w:line="360" w:lineRule="auto"/>
+        <w:spacing w:after="0" w:line="480" w:lineRule="auto"/>
         <w:jc w:val="both"/>
         <w:rPr>
-          <w:b/>
-          <w:bCs/>
-          <w:sz w:val="24"/>
-          <w:szCs w:val="24"/>
-        </w:rPr>
-      </w:pPr>
-      <w:r>
-        <w:rPr>
-          <w:b/>
-          <w:bCs/>
-          <w:sz w:val="24"/>
-          <w:szCs w:val="24"/>
+          <w:rFonts w:cstheme="minorHAnsi"/>
+          <w:b/>
+          <w:bCs/>
+        </w:rPr>
+      </w:pPr>
+      <w:r>
+        <w:rPr>
+          <w:rFonts w:cstheme="minorHAnsi"/>
+          <w:b/>
+          <w:bCs/>
         </w:rPr>
         <w:t>Department of Information Technology</w:t>
       </w:r>
       <w:r>
         <w:rPr>
-          <w:b/>
-          <w:bCs/>
-          <w:sz w:val="24"/>
-          <w:szCs w:val="24"/>
+          <w:rFonts w:cstheme="minorHAnsi"/>
+          <w:b/>
+          <w:bCs/>
         </w:rPr>
         <w:t>,</w:t>
       </w:r>
     </w:p>
     <w:p>
       <w:pPr>
-        <w:spacing w:after="0" w:line="360" w:lineRule="auto"/>
+        <w:spacing w:after="0" w:line="480" w:lineRule="auto"/>
         <w:jc w:val="both"/>
         <w:rPr>
-          <w:b/>
-          <w:bCs/>
-          <w:sz w:val="24"/>
-          <w:szCs w:val="24"/>
-        </w:rPr>
-      </w:pPr>
-      <w:r>
-        <w:rPr>
-          <w:b/>
-          <w:bCs/>
-          <w:sz w:val="24"/>
-          <w:szCs w:val="24"/>
+          <w:rFonts w:cstheme="minorHAnsi"/>
+          <w:b/>
+          <w:bCs/>
+        </w:rPr>
+      </w:pPr>
+      <w:r>
+        <w:rPr>
+          <w:rFonts w:cstheme="minorHAnsi"/>
+          <w:b/>
+          <w:bCs/>
         </w:rPr>
         <w:t xml:space="preserve">Somaiya School of Basic and </w:t>
       </w:r>
     </w:p>
     <w:p>
       <w:pPr>
-        <w:spacing w:after="0" w:line="360" w:lineRule="auto"/>
+        <w:spacing w:after="0" w:line="480" w:lineRule="auto"/>
         <w:jc w:val="both"/>
         <w:rPr>
-          <w:b/>
-          <w:bCs/>
-          <w:sz w:val="24"/>
-          <w:szCs w:val="24"/>
-        </w:rPr>
-      </w:pPr>
-      <w:r>
-        <w:rPr>
-          <w:b/>
-          <w:bCs/>
-          <w:sz w:val="24"/>
-          <w:szCs w:val="24"/>
+          <w:rFonts w:cstheme="minorHAnsi"/>
+          <w:b/>
+          <w:bCs/>
+        </w:rPr>
+      </w:pPr>
+      <w:r>
+        <w:rPr>
+          <w:rFonts w:cstheme="minorHAnsi"/>
+          <w:b/>
+          <w:bCs/>
         </w:rPr>
         <w:t>Applied</w:t>
       </w:r>
       <w:r>
         <w:rPr>
-          <w:b/>
-          <w:bCs/>
-          <w:sz w:val="24"/>
-          <w:szCs w:val="24"/>
+          <w:rFonts w:cstheme="minorHAnsi"/>
+          <w:b/>
+          <w:bCs/>
         </w:rPr>
         <w:t xml:space="preserve"> </w:t>
       </w:r>
       <w:r>
         <w:rPr>
-          <w:b/>
-          <w:bCs/>
-          <w:sz w:val="24"/>
-          <w:szCs w:val="24"/>
+          <w:rFonts w:cstheme="minorHAnsi"/>
+          <w:b/>
+          <w:bCs/>
         </w:rPr>
         <w:t>Science</w:t>
       </w:r>
       <w:r>
         <w:rPr>
-          <w:b/>
-          <w:bCs/>
-          <w:sz w:val="24"/>
-          <w:szCs w:val="24"/>
+          <w:rFonts w:cstheme="minorHAnsi"/>
+          <w:b/>
+          <w:bCs/>
+        </w:rPr>
+        <w:t>s</w:t>
+      </w:r>
+      <w:r>
+        <w:rPr>
+          <w:rFonts w:cstheme="minorHAnsi"/>
+          <w:b/>
+          <w:bCs/>
         </w:rPr>
         <w:t>,</w:t>
       </w:r>
-    </w:p>
-    <w:p>
-      <w:pPr>
-        <w:spacing w:after="0" w:line="360" w:lineRule="auto"/>
+      <w:r>
+        <w:rPr>
+          <w:rFonts w:cstheme="minorHAnsi"/>
+          <w:b/>
+          <w:bCs/>
+        </w:rPr>
+        <w:t xml:space="preserve"> Somaiya Vidyavihar University,</w:t>
+      </w:r>
+      <w:r>
+        <w:rPr>
+          <w:rFonts w:cstheme="minorHAnsi"/>
+          <w:b/>
+          <w:bCs/>
+        </w:rPr>
+        <w:t xml:space="preserve"> Mumbai, India,</w:t>
+      </w:r>
+    </w:p>
+    <w:p>
+      <w:pPr>
+        <w:spacing w:after="0" w:line="480" w:lineRule="auto"/>
         <w:jc w:val="both"/>
         <w:rPr>
-          <w:b/>
-          <w:bCs/>
-          <w:sz w:val="24"/>
-          <w:szCs w:val="24"/>
-        </w:rPr>
-      </w:pPr>
-      <w:proofErr w:type="spellStart"/>
-      <w:r>
-        <w:rPr>
-          <w:b/>
-          <w:bCs/>
-          <w:sz w:val="24"/>
-          <w:szCs w:val="24"/>
-        </w:rPr>
-        <w:t>Vidyavihar</w:t>
-      </w:r>
-      <w:proofErr w:type="spellEnd"/>
-      <w:r>
-        <w:rPr>
-          <w:b/>
-          <w:bCs/>
-          <w:sz w:val="24"/>
-          <w:szCs w:val="24"/>
-        </w:rPr>
-        <w:t>-Mumbai, India</w:t>
-      </w:r>
-      <w:r>
-        <w:rPr>
-          <w:b/>
-          <w:bCs/>
-          <w:sz w:val="24"/>
-          <w:szCs w:val="24"/>
-        </w:rPr>
-        <w:t>,</w:t>
-      </w:r>
-    </w:p>
-    <w:p>
-      <w:pPr>
-        <w:spacing w:after="0" w:line="360" w:lineRule="auto"/>
-        <w:jc w:val="both"/>
-        <w:rPr>
-          <w:b/>
-          <w:bCs/>
-          <w:sz w:val="24"/>
-          <w:szCs w:val="24"/>
+          <w:rFonts w:cstheme="minorHAnsi"/>
+          <w:b/>
+          <w:bCs/>
         </w:rPr>
         <w:sectPr>
           <w:type w:val="continuous"/>
           <w:pgSz w:w="11906" w:h="16838"/>
-          <w:pgMar w:top="1440" w:right="1440" w:bottom="1440" w:left="1440" w:header="708" w:footer="708" w:gutter="0"/>
+          <w:pgMar w:top="1440" w:right="1440" w:bottom="1440" w:left="1440" w:header="709" w:footer="709" w:gutter="0"/>
           <w:cols w:num="2" w:space="708"/>
           <w:docGrid w:linePitch="360"/>
         </w:sectPr>
       </w:pPr>
-      <w:hyperlink r:id="rId9" w:history="1">
+      <w:hyperlink r:id="rId11" w:history="1">
         <w:r>
           <w:rPr>
             <w:rStyle w:val="Hyperlink"/>
+            <w:rFonts w:cstheme="minorHAnsi"/>
             <w:b/>
             <w:bCs/>
-            <w:sz w:val="24"/>
-            <w:szCs w:val="24"/>
           </w:rPr>
           <w:t>mohammadbilal@somaiya.edu</w:t>
         </w:r>
       </w:hyperlink>
       <w:r>
         <w:rPr>
-          <w:b/>
-          <w:bCs/>
-          <w:sz w:val="24"/>
-          <w:szCs w:val="24"/>
+          <w:rFonts w:cstheme="minorHAnsi"/>
+          <w:b/>
+          <w:bCs/>
         </w:rPr>
         <w:t xml:space="preserve"> </w:t>
       </w:r>
     </w:p>
     <w:p>
       <w:pPr>
-        <w:spacing w:after="0" w:line="360" w:lineRule="auto"/>
+        <w:spacing w:after="0" w:line="480" w:lineRule="auto"/>
         <w:jc w:val="both"/>
         <w:rPr>
-          <w:sz w:val="24"/>
-          <w:szCs w:val="24"/>
-        </w:rPr>
-      </w:pPr>
-      <w:r>
-        <w:rPr>
-          <w:sz w:val="24"/>
-          <w:szCs w:val="24"/>
+          <w:rFonts w:cstheme="minorHAnsi"/>
+        </w:rPr>
+      </w:pPr>
+      <w:r>
+        <w:rPr>
+          <w:rFonts w:cstheme="minorHAnsi"/>
         </w:rPr>
         <w:pict w14:anchorId="709FCD62">
-          <v:rect id="_x0000_i1097" style="width:0;height:1.5pt" o:hralign="right" o:hrstd="t" o:hr="t" fillcolor="#a0a0a0" stroked="f"/>
+          <v:rect id="_x0000_i1025" style="width:0;height:1.5pt" o:hralign="right" o:hrstd="t" o:hr="t" fillcolor="#a0a0a0" stroked="f"/>
         </w:pict>
       </w:r>
     </w:p>
     <w:p>
       <w:pPr>
-        <w:spacing w:after="0" w:line="360" w:lineRule="auto"/>
+        <w:spacing w:after="0" w:line="480" w:lineRule="auto"/>
         <w:jc w:val="both"/>
         <w:rPr>
-          <w:b/>
-          <w:bCs/>
-          <w:sz w:val="28"/>
-          <w:szCs w:val="28"/>
+          <w:rFonts w:cstheme="minorHAnsi"/>
+          <w:b/>
+          <w:bCs/>
         </w:rPr>
         <w:sectPr>
           <w:type w:val="continuous"/>
           <w:pgSz w:w="11906" w:h="16838"/>
-          <w:pgMar w:top="1440" w:right="1440" w:bottom="1440" w:left="1440" w:header="708" w:footer="708" w:gutter="0"/>
+          <w:pgMar w:top="1440" w:right="1440" w:bottom="1440" w:left="1440" w:header="709" w:footer="709" w:gutter="0"/>
           <w:cols w:space="708"/>
           <w:docGrid w:linePitch="360"/>
         </w:sectPr>
       </w:pPr>
       <w:r>
         <w:rPr>
-          <w:b/>
-          <w:bCs/>
-          <w:sz w:val="28"/>
-          <w:szCs w:val="28"/>
+          <w:rFonts w:cstheme="minorHAnsi"/>
+          <w:b/>
+          <w:bCs/>
         </w:rPr>
         <w:t>Track: Information Technology and Data Analytic</w:t>
       </w:r>
       <w:r>
         <w:rPr>
-          <w:b/>
-          <w:bCs/>
-          <w:sz w:val="28"/>
-          <w:szCs w:val="28"/>
+          <w:rFonts w:cstheme="minorHAnsi"/>
+          <w:b/>
+          <w:bCs/>
         </w:rPr>
         <w:t>s</w:t>
       </w:r>
     </w:p>
     <w:p>
       <w:pPr>
-        <w:spacing w:line="360" w:lineRule="auto"/>
-        <w:rPr>
-          <w:rFonts w:ascii="Times New Roman" w:hAnsi="Times New Roman" w:cs="Times New Roman"/>
-          <w:b/>
-          <w:bCs/>
-          <w:sz w:val="24"/>
-          <w:szCs w:val="24"/>
+        <w:spacing w:line="480" w:lineRule="auto"/>
+        <w:rPr>
+          <w:rFonts w:cstheme="minorHAnsi"/>
+          <w:b/>
+          <w:bCs/>
         </w:rPr>
         <w:sectPr>
           <w:type w:val="continuous"/>
           <w:pgSz w:w="11906" w:h="16838"/>
-          <w:pgMar w:top="1440" w:right="1440" w:bottom="1440" w:left="1440" w:header="708" w:footer="708" w:gutter="0"/>
+          <w:pgMar w:top="1440" w:right="1440" w:bottom="1440" w:left="1440" w:header="709" w:footer="709" w:gutter="0"/>
           <w:cols w:num="2" w:space="708"/>
           <w:docGrid w:linePitch="360"/>
         </w:sectPr>
@@ -530,2060 +449,2757 @@
     </w:p>
     <w:p>
       <w:pPr>
-        <w:spacing w:line="360" w:lineRule="auto"/>
-        <w:rPr>
-          <w:rFonts w:ascii="Times New Roman" w:hAnsi="Times New Roman" w:cs="Times New Roman"/>
-          <w:b/>
-          <w:bCs/>
+        <w:spacing w:line="480" w:lineRule="auto"/>
+        <w:rPr>
+          <w:rFonts w:cstheme="minorHAnsi"/>
+          <w:b/>
+          <w:bCs/>
+        </w:rPr>
+      </w:pPr>
+    </w:p>
+    <w:p>
+      <w:pPr>
+        <w:spacing w:line="480" w:lineRule="auto"/>
+        <w:rPr>
+          <w:rFonts w:cstheme="minorHAnsi"/>
+          <w:b/>
+          <w:bCs/>
+        </w:rPr>
+      </w:pPr>
+    </w:p>
+    <w:p>
+      <w:pPr>
+        <w:spacing w:after="0" w:line="480" w:lineRule="auto"/>
+        <w:jc w:val="both"/>
+        <w:rPr>
+          <w:rFonts w:cstheme="minorHAnsi"/>
+          <w:b/>
+          <w:bCs/>
+        </w:rPr>
+      </w:pPr>
+    </w:p>
+    <w:p>
+      <w:pPr>
+        <w:spacing w:after="0" w:line="480" w:lineRule="auto"/>
+        <w:jc w:val="both"/>
+        <w:rPr>
+          <w:rFonts w:cstheme="minorHAnsi"/>
+          <w:b/>
+          <w:bCs/>
+        </w:rPr>
+      </w:pPr>
+    </w:p>
+    <w:p>
+      <w:pPr>
+        <w:spacing w:line="480" w:lineRule="auto"/>
+        <w:rPr>
+          <w:rFonts w:cstheme="minorHAnsi"/>
+          <w:b/>
+          <w:bCs/>
+        </w:rPr>
+      </w:pPr>
+    </w:p>
+    <w:p>
+      <w:pPr>
+        <w:spacing w:line="480" w:lineRule="auto"/>
+        <w:rPr>
+          <w:rFonts w:cstheme="minorHAnsi"/>
+          <w:b/>
+          <w:bCs/>
+        </w:rPr>
+      </w:pPr>
+    </w:p>
+    <w:p>
+      <w:pPr>
+        <w:spacing w:line="480" w:lineRule="auto"/>
+        <w:rPr>
+          <w:rFonts w:cstheme="minorHAnsi"/>
+          <w:b/>
+          <w:bCs/>
+        </w:rPr>
+      </w:pPr>
+    </w:p>
+    <w:p>
+      <w:pPr>
+        <w:spacing w:line="480" w:lineRule="auto"/>
+        <w:rPr>
+          <w:rFonts w:cstheme="minorHAnsi"/>
+          <w:b/>
+          <w:bCs/>
+        </w:rPr>
+      </w:pPr>
+    </w:p>
+    <w:p>
+      <w:pPr>
+        <w:spacing w:line="480" w:lineRule="auto"/>
+        <w:rPr>
+          <w:rFonts w:cstheme="minorHAnsi"/>
+          <w:b/>
+          <w:bCs/>
+        </w:rPr>
+      </w:pPr>
+    </w:p>
+    <w:p>
+      <w:pPr>
+        <w:spacing w:line="480" w:lineRule="auto"/>
+        <w:rPr>
+          <w:rFonts w:cstheme="minorHAnsi"/>
+          <w:b/>
+          <w:bCs/>
+        </w:rPr>
+      </w:pPr>
+    </w:p>
+    <w:p>
+      <w:pPr>
+        <w:spacing w:line="480" w:lineRule="auto"/>
+        <w:rPr>
+          <w:rFonts w:cstheme="minorHAnsi"/>
+          <w:b/>
+          <w:bCs/>
+        </w:rPr>
+      </w:pPr>
+    </w:p>
+    <w:p>
+      <w:pPr>
+        <w:spacing w:line="480" w:lineRule="auto"/>
+        <w:rPr>
+          <w:rFonts w:cstheme="minorHAnsi"/>
+          <w:b/>
+          <w:bCs/>
+        </w:rPr>
+      </w:pPr>
+    </w:p>
+    <w:p>
+      <w:pPr>
+        <w:spacing w:line="480" w:lineRule="auto"/>
+        <w:jc w:val="center"/>
+        <w:rPr>
+          <w:rFonts w:cstheme="minorHAnsi"/>
+          <w:b/>
+          <w:bCs/>
+        </w:rPr>
+      </w:pPr>
+      <w:r>
+        <w:rPr>
+          <w:rFonts w:cstheme="minorHAnsi"/>
+          <w:b/>
+          <w:bCs/>
+        </w:rPr>
+        <w:lastRenderedPageBreak/>
+        <w:t>Abstract</w:t>
+      </w:r>
+    </w:p>
+    <w:p>
+      <w:pPr>
+        <w:spacing w:line="480" w:lineRule="auto"/>
+        <w:ind w:firstLine="720"/>
+        <w:rPr>
+          <w:rFonts w:cstheme="minorHAnsi"/>
+        </w:rPr>
+      </w:pPr>
+      <w:r>
+        <w:rPr>
+          <w:rFonts w:cstheme="minorHAnsi"/>
+        </w:rPr>
+        <w:t>The rapid development and deployment of digital infrastructures and systems are significantly increasing the threat level of highly advanced cyber attacks. Conventional Intrusion Detection Systems (IDS) based on the traditional concept of attack signatures are found to be limited in dealing with zero-day attacks and evolving attacks. This paper proposes an Intrusion Detection System based on Artificial Intelligence (AI) and machine learning algorithms. The proposed system is based on the use of the UNSW-NB15 dataset and the implementation of the binary and multi-class classification models. The proposed system achieves 93% accuracy and an F1-score of 0.91 in the binary classification model. The proposed system achieves 76% accuracy and an F1-score of 0.74 in the multi-class classification model. To increase the transparency of the proposed system, the SHAP (SHapley Additive exPlanations) method is implemented for the analysis of the feature contributions. Furthermore, the proposed system is implemented in the Security Operations Center (SOC) dashboard using the Streamlit framework.</w:t>
+      </w:r>
+    </w:p>
+    <w:p>
+      <w:pPr>
+        <w:spacing w:line="480" w:lineRule="auto"/>
+        <w:rPr>
+          <w:rFonts w:cstheme="minorHAnsi"/>
+        </w:rPr>
+      </w:pPr>
+      <w:r>
+        <w:rPr>
+          <w:rFonts w:cstheme="minorHAnsi"/>
+          <w:b/>
+          <w:bCs/>
+        </w:rPr>
+        <w:t>Keyword</w:t>
+      </w:r>
+      <w:r>
+        <w:rPr>
+          <w:rFonts w:cstheme="minorHAnsi"/>
+          <w:b/>
+          <w:bCs/>
+        </w:rPr>
+        <w:t>s:</w:t>
+      </w:r>
+      <w:r>
+        <w:rPr>
+          <w:rFonts w:cstheme="minorHAnsi"/>
+        </w:rPr>
+        <w:t xml:space="preserve"> </w:t>
+      </w:r>
+      <w:r>
+        <w:rPr>
+          <w:rFonts w:cstheme="minorHAnsi"/>
+        </w:rPr>
+        <w:t>intrusion detection system, random forest, explainable AI, UNSW-NB15</w:t>
+      </w:r>
+      <w:r>
+        <w:rPr>
+          <w:rFonts w:cstheme="minorHAnsi"/>
+        </w:rPr>
+        <w:pict w14:anchorId="3C1B5AA1">
+          <v:rect id="_x0000_i1026" style="width:0;height:1.5pt" o:hralign="center" o:hrstd="t" o:hr="t" fillcolor="#a0a0a0" stroked="f"/>
+        </w:pict>
+      </w:r>
+    </w:p>
+    <w:p>
+      <w:pPr>
+        <w:spacing w:line="480" w:lineRule="auto"/>
+        <w:jc w:val="center"/>
+        <w:rPr>
+          <w:rFonts w:cstheme="minorHAnsi"/>
+          <w:b/>
+          <w:bCs/>
+        </w:rPr>
+      </w:pPr>
+      <w:r>
+        <w:rPr>
+          <w:rFonts w:cstheme="minorHAnsi"/>
+          <w:b/>
+          <w:bCs/>
+        </w:rPr>
+        <w:t>Introduction</w:t>
+      </w:r>
+    </w:p>
+    <w:p>
+      <w:pPr>
+        <w:spacing w:line="480" w:lineRule="auto"/>
+        <w:ind w:firstLine="720"/>
+        <w:rPr>
+          <w:rFonts w:cstheme="minorHAnsi"/>
+        </w:rPr>
+      </w:pPr>
+      <w:r>
+        <w:rPr>
+          <w:rFonts w:cstheme="minorHAnsi"/>
+        </w:rPr>
+        <w:t>Significant transformations are observed in the digital dimension of the organizational environment, which are driven by the rapid advancements in cloud technologies, IoT devices, and enterprise networking paradigms. Even though cybersecurity technologies improve efficiency and productivity in cyberspace, it also poses new kinds of threats that may be exploited by adversaries. These kinds of threats include distributed denial of service attacks, scanning attacks, brute force attacks on authentication systems, and exploit attacks. </w:t>
+      </w:r>
+    </w:p>
+    <w:p>
+      <w:pPr>
+        <w:spacing w:line="480" w:lineRule="auto"/>
+        <w:ind w:firstLine="720"/>
+        <w:rPr>
+          <w:rFonts w:cstheme="minorHAnsi"/>
+        </w:rPr>
+      </w:pPr>
+      <w:r>
+        <w:rPr>
+          <w:rFonts w:cstheme="minorHAnsi"/>
+        </w:rPr>
+        <w:t>Intrusion Detection System (IDS) is an integral part of organizational security architecture</w:t>
+      </w:r>
+      <w:r>
+        <w:rPr>
+          <w:rFonts w:cstheme="minorHAnsi"/>
+        </w:rPr>
+        <w:t xml:space="preserve">. </w:t>
+      </w:r>
+      <w:r>
+        <w:rPr>
+          <w:rFonts w:cstheme="minorHAnsi"/>
+        </w:rPr>
+        <w:t xml:space="preserve">IDS technology can identify anomalies in the network of an organization. Conventional intrusion </w:t>
+      </w:r>
+      <w:r>
+        <w:rPr>
+          <w:rFonts w:cstheme="minorHAnsi"/>
+        </w:rPr>
+        <w:lastRenderedPageBreak/>
+        <w:t>detection systems use signature-based intrusion detection, in which the system compares the network packets with a database containing known signatures of attacks.</w:t>
+      </w:r>
+    </w:p>
+    <w:p>
+      <w:pPr>
+        <w:spacing w:line="480" w:lineRule="auto"/>
+        <w:ind w:firstLine="720"/>
+        <w:rPr>
+          <w:rFonts w:cstheme="minorHAnsi"/>
+        </w:rPr>
+      </w:pPr>
+      <w:r>
+        <w:rPr>
+          <w:rFonts w:cstheme="minorHAnsi"/>
+        </w:rPr>
+        <w:t>Machine learning is very important in providing tools for developing flexible intrusion detection systems. Machine learning algorithms are very important in developing efficient intrusion detection systems. In this regard, ensemble learning is the most dominant algorithm in developing intrusion detection systems, with Random Forest being the most dominant algorithm in this category.</w:t>
+      </w:r>
+    </w:p>
+    <w:p>
+      <w:pPr>
+        <w:spacing w:line="480" w:lineRule="auto"/>
+        <w:rPr>
+          <w:rFonts w:cstheme="minorHAnsi"/>
+        </w:rPr>
+      </w:pPr>
+      <w:r>
+        <w:rPr>
+          <w:rFonts w:cstheme="minorHAnsi"/>
+        </w:rPr>
+        <w:t>The objectives of the study are presented in the following manner:</w:t>
+      </w:r>
+    </w:p>
+    <w:p>
+      <w:pPr>
+        <w:pStyle w:val="ListParagraph"/>
+        <w:numPr>
+          <w:ilvl w:val="0"/>
+          <w:numId w:val="13"/>
+        </w:numPr>
+        <w:spacing w:line="480" w:lineRule="auto"/>
+        <w:rPr>
+          <w:rFonts w:cstheme="minorHAnsi"/>
+        </w:rPr>
+      </w:pPr>
+      <w:r>
+        <w:rPr>
+          <w:rFonts w:cstheme="minorHAnsi"/>
+        </w:rPr>
+        <w:t>Design and implement binary classification intrusion detection systems.</w:t>
+      </w:r>
+    </w:p>
+    <w:p>
+      <w:pPr>
+        <w:pStyle w:val="ListParagraph"/>
+        <w:numPr>
+          <w:ilvl w:val="0"/>
+          <w:numId w:val="13"/>
+        </w:numPr>
+        <w:spacing w:line="480" w:lineRule="auto"/>
+        <w:rPr>
+          <w:rFonts w:cstheme="minorHAnsi"/>
+        </w:rPr>
+      </w:pPr>
+      <w:r>
+        <w:rPr>
+          <w:rFonts w:cstheme="minorHAnsi"/>
+        </w:rPr>
+        <w:t>Design and implement multiclass classification intrusion detection systems.</w:t>
+      </w:r>
+    </w:p>
+    <w:p>
+      <w:pPr>
+        <w:pStyle w:val="ListParagraph"/>
+        <w:numPr>
+          <w:ilvl w:val="0"/>
+          <w:numId w:val="13"/>
+        </w:numPr>
+        <w:spacing w:line="480" w:lineRule="auto"/>
+        <w:rPr>
+          <w:rFonts w:cstheme="minorHAnsi"/>
+        </w:rPr>
+      </w:pPr>
+      <w:r>
+        <w:rPr>
+          <w:rFonts w:cstheme="minorHAnsi"/>
+        </w:rPr>
+        <w:t>Design and implement feature preprocessing using the ColumnTransformer method.</w:t>
+      </w:r>
+    </w:p>
+    <w:p>
+      <w:pPr>
+        <w:pStyle w:val="ListParagraph"/>
+        <w:numPr>
+          <w:ilvl w:val="0"/>
+          <w:numId w:val="13"/>
+        </w:numPr>
+        <w:spacing w:line="480" w:lineRule="auto"/>
+        <w:rPr>
+          <w:rFonts w:cstheme="minorHAnsi"/>
+        </w:rPr>
+      </w:pPr>
+      <w:r>
+        <w:rPr>
+          <w:rFonts w:cstheme="minorHAnsi"/>
+        </w:rPr>
+        <w:t>Design and implement systems to perform SHAP analysis.</w:t>
+      </w:r>
+    </w:p>
+    <w:p>
+      <w:pPr>
+        <w:pStyle w:val="ListParagraph"/>
+        <w:numPr>
+          <w:ilvl w:val="0"/>
+          <w:numId w:val="13"/>
+        </w:numPr>
+        <w:spacing w:line="480" w:lineRule="auto"/>
+        <w:rPr>
+          <w:rFonts w:cstheme="minorHAnsi"/>
+        </w:rPr>
+      </w:pPr>
+      <w:r>
+        <w:rPr>
+          <w:rFonts w:cstheme="minorHAnsi"/>
+        </w:rPr>
+        <w:t>Design and implement systems to run a Streamlit-based Security Operations Center.</w:t>
+      </w:r>
+    </w:p>
+    <w:p>
+      <w:pPr>
+        <w:spacing w:line="480" w:lineRule="auto"/>
+        <w:rPr>
+          <w:rFonts w:cstheme="minorHAnsi"/>
+        </w:rPr>
+      </w:pPr>
+      <w:r>
+        <w:rPr>
+          <w:rFonts w:cstheme="minorHAnsi"/>
+        </w:rPr>
+        <w:t> </w:t>
+      </w:r>
+      <w:r>
+        <w:rPr>
+          <w:rFonts w:cstheme="minorHAnsi"/>
+        </w:rPr>
+        <w:tab/>
+      </w:r>
+      <w:r>
+        <w:rPr>
+          <w:rFonts w:cstheme="minorHAnsi"/>
+        </w:rPr>
+        <w:t>The objectives of the proposed study are to bridge the gap between theoretical concepts of intrusion detection systems and their implementation. </w:t>
+      </w:r>
+      <w:r>
+        <w:rPr>
+          <w:rFonts w:cstheme="minorHAnsi"/>
+        </w:rPr>
+        <w:t xml:space="preserve"> </w:t>
+      </w:r>
+      <w:r>
+        <w:rPr>
+          <w:rFonts w:cstheme="minorHAnsi"/>
+        </w:rPr>
+        <w:pict w14:anchorId="0070ADD4">
+          <v:rect id="_x0000_i1027" style="width:0;height:1.5pt" o:hralign="center" o:hrstd="t" o:hr="t" fillcolor="#a0a0a0" stroked="f"/>
+        </w:pict>
+      </w:r>
+    </w:p>
+    <w:p>
+      <w:pPr>
+        <w:spacing w:line="480" w:lineRule="auto"/>
+        <w:jc w:val="center"/>
+        <w:rPr>
+          <w:rFonts w:cstheme="minorHAnsi"/>
+          <w:b/>
+          <w:bCs/>
+        </w:rPr>
+      </w:pPr>
+      <w:r>
+        <w:rPr>
+          <w:rFonts w:cstheme="minorHAnsi"/>
+          <w:b/>
+          <w:bCs/>
+        </w:rPr>
+        <w:t>Literature Review</w:t>
+      </w:r>
+    </w:p>
+    <w:p>
+      <w:pPr>
+        <w:spacing w:line="480" w:lineRule="auto"/>
+        <w:ind w:firstLine="720"/>
+        <w:rPr>
+          <w:rFonts w:cstheme="minorHAnsi"/>
+        </w:rPr>
+      </w:pPr>
+      <w:r>
+        <w:rPr>
+          <w:rFonts w:cstheme="minorHAnsi"/>
+        </w:rPr>
+        <w:t>Intrusion Detection Systems can be categorized into two types: Signature-Based IDS and Anomaly-Based IDS. In this approach, a library of known attack signatures is used for detection, which can be a disadvantage because a new attack can be launched at any time. In Anomaly-Based IDS, unusual behavior in a system is detected, which can be difficult to interpret.</w:t>
+      </w:r>
+    </w:p>
+    <w:p>
+      <w:pPr>
+        <w:spacing w:line="480" w:lineRule="auto"/>
+        <w:ind w:firstLine="720"/>
+        <w:rPr>
+          <w:rFonts w:cstheme="minorHAnsi"/>
+        </w:rPr>
+      </w:pPr>
+      <w:r>
+        <w:rPr>
+          <w:rFonts w:cstheme="minorHAnsi"/>
+        </w:rPr>
+        <w:t xml:space="preserve">Random Forest is an ensemble learning algorithm introduced by </w:t>
+      </w:r>
+      <w:sdt>
+        <w:sdtPr>
+          <w:rPr>
+            <w:rFonts w:cstheme="minorHAnsi"/>
+          </w:rPr>
+          <w:id w:val="-2028088911"/>
+          <w:citation/>
+        </w:sdtPr>
+        <w:sdtContent>
+          <w:r>
+            <w:rPr>
+              <w:rFonts w:cstheme="minorHAnsi"/>
+            </w:rPr>
+            <w:fldChar w:fldCharType="begin"/>
+          </w:r>
+          <w:r>
+            <w:rPr>
+              <w:rFonts w:cstheme="minorHAnsi"/>
+              <w:b/>
+              <w:bCs/>
+              <w:lang w:val="en-US"/>
+            </w:rPr>
+            <w:instrText>CITATION Bre01 \l 1033  \m Mol22 \m Sha23</w:instrText>
+          </w:r>
+          <w:r>
+            <w:rPr>
+              <w:rFonts w:cstheme="minorHAnsi"/>
+            </w:rPr>
+            <w:fldChar w:fldCharType="separate"/>
+          </w:r>
+          <w:r>
+            <w:rPr>
+              <w:rFonts w:cstheme="minorHAnsi"/>
+              <w:noProof/>
+              <w:lang w:val="en-US"/>
+            </w:rPr>
+            <w:t>(Breiman, 2001; Molnar, 2022; Sharma, 2023)</w:t>
+          </w:r>
+          <w:r>
+            <w:rPr>
+              <w:rFonts w:cstheme="minorHAnsi"/>
+            </w:rPr>
+            <w:fldChar w:fldCharType="end"/>
+          </w:r>
+        </w:sdtContent>
+      </w:sdt>
+      <w:r>
+        <w:rPr>
+          <w:rFonts w:cstheme="minorHAnsi"/>
+        </w:rPr>
+        <w:t xml:space="preserve"> </w:t>
+      </w:r>
+      <w:r>
+        <w:rPr>
+          <w:rFonts w:cstheme="minorHAnsi"/>
+        </w:rPr>
+        <w:t>in which multiple decision trees are constructed and combined through majority voting to improve classification accuracy.</w:t>
+      </w:r>
+    </w:p>
+    <w:p>
+      <w:pPr>
+        <w:spacing w:line="480" w:lineRule="auto"/>
+        <w:ind w:firstLine="720"/>
+        <w:rPr>
+          <w:rFonts w:cstheme="minorHAnsi"/>
+        </w:rPr>
+      </w:pPr>
+      <w:r>
+        <w:rPr>
+          <w:rFonts w:cstheme="minorHAnsi"/>
+        </w:rPr>
+        <w:lastRenderedPageBreak/>
+        <w:t xml:space="preserve">Machine learning techniques have been successfully applied in various domains such as medical diagnostics and surgical planning, demonstrating their capability to analyze complex datasets </w:t>
+      </w:r>
+      <w:sdt>
+        <w:sdtPr>
+          <w:rPr>
+            <w:rFonts w:cstheme="minorHAnsi"/>
+          </w:rPr>
+          <w:id w:val="-701247686"/>
+          <w:citation/>
+        </w:sdtPr>
+        <w:sdtContent>
+          <w:r>
+            <w:rPr>
+              <w:rFonts w:cstheme="minorHAnsi"/>
+            </w:rPr>
+            <w:fldChar w:fldCharType="begin"/>
+          </w:r>
+          <w:r>
+            <w:rPr>
+              <w:rFonts w:cstheme="minorHAnsi"/>
+              <w:b/>
+              <w:bCs/>
+              <w:lang w:val="en-US"/>
+            </w:rPr>
+            <w:instrText xml:space="preserve"> CITATION Zha21 \l 1033 </w:instrText>
+          </w:r>
+          <w:r>
+            <w:rPr>
+              <w:rFonts w:cstheme="minorHAnsi"/>
+            </w:rPr>
+            <w:fldChar w:fldCharType="separate"/>
+          </w:r>
+          <w:r>
+            <w:rPr>
+              <w:rFonts w:cstheme="minorHAnsi"/>
+              <w:noProof/>
+              <w:lang w:val="en-US"/>
+            </w:rPr>
+            <w:t>(Zhang, Chen, &amp; Li, 2021)</w:t>
+          </w:r>
+          <w:r>
+            <w:rPr>
+              <w:rFonts w:cstheme="minorHAnsi"/>
+            </w:rPr>
+            <w:fldChar w:fldCharType="end"/>
+          </w:r>
+        </w:sdtContent>
+      </w:sdt>
+      <w:r>
+        <w:rPr>
+          <w:rFonts w:cstheme="minorHAnsi"/>
+        </w:rPr>
+        <w:t>.</w:t>
+      </w:r>
+    </w:p>
+    <w:p>
+      <w:pPr>
+        <w:spacing w:line="480" w:lineRule="auto"/>
+        <w:ind w:firstLine="720"/>
+        <w:rPr>
+          <w:rFonts w:cstheme="minorHAnsi"/>
+        </w:rPr>
+      </w:pPr>
+      <w:r>
+        <w:rPr>
+          <w:rFonts w:cstheme="minorHAnsi"/>
+        </w:rPr>
+        <w:t>In recent times, Supervised Machine Learning algorithms are used in IDS systems, as researchers claim higher accuracy from algorithms such as Decision Trees, Support Vector Machines, K-Nearest Neighbors, Neural Networks, etc.</w:t>
+      </w:r>
+    </w:p>
+    <w:p>
+      <w:pPr>
+        <w:spacing w:line="480" w:lineRule="auto"/>
+        <w:ind w:firstLine="720"/>
+        <w:rPr>
+          <w:rFonts w:cstheme="minorHAnsi"/>
+        </w:rPr>
+      </w:pPr>
+      <w:r>
+        <w:rPr>
+          <w:rFonts w:cstheme="minorHAnsi"/>
+        </w:rPr>
+        <w:t xml:space="preserve">Explainable Artificial Intelligence (XAI) techniques have become increasingly important for improving transparency and trust in machine learning models used in security and forensic analysis </w:t>
+      </w:r>
+      <w:sdt>
+        <w:sdtPr>
+          <w:rPr>
+            <w:rFonts w:cstheme="minorHAnsi"/>
+          </w:rPr>
+          <w:id w:val="-1475520483"/>
+          <w:citation/>
+        </w:sdtPr>
+        <w:sdtContent>
+          <w:r>
+            <w:rPr>
+              <w:rFonts w:cstheme="minorHAnsi"/>
+            </w:rPr>
+            <w:fldChar w:fldCharType="begin"/>
+          </w:r>
+          <w:r>
+            <w:rPr>
+              <w:rFonts w:cstheme="minorHAnsi"/>
+              <w:b/>
+              <w:bCs/>
+              <w:lang w:val="en-US"/>
+            </w:rPr>
+            <w:instrText xml:space="preserve"> CITATION Kum25 \l 1033 </w:instrText>
+          </w:r>
+          <w:r>
+            <w:rPr>
+              <w:rFonts w:cstheme="minorHAnsi"/>
+            </w:rPr>
+            <w:fldChar w:fldCharType="separate"/>
+          </w:r>
+          <w:r>
+            <w:rPr>
+              <w:rFonts w:cstheme="minorHAnsi"/>
+              <w:noProof/>
+              <w:lang w:val="en-US"/>
+            </w:rPr>
+            <w:t>(Kumar &amp; Sharma, 2025)</w:t>
+          </w:r>
+          <w:r>
+            <w:rPr>
+              <w:rFonts w:cstheme="minorHAnsi"/>
+            </w:rPr>
+            <w:fldChar w:fldCharType="end"/>
+          </w:r>
+        </w:sdtContent>
+      </w:sdt>
+      <w:r>
+        <w:rPr>
+          <w:rFonts w:cstheme="minorHAnsi"/>
+        </w:rPr>
+        <w:t>.</w:t>
+      </w:r>
+    </w:p>
+    <w:p>
+      <w:pPr>
+        <w:spacing w:line="480" w:lineRule="auto"/>
+        <w:ind w:firstLine="720"/>
+        <w:rPr>
+          <w:rFonts w:cstheme="minorHAnsi"/>
+        </w:rPr>
+      </w:pPr>
+      <w:r>
+        <w:rPr>
+          <w:rFonts w:cstheme="minorHAnsi"/>
+        </w:rPr>
+        <w:t>The need for Explainable AI in IDS systems has arisen in today’s cyber world. In black-box models, a higher accuracy is obtained but is not dependable in all cases. SHAP values can be used for feature interpretation by computing Shapley values for each feature.</w:t>
+      </w:r>
+    </w:p>
+    <w:p>
+      <w:pPr>
+        <w:spacing w:line="480" w:lineRule="auto"/>
+        <w:ind w:firstLine="720"/>
+        <w:rPr>
+          <w:rFonts w:cstheme="minorHAnsi"/>
+        </w:rPr>
+      </w:pPr>
+      <w:r>
+        <w:rPr>
+          <w:rFonts w:cstheme="minorHAnsi"/>
+        </w:rPr>
+        <w:t xml:space="preserve">Verifying and validating model explainability is critical in high-stakes applications where AI decisions must be interpretable </w:t>
+      </w:r>
+      <w:sdt>
+        <w:sdtPr>
+          <w:rPr>
+            <w:rFonts w:cstheme="minorHAnsi"/>
+          </w:rPr>
+          <w:id w:val="-1021397660"/>
+          <w:citation/>
+        </w:sdtPr>
+        <w:sdtContent>
+          <w:r>
+            <w:rPr>
+              <w:rFonts w:cstheme="minorHAnsi"/>
+            </w:rPr>
+            <w:fldChar w:fldCharType="begin"/>
+          </w:r>
+          <w:r>
+            <w:rPr>
+              <w:rFonts w:cstheme="minorHAnsi"/>
+              <w:b/>
+              <w:bCs/>
+              <w:lang w:val="en-US"/>
+            </w:rPr>
+            <w:instrText xml:space="preserve"> CITATION LiY26 \l 1033 </w:instrText>
+          </w:r>
+          <w:r>
+            <w:rPr>
+              <w:rFonts w:cstheme="minorHAnsi"/>
+            </w:rPr>
+            <w:fldChar w:fldCharType="separate"/>
+          </w:r>
+          <w:r>
+            <w:rPr>
+              <w:rFonts w:cstheme="minorHAnsi"/>
+              <w:noProof/>
+              <w:lang w:val="en-US"/>
+            </w:rPr>
+            <w:t>(Li, Zhang, &amp; Wang, 2026)</w:t>
+          </w:r>
+          <w:r>
+            <w:rPr>
+              <w:rFonts w:cstheme="minorHAnsi"/>
+            </w:rPr>
+            <w:fldChar w:fldCharType="end"/>
+          </w:r>
+        </w:sdtContent>
+      </w:sdt>
+      <w:r>
+        <w:rPr>
+          <w:rFonts w:cstheme="minorHAnsi"/>
+        </w:rPr>
+        <w:t>.</w:t>
+      </w:r>
+    </w:p>
+    <w:p>
+      <w:pPr>
+        <w:spacing w:line="480" w:lineRule="auto"/>
+        <w:ind w:firstLine="720"/>
+        <w:rPr>
+          <w:rFonts w:cstheme="minorHAnsi"/>
+        </w:rPr>
+      </w:pPr>
+      <w:r>
+        <w:rPr>
+          <w:rFonts w:cstheme="minorHAnsi"/>
+        </w:rPr>
+        <w:t xml:space="preserve">Analytical models are widely used to evaluate complex decision-making systems and derive meaningful insights from large datasets </w:t>
+      </w:r>
+      <w:sdt>
+        <w:sdtPr>
+          <w:rPr>
+            <w:rFonts w:cstheme="minorHAnsi"/>
+          </w:rPr>
+          <w:id w:val="737594238"/>
+          <w:citation/>
+        </w:sdtPr>
+        <w:sdtContent>
+          <w:r>
+            <w:rPr>
+              <w:rFonts w:cstheme="minorHAnsi"/>
+            </w:rPr>
+            <w:fldChar w:fldCharType="begin"/>
+          </w:r>
+          <w:r>
+            <w:rPr>
+              <w:rFonts w:cstheme="minorHAnsi"/>
+              <w:b/>
+              <w:bCs/>
+              <w:lang w:val="en-US"/>
+            </w:rPr>
+            <w:instrText xml:space="preserve"> CITATION Sha23 \l 1033 </w:instrText>
+          </w:r>
+          <w:r>
+            <w:rPr>
+              <w:rFonts w:cstheme="minorHAnsi"/>
+            </w:rPr>
+            <w:fldChar w:fldCharType="separate"/>
+          </w:r>
+          <w:r>
+            <w:rPr>
+              <w:rFonts w:cstheme="minorHAnsi"/>
+              <w:noProof/>
+              <w:lang w:val="en-US"/>
+            </w:rPr>
+            <w:t>(Sharma, 2023)</w:t>
+          </w:r>
+          <w:r>
+            <w:rPr>
+              <w:rFonts w:cstheme="minorHAnsi"/>
+            </w:rPr>
+            <w:fldChar w:fldCharType="end"/>
+          </w:r>
+        </w:sdtContent>
+      </w:sdt>
+    </w:p>
+    <w:p>
+      <w:pPr>
+        <w:spacing w:line="480" w:lineRule="auto"/>
+        <w:rPr>
+          <w:rFonts w:cstheme="minorHAnsi"/>
+        </w:rPr>
+      </w:pPr>
+      <w:r>
+        <w:rPr>
+          <w:rFonts w:cstheme="minorHAnsi"/>
+        </w:rPr>
+        <w:t>Though many studies claim higher accuracy in IDS systems, only a few cover all these aspects:</w:t>
+      </w:r>
+    </w:p>
+    <w:p>
+      <w:pPr>
+        <w:pStyle w:val="ListParagraph"/>
+        <w:numPr>
+          <w:ilvl w:val="0"/>
+          <w:numId w:val="15"/>
+        </w:numPr>
+        <w:spacing w:line="480" w:lineRule="auto"/>
+        <w:rPr>
+          <w:rFonts w:cstheme="minorHAnsi"/>
+        </w:rPr>
+      </w:pPr>
+      <w:r>
+        <w:rPr>
+          <w:rFonts w:cstheme="minorHAnsi"/>
+        </w:rPr>
+        <w:t>Binary/Multi-class classification in a single IDS model</w:t>
+      </w:r>
+    </w:p>
+    <w:p>
+      <w:pPr>
+        <w:pStyle w:val="ListParagraph"/>
+        <w:numPr>
+          <w:ilvl w:val="0"/>
+          <w:numId w:val="15"/>
+        </w:numPr>
+        <w:spacing w:line="480" w:lineRule="auto"/>
+        <w:rPr>
+          <w:rFonts w:cstheme="minorHAnsi"/>
+        </w:rPr>
+      </w:pPr>
+      <w:r>
+        <w:rPr>
+          <w:rFonts w:cstheme="minorHAnsi"/>
+        </w:rPr>
+        <w:t>Data preprocessing for structured data in IDS systems</w:t>
+      </w:r>
+    </w:p>
+    <w:p>
+      <w:pPr>
+        <w:pStyle w:val="ListParagraph"/>
+        <w:numPr>
+          <w:ilvl w:val="0"/>
+          <w:numId w:val="15"/>
+        </w:numPr>
+        <w:spacing w:line="480" w:lineRule="auto"/>
+        <w:rPr>
+          <w:rFonts w:cstheme="minorHAnsi"/>
+        </w:rPr>
+      </w:pPr>
+      <w:r>
+        <w:rPr>
+          <w:rFonts w:cstheme="minorHAnsi"/>
+        </w:rPr>
+        <w:t>Explainability in IDS systems</w:t>
+      </w:r>
+    </w:p>
+    <w:p>
+      <w:pPr>
+        <w:pStyle w:val="ListParagraph"/>
+        <w:numPr>
+          <w:ilvl w:val="0"/>
+          <w:numId w:val="15"/>
+        </w:numPr>
+        <w:spacing w:line="480" w:lineRule="auto"/>
+        <w:rPr>
+          <w:rFonts w:cstheme="minorHAnsi"/>
+        </w:rPr>
+      </w:pPr>
+      <w:r>
+        <w:rPr>
+          <w:rFonts w:cstheme="minorHAnsi"/>
+        </w:rPr>
+        <w:t>Developing a deployable IDS model</w:t>
+      </w:r>
+    </w:p>
+    <w:p>
+      <w:pPr>
+        <w:spacing w:line="480" w:lineRule="auto"/>
+        <w:rPr>
+          <w:rFonts w:cstheme="minorHAnsi"/>
+        </w:rPr>
+      </w:pPr>
+      <w:r>
+        <w:rPr>
+          <w:rFonts w:cstheme="minorHAnsi"/>
+        </w:rPr>
+        <w:t>In this study, a framework is proposed that covers all these aspects in a single model for a complete solution in IDS systems.</w:t>
+      </w:r>
+    </w:p>
+    <w:p>
+      <w:pPr>
+        <w:spacing w:line="480" w:lineRule="auto"/>
+        <w:jc w:val="center"/>
+        <w:rPr>
+          <w:rFonts w:cstheme="minorHAnsi"/>
+          <w:b/>
+          <w:bCs/>
+        </w:rPr>
+      </w:pPr>
+      <w:r>
+        <w:rPr>
+          <w:rFonts w:cstheme="minorHAnsi"/>
+          <w:b/>
+          <w:bCs/>
+        </w:rPr>
+        <w:lastRenderedPageBreak/>
+        <w:t>Methodology</w:t>
+      </w:r>
+    </w:p>
+    <w:p>
+      <w:pPr>
+        <w:spacing w:line="480" w:lineRule="auto"/>
+        <w:rPr>
+          <w:rFonts w:cstheme="minorHAnsi"/>
+          <w:b/>
+          <w:bCs/>
+        </w:rPr>
+      </w:pPr>
+      <w:r>
+        <w:rPr>
+          <w:rFonts w:cstheme="minorHAnsi"/>
+          <w:b/>
+          <w:bCs/>
+          <w:u w:val="single"/>
+        </w:rPr>
+        <w:t>Dataset Snapshot</w:t>
+      </w:r>
+      <w:r>
+        <w:rPr>
+          <w:rFonts w:cstheme="minorHAnsi"/>
+          <w:b/>
+          <w:bCs/>
+        </w:rPr>
+        <w:t>:</w:t>
+      </w:r>
+    </w:p>
+    <w:p>
+      <w:pPr>
+        <w:spacing w:line="480" w:lineRule="auto"/>
+        <w:ind w:firstLine="360"/>
+        <w:rPr>
+          <w:rFonts w:cstheme="minorHAnsi"/>
+        </w:rPr>
+      </w:pPr>
+      <w:r>
+        <w:rPr>
+          <w:rFonts w:cstheme="minorHAnsi"/>
+        </w:rPr>
+        <w:t xml:space="preserve">Our model is trained on the </w:t>
+      </w:r>
+      <w:r>
+        <w:rPr>
+          <w:rFonts w:cstheme="minorHAnsi"/>
+          <w:b/>
+          <w:bCs/>
+        </w:rPr>
+        <w:t>UNSW-NB15 dataset</w:t>
+      </w:r>
+      <w:r>
+        <w:rPr>
+          <w:rFonts w:cstheme="minorHAnsi"/>
+        </w:rPr>
+        <w:t xml:space="preserve">, a modern network intrusion detection dataset that contains both normal and malicious traffic generated in a realistic network environment </w:t>
+      </w:r>
+      <w:sdt>
+        <w:sdtPr>
+          <w:rPr>
+            <w:rFonts w:cstheme="minorHAnsi"/>
+          </w:rPr>
+          <w:id w:val="-934124971"/>
+          <w:citation/>
+        </w:sdtPr>
+        <w:sdtContent>
+          <w:r>
+            <w:rPr>
+              <w:rFonts w:cstheme="minorHAnsi"/>
+            </w:rPr>
+            <w:fldChar w:fldCharType="begin"/>
+          </w:r>
+          <w:r>
+            <w:rPr>
+              <w:rFonts w:cstheme="minorHAnsi"/>
+              <w:b/>
+              <w:bCs/>
+              <w:lang w:val="en-US"/>
+            </w:rPr>
+            <w:instrText xml:space="preserve">CITATION Mou15 \l 1033 </w:instrText>
+          </w:r>
+          <w:r>
+            <w:rPr>
+              <w:rFonts w:cstheme="minorHAnsi"/>
+            </w:rPr>
+            <w:fldChar w:fldCharType="separate"/>
+          </w:r>
+          <w:r>
+            <w:rPr>
+              <w:rFonts w:cstheme="minorHAnsi"/>
+              <w:noProof/>
+              <w:lang w:val="en-US"/>
+            </w:rPr>
+            <w:t>(Moustafa &amp; Slay, 2015)</w:t>
+          </w:r>
+          <w:r>
+            <w:rPr>
+              <w:rFonts w:cstheme="minorHAnsi"/>
+            </w:rPr>
+            <w:fldChar w:fldCharType="end"/>
+          </w:r>
+        </w:sdtContent>
+      </w:sdt>
+      <w:r>
+        <w:rPr>
+          <w:rFonts w:cstheme="minorHAnsi"/>
+        </w:rPr>
+        <w:t xml:space="preserve">, </w:t>
+      </w:r>
+      <w:r>
+        <w:rPr>
+          <w:rFonts w:cstheme="minorHAnsi"/>
+        </w:rPr>
+        <w:t xml:space="preserve">which includes both real and synthetic traffic, thereby </w:t>
+      </w:r>
+      <w:r>
+        <w:rPr>
+          <w:rFonts w:cstheme="minorHAnsi"/>
+        </w:rPr>
+        <w:t xml:space="preserve">resembling real-world attacks. The dataset </w:t>
+      </w:r>
+      <w:r>
+        <w:rPr>
+          <w:rFonts w:cstheme="minorHAnsi"/>
+        </w:rPr>
+        <w:t>comprises 49 features, all of which pertain to flow properties, such as duration, protocol, service, source bytes, and various statistics</w:t>
+      </w:r>
+      <w:r>
+        <w:rPr>
+          <w:rFonts w:cstheme="minorHAnsi"/>
+        </w:rPr>
+        <w:t>. The problem types that the model solves are binary as well as multi-class classification.</w:t>
+      </w:r>
+    </w:p>
+    <w:p>
+      <w:pPr>
+        <w:pStyle w:val="ListParagraph"/>
+        <w:numPr>
+          <w:ilvl w:val="0"/>
+          <w:numId w:val="15"/>
+        </w:numPr>
+        <w:spacing w:line="480" w:lineRule="auto"/>
+        <w:rPr>
+          <w:rFonts w:cstheme="minorHAnsi"/>
+        </w:rPr>
+      </w:pPr>
+      <w:r>
+        <w:rPr>
+          <w:rFonts w:cstheme="minorHAnsi"/>
+        </w:rPr>
+        <w:t>Binary classification:</w:t>
+      </w:r>
+    </w:p>
+    <w:p>
+      <w:pPr>
+        <w:pStyle w:val="ListParagraph"/>
+        <w:numPr>
+          <w:ilvl w:val="1"/>
+          <w:numId w:val="15"/>
+        </w:numPr>
+        <w:spacing w:line="480" w:lineRule="auto"/>
+        <w:rPr>
+          <w:rFonts w:cstheme="minorHAnsi"/>
+        </w:rPr>
+      </w:pPr>
+      <w:r>
+        <w:rPr>
+          <w:rFonts w:cstheme="minorHAnsi"/>
+        </w:rPr>
+        <w:t>Class 0: Normal traffic</w:t>
+      </w:r>
+    </w:p>
+    <w:p>
+      <w:pPr>
+        <w:pStyle w:val="ListParagraph"/>
+        <w:numPr>
+          <w:ilvl w:val="1"/>
+          <w:numId w:val="15"/>
+        </w:numPr>
+        <w:spacing w:line="480" w:lineRule="auto"/>
+        <w:rPr>
+          <w:rFonts w:cstheme="minorHAnsi"/>
+        </w:rPr>
+      </w:pPr>
+      <w:r>
+        <w:rPr>
+          <w:rFonts w:cstheme="minorHAnsi"/>
+        </w:rPr>
+        <w:t>Class 1: Malicious traffic</w:t>
+      </w:r>
+    </w:p>
+    <w:p>
+      <w:pPr>
+        <w:pStyle w:val="ListParagraph"/>
+        <w:numPr>
+          <w:ilvl w:val="0"/>
+          <w:numId w:val="15"/>
+        </w:numPr>
+        <w:spacing w:line="480" w:lineRule="auto"/>
+        <w:rPr>
+          <w:rFonts w:cstheme="minorHAnsi"/>
+        </w:rPr>
+      </w:pPr>
+      <w:r>
+        <w:rPr>
+          <w:rFonts w:cstheme="minorHAnsi"/>
+        </w:rPr>
+        <w:t>Multi-class classification:</w:t>
+      </w:r>
+    </w:p>
+    <w:p>
+      <w:pPr>
+        <w:pStyle w:val="ListParagraph"/>
+        <w:numPr>
+          <w:ilvl w:val="1"/>
+          <w:numId w:val="15"/>
+        </w:numPr>
+        <w:spacing w:line="480" w:lineRule="auto"/>
+        <w:rPr>
+          <w:rFonts w:cstheme="minorHAnsi"/>
+        </w:rPr>
+      </w:pPr>
+      <w:r>
+        <w:rPr>
+          <w:rFonts w:cstheme="minorHAnsi"/>
+        </w:rPr>
+        <w:t>The traffic is classified into various types of attacks, such as Exploits, DoS, Fuzzers, Reconnaissance, etc.</w:t>
+      </w:r>
+    </w:p>
+    <w:p>
+      <w:pPr>
+        <w:spacing w:line="480" w:lineRule="auto"/>
+        <w:jc w:val="center"/>
+        <w:rPr>
+          <w:rFonts w:cstheme="minorHAnsi"/>
+        </w:rPr>
+      </w:pPr>
+      <w:r>
+        <w:rPr>
+          <w:rFonts w:cstheme="minorHAnsi"/>
+          <w:noProof/>
+        </w:rPr>
+        <w:drawing>
+          <wp:inline distT="0" distB="0" distL="0" distR="0" wp14:anchorId="60ACAA7A" wp14:editId="324601A1">
+            <wp:extent cx="5243945" cy="3141371"/>
+            <wp:effectExtent l="0" t="0" r="0" b="1905"/>
+            <wp:docPr id="1739308428" name="Picture 1"/>
+            <wp:cNvGraphicFramePr>
+              <a:graphicFrameLocks xmlns:a="http://schemas.openxmlformats.org/drawingml/2006/main" noChangeAspect="1"/>
+            </wp:cNvGraphicFramePr>
+            <a:graphic xmlns:a="http://schemas.openxmlformats.org/drawingml/2006/main">
+              <a:graphicData uri="http://schemas.openxmlformats.org/drawingml/2006/picture">
+                <pic:pic xmlns:pic="http://schemas.openxmlformats.org/drawingml/2006/picture">
+                  <pic:nvPicPr>
+                    <pic:cNvPr id="1739308428" name=""/>
+                    <pic:cNvPicPr/>
+                  </pic:nvPicPr>
+                  <pic:blipFill>
+                    <a:blip r:embed="rId12"/>
+                    <a:stretch>
+                      <a:fillRect/>
+                    </a:stretch>
+                  </pic:blipFill>
+                  <pic:spPr>
+                    <a:xfrm>
+                      <a:off x="0" y="0"/>
+                      <a:ext cx="5258253" cy="3149942"/>
+                    </a:xfrm>
+                    <a:prstGeom prst="rect">
+                      <a:avLst/>
+                    </a:prstGeom>
+                  </pic:spPr>
+                </pic:pic>
+              </a:graphicData>
+            </a:graphic>
+          </wp:inline>
+        </w:drawing>
+      </w:r>
+    </w:p>
+    <w:p>
+      <w:pPr>
+        <w:spacing w:line="480" w:lineRule="auto"/>
+        <w:jc w:val="center"/>
+        <w:rPr>
+          <w:rFonts w:cstheme="minorHAnsi"/>
+        </w:rPr>
+      </w:pPr>
+      <w:r>
+        <w:rPr>
+          <w:rFonts w:cstheme="minorHAnsi"/>
+        </w:rPr>
+        <w:t>Figure 1. Architecture of the proposed AI-based Intrusion Detection System.</w:t>
+      </w:r>
+    </w:p>
+    <w:p>
+      <w:pPr>
+        <w:spacing w:line="480" w:lineRule="auto"/>
+        <w:rPr>
+          <w:rFonts w:cstheme="minorHAnsi"/>
+          <w:b/>
+          <w:bCs/>
+        </w:rPr>
+      </w:pPr>
+      <w:r>
+        <w:rPr>
+          <w:rFonts w:cstheme="minorHAnsi"/>
+          <w:b/>
+          <w:bCs/>
+          <w:u w:val="single"/>
+        </w:rPr>
+        <w:lastRenderedPageBreak/>
+        <w:t>Data</w:t>
+      </w:r>
+      <w:r>
+        <w:rPr>
+          <w:rFonts w:cstheme="minorHAnsi"/>
+          <w:b/>
+          <w:bCs/>
+          <w:u w:val="single"/>
+        </w:rPr>
+        <w:t>set Description</w:t>
+      </w:r>
+      <w:r>
+        <w:rPr>
+          <w:rFonts w:cstheme="minorHAnsi"/>
+          <w:b/>
+          <w:bCs/>
+        </w:rPr>
+        <w:t>:</w:t>
+      </w:r>
+    </w:p>
+    <w:p>
+      <w:pPr>
+        <w:spacing w:line="480" w:lineRule="auto"/>
+        <w:rPr>
+          <w:rFonts w:cstheme="minorHAnsi"/>
+        </w:rPr>
+      </w:pPr>
+      <w:r>
+        <w:rPr>
+          <w:rFonts w:ascii="Segoe UI Emoji" w:hAnsi="Segoe UI Emoji" w:cs="Segoe UI Emoji"/>
+          <w:b/>
+          <w:bCs/>
+          <w:noProof/>
           <w:sz w:val="24"/>
           <w:szCs w:val="24"/>
         </w:rPr>
-      </w:pPr>
-    </w:p>
-    <w:p>
-      <w:pPr>
-        <w:spacing w:line="360" w:lineRule="auto"/>
-        <w:rPr>
-          <w:rFonts w:ascii="Times New Roman" w:hAnsi="Times New Roman" w:cs="Times New Roman"/>
-          <w:b/>
-          <w:bCs/>
+        <w:drawing>
+          <wp:inline distT="0" distB="0" distL="0" distR="0" wp14:anchorId="44A031B4" wp14:editId="4618C6F9">
+            <wp:extent cx="3020291" cy="2657228"/>
+            <wp:effectExtent l="0" t="0" r="8890" b="0"/>
+            <wp:docPr id="1374637318" name="Picture 1"/>
+            <wp:cNvGraphicFramePr>
+              <a:graphicFrameLocks xmlns:a="http://schemas.openxmlformats.org/drawingml/2006/main" noChangeAspect="1"/>
+            </wp:cNvGraphicFramePr>
+            <a:graphic xmlns:a="http://schemas.openxmlformats.org/drawingml/2006/main">
+              <a:graphicData uri="http://schemas.openxmlformats.org/drawingml/2006/picture">
+                <pic:pic xmlns:pic="http://schemas.openxmlformats.org/drawingml/2006/picture">
+                  <pic:nvPicPr>
+                    <pic:cNvPr id="1374637318" name=""/>
+                    <pic:cNvPicPr/>
+                  </pic:nvPicPr>
+                  <pic:blipFill>
+                    <a:blip r:embed="rId13"/>
+                    <a:stretch>
+                      <a:fillRect/>
+                    </a:stretch>
+                  </pic:blipFill>
+                  <pic:spPr>
+                    <a:xfrm>
+                      <a:off x="0" y="0"/>
+                      <a:ext cx="3063695" cy="2695415"/>
+                    </a:xfrm>
+                    <a:prstGeom prst="rect">
+                      <a:avLst/>
+                    </a:prstGeom>
+                  </pic:spPr>
+                </pic:pic>
+              </a:graphicData>
+            </a:graphic>
+          </wp:inline>
+        </w:drawing>
+      </w:r>
+    </w:p>
+    <w:p>
+      <w:pPr>
+        <w:spacing w:line="480" w:lineRule="auto"/>
+        <w:rPr>
+          <w:rFonts w:cstheme="minorHAnsi"/>
+        </w:rPr>
+      </w:pPr>
+      <w:r>
+        <w:rPr>
+          <w:rFonts w:cstheme="minorHAnsi"/>
+        </w:rPr>
+        <w:t>Figure 2. Distribution of attack categories in the UNSW-NB15 dataset.</w:t>
+      </w:r>
+    </w:p>
+    <w:p>
+      <w:pPr>
+        <w:spacing w:line="480" w:lineRule="auto"/>
+        <w:rPr>
+          <w:rFonts w:cstheme="minorHAnsi"/>
+          <w:b/>
+          <w:bCs/>
+        </w:rPr>
+      </w:pPr>
+      <w:r>
+        <w:rPr>
+          <w:rFonts w:cstheme="minorHAnsi"/>
+          <w:b/>
+          <w:bCs/>
+          <w:u w:val="single"/>
+        </w:rPr>
+        <w:t>Data Preprocessing</w:t>
+      </w:r>
+      <w:r>
+        <w:rPr>
+          <w:rFonts w:cstheme="minorHAnsi"/>
+          <w:b/>
+          <w:bCs/>
+        </w:rPr>
+        <w:t>:</w:t>
+      </w:r>
+    </w:p>
+    <w:p>
+      <w:pPr>
+        <w:spacing w:line="480" w:lineRule="auto"/>
+        <w:rPr>
+          <w:rFonts w:cstheme="minorHAnsi"/>
+        </w:rPr>
+      </w:pPr>
+      <w:r>
+        <w:rPr>
+          <w:rFonts w:cstheme="minorHAnsi"/>
+        </w:rPr>
+        <w:t>We are using a ColumnTransformer to ensure proper and leakage-free data preprocessing.</w:t>
+      </w:r>
+    </w:p>
+    <w:p>
+      <w:pPr>
+        <w:pStyle w:val="ListParagraph"/>
+        <w:numPr>
+          <w:ilvl w:val="0"/>
+          <w:numId w:val="15"/>
+        </w:numPr>
+        <w:spacing w:line="480" w:lineRule="auto"/>
+        <w:rPr>
+          <w:rFonts w:cstheme="minorHAnsi"/>
+        </w:rPr>
+      </w:pPr>
+      <w:r>
+        <w:rPr>
+          <w:rFonts w:cstheme="minorHAnsi"/>
+        </w:rPr>
+        <w:t>Numerical features are standardized using StandardScaler.</w:t>
+      </w:r>
+    </w:p>
+    <w:p>
+      <w:pPr>
+        <w:pStyle w:val="ListParagraph"/>
+        <w:numPr>
+          <w:ilvl w:val="0"/>
+          <w:numId w:val="15"/>
+        </w:numPr>
+        <w:spacing w:line="480" w:lineRule="auto"/>
+        <w:rPr>
+          <w:rFonts w:cstheme="minorHAnsi"/>
+        </w:rPr>
+      </w:pPr>
+      <w:r>
+        <w:rPr>
+          <w:rFonts w:cstheme="minorHAnsi"/>
+        </w:rPr>
+        <w:t>Categorical features are encoded using OneHotEncoder.</w:t>
+      </w:r>
+    </w:p>
+    <w:p>
+      <w:pPr>
+        <w:spacing w:line="480" w:lineRule="auto"/>
+        <w:rPr>
+          <w:rFonts w:cstheme="minorHAnsi"/>
+          <w:b/>
+          <w:bCs/>
+        </w:rPr>
+      </w:pPr>
+      <w:r>
+        <w:rPr>
+          <w:rFonts w:cstheme="minorHAnsi"/>
+          <w:b/>
+          <w:bCs/>
+          <w:u w:val="single"/>
+        </w:rPr>
+        <w:t>Model Development</w:t>
+      </w:r>
+      <w:r>
+        <w:rPr>
+          <w:rFonts w:cstheme="minorHAnsi"/>
+          <w:b/>
+          <w:bCs/>
+        </w:rPr>
+        <w:t>:</w:t>
+      </w:r>
+    </w:p>
+    <w:p>
+      <w:pPr>
+        <w:spacing w:line="480" w:lineRule="auto"/>
+        <w:ind w:firstLine="360"/>
+        <w:rPr>
+          <w:rFonts w:cstheme="minorHAnsi"/>
+        </w:rPr>
+      </w:pPr>
+      <w:r>
+        <w:rPr>
+          <w:rFonts w:cstheme="minorHAnsi"/>
+        </w:rPr>
+        <w:t>We chose Random Forest as a classifier because it works with both structured data, various types of features, and prevents overfitting through ensemble averaging, providing insights into the features.</w:t>
+      </w:r>
+    </w:p>
+    <w:p>
+      <w:pPr>
+        <w:pStyle w:val="ListParagraph"/>
+        <w:numPr>
+          <w:ilvl w:val="0"/>
+          <w:numId w:val="15"/>
+        </w:numPr>
+        <w:spacing w:line="480" w:lineRule="auto"/>
+        <w:rPr>
+          <w:rFonts w:cstheme="minorHAnsi"/>
+        </w:rPr>
+      </w:pPr>
+      <w:r>
+        <w:rPr>
+          <w:rFonts w:cstheme="minorHAnsi"/>
+        </w:rPr>
+        <w:t>Binary classifier</w:t>
+      </w:r>
+    </w:p>
+    <w:p>
+      <w:pPr>
+        <w:pStyle w:val="ListParagraph"/>
+        <w:numPr>
+          <w:ilvl w:val="0"/>
+          <w:numId w:val="15"/>
+        </w:numPr>
+        <w:spacing w:line="480" w:lineRule="auto"/>
+        <w:rPr>
+          <w:rFonts w:cstheme="minorHAnsi"/>
+        </w:rPr>
+      </w:pPr>
+      <w:r>
+        <w:rPr>
+          <w:rFonts w:cstheme="minorHAnsi"/>
+        </w:rPr>
+        <w:t>Multi-class classifier</w:t>
+      </w:r>
+    </w:p>
+    <w:p>
+      <w:pPr>
+        <w:spacing w:line="480" w:lineRule="auto"/>
+        <w:rPr>
+          <w:rFonts w:cstheme="minorHAnsi"/>
+        </w:rPr>
+      </w:pPr>
+    </w:p>
+    <w:p>
+      <w:pPr>
+        <w:spacing w:line="480" w:lineRule="auto"/>
+        <w:rPr>
+          <w:rFonts w:cstheme="minorHAnsi"/>
+        </w:rPr>
+      </w:pPr>
+    </w:p>
+    <w:p>
+      <w:pPr>
+        <w:spacing w:line="480" w:lineRule="auto"/>
+        <w:rPr>
+          <w:rFonts w:cstheme="minorHAnsi"/>
+          <w:b/>
+          <w:bCs/>
+        </w:rPr>
+      </w:pPr>
+      <w:r>
+        <w:rPr>
+          <w:rFonts w:cstheme="minorHAnsi"/>
+          <w:b/>
+          <w:bCs/>
+          <w:u w:val="single"/>
+        </w:rPr>
+        <w:lastRenderedPageBreak/>
+        <w:t>Evaluation Metrics</w:t>
+      </w:r>
+      <w:r>
+        <w:rPr>
+          <w:rFonts w:cstheme="minorHAnsi"/>
+          <w:b/>
+          <w:bCs/>
+        </w:rPr>
+        <w:t>:</w:t>
+      </w:r>
+    </w:p>
+    <w:p>
+      <w:pPr>
+        <w:spacing w:line="480" w:lineRule="auto"/>
+        <w:rPr>
+          <w:rFonts w:cstheme="minorHAnsi"/>
+        </w:rPr>
+      </w:pPr>
+      <w:r>
+        <w:rPr>
+          <w:rFonts w:cstheme="minorHAnsi"/>
+        </w:rPr>
+        <w:t>Our model's performance is evaluated based on the following metrics.</w:t>
+      </w:r>
+    </w:p>
+    <w:p>
+      <w:pPr>
+        <w:pStyle w:val="ListParagraph"/>
+        <w:numPr>
+          <w:ilvl w:val="0"/>
+          <w:numId w:val="15"/>
+        </w:numPr>
+        <w:spacing w:line="480" w:lineRule="auto"/>
+        <w:rPr>
+          <w:rFonts w:cstheme="minorHAnsi"/>
+        </w:rPr>
+      </w:pPr>
+      <w:r>
+        <w:rPr>
+          <w:rFonts w:cstheme="minorHAnsi"/>
+        </w:rPr>
+        <w:t>Accuracy</w:t>
+      </w:r>
+    </w:p>
+    <w:p>
+      <w:pPr>
+        <w:pStyle w:val="ListParagraph"/>
+        <w:numPr>
+          <w:ilvl w:val="0"/>
+          <w:numId w:val="15"/>
+        </w:numPr>
+        <w:spacing w:line="480" w:lineRule="auto"/>
+        <w:rPr>
+          <w:rFonts w:cstheme="minorHAnsi"/>
+        </w:rPr>
+      </w:pPr>
+      <w:r>
+        <w:rPr>
+          <w:rFonts w:cstheme="minorHAnsi"/>
+        </w:rPr>
+        <w:t>Precision</w:t>
+      </w:r>
+    </w:p>
+    <w:p>
+      <w:pPr>
+        <w:pStyle w:val="ListParagraph"/>
+        <w:numPr>
+          <w:ilvl w:val="0"/>
+          <w:numId w:val="15"/>
+        </w:numPr>
+        <w:spacing w:line="480" w:lineRule="auto"/>
+        <w:rPr>
+          <w:rFonts w:cstheme="minorHAnsi"/>
+        </w:rPr>
+      </w:pPr>
+      <w:r>
+        <w:rPr>
+          <w:rFonts w:cstheme="minorHAnsi"/>
+        </w:rPr>
+        <w:t>Recall</w:t>
+      </w:r>
+    </w:p>
+    <w:p>
+      <w:pPr>
+        <w:pStyle w:val="ListParagraph"/>
+        <w:numPr>
+          <w:ilvl w:val="0"/>
+          <w:numId w:val="15"/>
+        </w:numPr>
+        <w:spacing w:line="480" w:lineRule="auto"/>
+        <w:rPr>
+          <w:rFonts w:cstheme="minorHAnsi"/>
+        </w:rPr>
+      </w:pPr>
+      <w:r>
+        <w:rPr>
+          <w:rFonts w:cstheme="minorHAnsi"/>
+        </w:rPr>
+        <w:t>F1 score</w:t>
+      </w:r>
+    </w:p>
+    <w:p>
+      <w:pPr>
+        <w:pStyle w:val="ListParagraph"/>
+        <w:numPr>
+          <w:ilvl w:val="0"/>
+          <w:numId w:val="15"/>
+        </w:numPr>
+        <w:spacing w:line="480" w:lineRule="auto"/>
+        <w:rPr>
+          <w:rFonts w:cstheme="minorHAnsi"/>
+        </w:rPr>
+      </w:pPr>
+      <w:r>
+        <w:rPr>
+          <w:rFonts w:cstheme="minorHAnsi"/>
+        </w:rPr>
+        <w:t>Macro F1 score</w:t>
+      </w:r>
+    </w:p>
+    <w:p>
+      <w:pPr>
+        <w:spacing w:line="480" w:lineRule="auto"/>
+        <w:rPr>
+          <w:rFonts w:cstheme="minorHAnsi"/>
+          <w:b/>
+          <w:bCs/>
+        </w:rPr>
+      </w:pPr>
+      <w:r>
+        <w:rPr>
+          <w:rFonts w:cstheme="minorHAnsi"/>
+          <w:b/>
+          <w:bCs/>
+          <w:u w:val="single"/>
+        </w:rPr>
+        <w:t>Explainability</w:t>
+      </w:r>
+      <w:r>
+        <w:rPr>
+          <w:rFonts w:cstheme="minorHAnsi"/>
+          <w:b/>
+          <w:bCs/>
+        </w:rPr>
+        <w:t>:</w:t>
+      </w:r>
+    </w:p>
+    <w:p>
+      <w:pPr>
+        <w:spacing w:line="480" w:lineRule="auto"/>
+        <w:rPr>
+          <w:rFonts w:cstheme="minorHAnsi"/>
+        </w:rPr>
+      </w:pPr>
+      <w:r>
+        <w:rPr>
+          <w:rFonts w:cstheme="minorHAnsi"/>
+        </w:rPr>
+        <w:t>We are using SHAP TreeExplainer to improve the transparency of the classification results.</w:t>
+      </w:r>
+    </w:p>
+    <w:p>
+      <w:pPr>
+        <w:pStyle w:val="ListParagraph"/>
+        <w:numPr>
+          <w:ilvl w:val="0"/>
+          <w:numId w:val="15"/>
+        </w:numPr>
+        <w:spacing w:line="480" w:lineRule="auto"/>
+        <w:rPr>
+          <w:rFonts w:cstheme="minorHAnsi"/>
+        </w:rPr>
+      </w:pPr>
+      <w:r>
+        <w:rPr>
+          <w:rFonts w:cstheme="minorHAnsi"/>
+        </w:rPr>
+        <w:t>To identify the globally important features.</w:t>
+      </w:r>
+    </w:p>
+    <w:p>
+      <w:pPr>
+        <w:pStyle w:val="ListParagraph"/>
+        <w:numPr>
+          <w:ilvl w:val="0"/>
+          <w:numId w:val="15"/>
+        </w:numPr>
+        <w:spacing w:line="480" w:lineRule="auto"/>
+        <w:rPr>
+          <w:rFonts w:cstheme="minorHAnsi"/>
+        </w:rPr>
+      </w:pPr>
+      <w:r>
+        <w:rPr>
+          <w:rFonts w:cstheme="minorHAnsi"/>
+        </w:rPr>
+        <w:t>To explain individual predictions.</w:t>
+      </w:r>
+    </w:p>
+    <w:p>
+      <w:pPr>
+        <w:pStyle w:val="ListParagraph"/>
+        <w:numPr>
+          <w:ilvl w:val="0"/>
+          <w:numId w:val="15"/>
+        </w:numPr>
+        <w:spacing w:line="480" w:lineRule="auto"/>
+        <w:rPr>
+          <w:rFonts w:cstheme="minorHAnsi"/>
+        </w:rPr>
+      </w:pPr>
+      <w:r>
+        <w:rPr>
+          <w:rFonts w:cstheme="minorHAnsi"/>
+        </w:rPr>
+        <w:t>To improve the transparency of the classification results.</w:t>
+      </w:r>
+    </w:p>
+    <w:p>
+      <w:pPr>
+        <w:pStyle w:val="NormalWeb"/>
+        <w:ind w:firstLine="360"/>
+      </w:pPr>
+      <w:r>
+        <w:t xml:space="preserve">To interpret the predictions of the trained model, SHAP values were used to quantify the contribution of each feature to the final </w:t>
+      </w:r>
+      <w:r>
+        <w:t>prediction</w:t>
+      </w:r>
+      <w:r>
+        <w:rPr>
+          <w:rStyle w:val="Strong"/>
+          <w:rFonts w:eastAsiaTheme="majorEastAsia"/>
+        </w:rPr>
+        <w:t xml:space="preserve"> </w:t>
+      </w:r>
+      <w:sdt>
+        <w:sdtPr>
+          <w:rPr>
+            <w:rStyle w:val="Strong"/>
+            <w:rFonts w:eastAsiaTheme="majorEastAsia"/>
+          </w:rPr>
+          <w:id w:val="-1208569098"/>
+          <w:citation/>
+        </w:sdtPr>
+        <w:sdtContent>
+          <w:r>
+            <w:rPr>
+              <w:rStyle w:val="Strong"/>
+              <w:rFonts w:eastAsiaTheme="majorEastAsia"/>
+            </w:rPr>
+            <w:fldChar w:fldCharType="begin"/>
+          </w:r>
+          <w:r>
+            <w:rPr>
+              <w:rStyle w:val="Strong"/>
+              <w:rFonts w:eastAsiaTheme="majorEastAsia"/>
+              <w:lang w:val="en-US"/>
+            </w:rPr>
+            <w:instrText xml:space="preserve"> CITATION Lun17 \l 1033 </w:instrText>
+          </w:r>
+          <w:r>
+            <w:rPr>
+              <w:rStyle w:val="Strong"/>
+              <w:rFonts w:eastAsiaTheme="majorEastAsia"/>
+            </w:rPr>
+            <w:fldChar w:fldCharType="separate"/>
+          </w:r>
+          <w:r>
+            <w:rPr>
+              <w:rFonts w:eastAsiaTheme="majorEastAsia"/>
+              <w:noProof/>
+              <w:lang w:val="en-US"/>
+            </w:rPr>
+            <w:t>(Lundberg &amp; Lee, 2017)</w:t>
+          </w:r>
+          <w:r>
+            <w:rPr>
+              <w:rStyle w:val="Strong"/>
+              <w:rFonts w:eastAsiaTheme="majorEastAsia"/>
+            </w:rPr>
+            <w:fldChar w:fldCharType="end"/>
+          </w:r>
+        </w:sdtContent>
+      </w:sdt>
+      <w:r>
+        <w:t>.</w:t>
+      </w:r>
+    </w:p>
+    <w:p>
+      <w:pPr>
+        <w:spacing w:line="480" w:lineRule="auto"/>
+        <w:ind w:firstLine="360"/>
+        <w:rPr>
+          <w:rFonts w:cstheme="minorHAnsi"/>
+        </w:rPr>
+      </w:pPr>
+      <w:r>
+        <w:rPr>
+          <w:rFonts w:cstheme="minorHAnsi"/>
+        </w:rPr>
+        <w:t>SHAP values provide a unified framework for interpreting machine learning models by calculating Shapley values that quantify the contribution of each feature to a prediction</w:t>
+      </w:r>
+      <w:r>
+        <w:rPr>
+          <w:rFonts w:cstheme="minorHAnsi"/>
+        </w:rPr>
+        <w:t xml:space="preserve"> </w:t>
+      </w:r>
+      <w:sdt>
+        <w:sdtPr>
+          <w:rPr>
+            <w:rFonts w:cstheme="minorHAnsi"/>
+          </w:rPr>
+          <w:id w:val="-7218947"/>
+          <w:citation/>
+        </w:sdtPr>
+        <w:sdtContent>
+          <w:r>
+            <w:rPr>
+              <w:rFonts w:cstheme="minorHAnsi"/>
+            </w:rPr>
+            <w:fldChar w:fldCharType="begin"/>
+          </w:r>
+          <w:r>
+            <w:rPr>
+              <w:rFonts w:cstheme="minorHAnsi"/>
+              <w:lang w:val="en-US"/>
+            </w:rPr>
+            <w:instrText xml:space="preserve"> CITATION Mol22 \l 1033 </w:instrText>
+          </w:r>
+          <w:r>
+            <w:rPr>
+              <w:rFonts w:cstheme="minorHAnsi"/>
+            </w:rPr>
+            <w:fldChar w:fldCharType="separate"/>
+          </w:r>
+          <w:r>
+            <w:rPr>
+              <w:rFonts w:cstheme="minorHAnsi"/>
+              <w:noProof/>
+              <w:lang w:val="en-US"/>
+            </w:rPr>
+            <w:t>(Molnar, 2022)</w:t>
+          </w:r>
+          <w:r>
+            <w:rPr>
+              <w:rFonts w:cstheme="minorHAnsi"/>
+            </w:rPr>
+            <w:fldChar w:fldCharType="end"/>
+          </w:r>
+        </w:sdtContent>
+      </w:sdt>
+      <w:r>
+        <w:rPr>
+          <w:rFonts w:cstheme="minorHAnsi"/>
+        </w:rPr>
+        <w:t xml:space="preserve">, </w:t>
+      </w:r>
+      <w:r>
+        <w:rPr>
+          <w:rFonts w:cstheme="minorHAnsi"/>
+        </w:rPr>
+        <w:t>.</w:t>
+      </w:r>
+    </w:p>
+    <w:p>
+      <w:pPr>
+        <w:spacing w:line="480" w:lineRule="auto"/>
+        <w:rPr>
+          <w:rFonts w:cstheme="minorHAnsi"/>
+          <w:b/>
+          <w:bCs/>
+          <w:u w:val="single"/>
+        </w:rPr>
+      </w:pPr>
+    </w:p>
+    <w:p>
+      <w:pPr>
+        <w:spacing w:line="480" w:lineRule="auto"/>
+        <w:rPr>
+          <w:rFonts w:cstheme="minorHAnsi"/>
+          <w:b/>
+          <w:bCs/>
+          <w:u w:val="single"/>
+        </w:rPr>
+      </w:pPr>
+    </w:p>
+    <w:p>
+      <w:pPr>
+        <w:spacing w:line="480" w:lineRule="auto"/>
+        <w:rPr>
+          <w:rFonts w:cstheme="minorHAnsi"/>
+          <w:b/>
+          <w:bCs/>
+          <w:u w:val="single"/>
+        </w:rPr>
+      </w:pPr>
+    </w:p>
+    <w:p>
+      <w:pPr>
+        <w:spacing w:line="480" w:lineRule="auto"/>
+        <w:rPr>
+          <w:rFonts w:cstheme="minorHAnsi"/>
+          <w:b/>
+          <w:bCs/>
+          <w:u w:val="single"/>
+        </w:rPr>
+      </w:pPr>
+    </w:p>
+    <w:p>
+      <w:pPr>
+        <w:spacing w:line="480" w:lineRule="auto"/>
+        <w:rPr>
+          <w:rFonts w:cstheme="minorHAnsi"/>
+          <w:b/>
+          <w:bCs/>
+          <w:u w:val="single"/>
+        </w:rPr>
+      </w:pPr>
+    </w:p>
+    <w:p>
+      <w:pPr>
+        <w:spacing w:line="480" w:lineRule="auto"/>
+        <w:rPr>
+          <w:rFonts w:cstheme="minorHAnsi"/>
+          <w:b/>
+          <w:bCs/>
+          <w:u w:val="single"/>
+        </w:rPr>
+      </w:pPr>
+    </w:p>
+    <w:p>
+      <w:pPr>
+        <w:spacing w:line="480" w:lineRule="auto"/>
+        <w:rPr>
+          <w:rFonts w:cstheme="minorHAnsi"/>
+          <w:b/>
+          <w:bCs/>
+        </w:rPr>
+      </w:pPr>
+      <w:r>
+        <w:rPr>
+          <w:rFonts w:cstheme="minorHAnsi"/>
+          <w:b/>
+          <w:bCs/>
+          <w:u w:val="single"/>
+        </w:rPr>
+        <w:lastRenderedPageBreak/>
+        <w:t>Deployment</w:t>
+      </w:r>
+      <w:r>
+        <w:rPr>
+          <w:rFonts w:cstheme="minorHAnsi"/>
+          <w:b/>
+          <w:bCs/>
+        </w:rPr>
+        <w:t>:</w:t>
+      </w:r>
+    </w:p>
+    <w:p>
+      <w:pPr>
+        <w:spacing w:line="480" w:lineRule="auto"/>
+        <w:ind w:firstLine="720"/>
+        <w:rPr>
+          <w:rFonts w:cstheme="minorHAnsi"/>
+        </w:rPr>
+      </w:pPr>
+      <w:r>
+        <w:rPr>
+          <w:rFonts w:cstheme="minorHAnsi"/>
+        </w:rPr>
+        <w:t>To deploy the model, Streamlit is used to create a Security Operations Center (SOC) dashboard, which brings together both theoretical and practical aspects of the mode</w:t>
+      </w:r>
+      <w:r>
+        <w:rPr>
+          <w:rFonts w:cstheme="minorHAnsi"/>
+          <w:noProof/>
+        </w:rPr>
+        <w:drawing>
+          <wp:inline distT="0" distB="0" distL="0" distR="0" wp14:anchorId="660F6694" wp14:editId="6E81EFE7">
+            <wp:extent cx="5731510" cy="2762250"/>
+            <wp:effectExtent l="0" t="0" r="2540" b="0"/>
+            <wp:docPr id="861828788" name="Picture 1"/>
+            <wp:cNvGraphicFramePr>
+              <a:graphicFrameLocks xmlns:a="http://schemas.openxmlformats.org/drawingml/2006/main" noChangeAspect="1"/>
+            </wp:cNvGraphicFramePr>
+            <a:graphic xmlns:a="http://schemas.openxmlformats.org/drawingml/2006/main">
+              <a:graphicData uri="http://schemas.openxmlformats.org/drawingml/2006/picture">
+                <pic:pic xmlns:pic="http://schemas.openxmlformats.org/drawingml/2006/picture">
+                  <pic:nvPicPr>
+                    <pic:cNvPr id="861828788" name=""/>
+                    <pic:cNvPicPr/>
+                  </pic:nvPicPr>
+                  <pic:blipFill>
+                    <a:blip r:embed="rId14"/>
+                    <a:stretch>
+                      <a:fillRect/>
+                    </a:stretch>
+                  </pic:blipFill>
+                  <pic:spPr>
+                    <a:xfrm>
+                      <a:off x="0" y="0"/>
+                      <a:ext cx="5731510" cy="2762250"/>
+                    </a:xfrm>
+                    <a:prstGeom prst="rect">
+                      <a:avLst/>
+                    </a:prstGeom>
+                  </pic:spPr>
+                </pic:pic>
+              </a:graphicData>
+            </a:graphic>
+          </wp:inline>
+        </w:drawing>
+      </w:r>
+      <w:r>
+        <w:rPr>
+          <w:rFonts w:cstheme="minorHAnsi"/>
+        </w:rPr>
+        <w:pict w14:anchorId="3078A5D4">
+          <v:rect id="_x0000_i1066" style="width:0;height:1.5pt" o:hralign="center" o:hrstd="t" o:hr="t" fillcolor="#a0a0a0" stroked="f"/>
+        </w:pict>
+      </w:r>
+    </w:p>
+    <w:p>
+      <w:pPr>
+        <w:spacing w:line="480" w:lineRule="auto"/>
+        <w:jc w:val="center"/>
+        <w:rPr>
+          <w:rFonts w:cstheme="minorHAnsi"/>
+          <w:b/>
+          <w:bCs/>
+        </w:rPr>
+      </w:pPr>
+      <w:r>
+        <w:rPr>
+          <w:rFonts w:cstheme="minorHAnsi"/>
+          <w:b/>
+          <w:bCs/>
+        </w:rPr>
+        <w:t>Discussion and Findings</w:t>
+      </w:r>
+    </w:p>
+    <w:p>
+      <w:pPr>
+        <w:rPr>
+          <w:rFonts w:cstheme="minorHAnsi"/>
+        </w:rPr>
+      </w:pPr>
+      <w:r>
+        <w:rPr>
+          <w:rFonts w:cstheme="minorHAnsi"/>
+        </w:rPr>
+        <w:t>The high binary classification accuracy confirms ensemble robustness. However, multi-class performance indicates classification complexity in overlapping attack signatures.</w:t>
+      </w:r>
+    </w:p>
+    <w:p>
+      <w:pPr>
+        <w:spacing w:line="480" w:lineRule="auto"/>
+        <w:rPr>
+          <w:rFonts w:cstheme="minorHAnsi"/>
+        </w:rPr>
+      </w:pPr>
+      <w:r>
+        <w:rPr>
+          <w:rFonts w:ascii="Segoe UI Emoji" w:hAnsi="Segoe UI Emoji" w:cs="Segoe UI Emoji"/>
+          <w:b/>
+          <w:bCs/>
+          <w:noProof/>
           <w:sz w:val="24"/>
           <w:szCs w:val="24"/>
         </w:rPr>
-      </w:pPr>
-    </w:p>
-    <w:p>
-      <w:pPr>
-        <w:spacing w:after="0" w:line="360" w:lineRule="auto"/>
-        <w:jc w:val="both"/>
-        <w:rPr>
-          <w:b/>
-          <w:bCs/>
-          <w:sz w:val="28"/>
-          <w:szCs w:val="28"/>
-        </w:rPr>
-      </w:pPr>
-    </w:p>
-    <w:p>
-      <w:pPr>
-        <w:spacing w:after="0" w:line="360" w:lineRule="auto"/>
-        <w:jc w:val="both"/>
-        <w:rPr>
-          <w:b/>
-          <w:bCs/>
-          <w:sz w:val="28"/>
-          <w:szCs w:val="28"/>
-        </w:rPr>
-      </w:pPr>
-    </w:p>
-    <w:p>
-      <w:pPr>
-        <w:spacing w:line="360" w:lineRule="auto"/>
-        <w:rPr>
-          <w:rFonts w:ascii="Times New Roman" w:hAnsi="Times New Roman" w:cs="Times New Roman"/>
-          <w:b/>
-          <w:bCs/>
-          <w:sz w:val="24"/>
-          <w:szCs w:val="24"/>
-        </w:rPr>
-      </w:pPr>
-    </w:p>
-    <w:p>
-      <w:pPr>
-        <w:spacing w:line="360" w:lineRule="auto"/>
-        <w:rPr>
-          <w:rFonts w:ascii="Times New Roman" w:hAnsi="Times New Roman" w:cs="Times New Roman"/>
-          <w:b/>
-          <w:bCs/>
-          <w:sz w:val="24"/>
-          <w:szCs w:val="24"/>
-        </w:rPr>
-      </w:pPr>
-    </w:p>
-    <w:p>
-      <w:pPr>
-        <w:spacing w:line="360" w:lineRule="auto"/>
-        <w:rPr>
-          <w:rFonts w:ascii="Times New Roman" w:hAnsi="Times New Roman" w:cs="Times New Roman"/>
-          <w:b/>
-          <w:bCs/>
-          <w:sz w:val="24"/>
-          <w:szCs w:val="24"/>
-        </w:rPr>
-      </w:pPr>
-    </w:p>
-    <w:p>
-      <w:pPr>
-        <w:spacing w:line="360" w:lineRule="auto"/>
-        <w:rPr>
-          <w:rFonts w:ascii="Times New Roman" w:hAnsi="Times New Roman" w:cs="Times New Roman"/>
-          <w:b/>
-          <w:bCs/>
-          <w:sz w:val="24"/>
-          <w:szCs w:val="24"/>
-        </w:rPr>
-      </w:pPr>
-    </w:p>
-    <w:p>
-      <w:pPr>
-        <w:spacing w:line="360" w:lineRule="auto"/>
-        <w:rPr>
-          <w:rFonts w:ascii="Times New Roman" w:hAnsi="Times New Roman" w:cs="Times New Roman"/>
-          <w:b/>
-          <w:bCs/>
-          <w:sz w:val="24"/>
-          <w:szCs w:val="24"/>
-        </w:rPr>
-      </w:pPr>
-    </w:p>
-    <w:p>
-      <w:pPr>
-        <w:spacing w:line="360" w:lineRule="auto"/>
-        <w:rPr>
-          <w:rFonts w:ascii="Times New Roman" w:hAnsi="Times New Roman" w:cs="Times New Roman"/>
-          <w:b/>
-          <w:bCs/>
-          <w:sz w:val="24"/>
-          <w:szCs w:val="24"/>
-        </w:rPr>
-      </w:pPr>
-    </w:p>
-    <w:p>
-      <w:pPr>
-        <w:spacing w:line="360" w:lineRule="auto"/>
-        <w:rPr>
-          <w:rFonts w:ascii="Times New Roman" w:hAnsi="Times New Roman" w:cs="Times New Roman"/>
-          <w:b/>
-          <w:bCs/>
-          <w:sz w:val="24"/>
-          <w:szCs w:val="24"/>
-        </w:rPr>
-      </w:pPr>
-    </w:p>
-    <w:p>
-      <w:pPr>
-        <w:spacing w:line="360" w:lineRule="auto"/>
-        <w:rPr>
-          <w:rFonts w:ascii="Times New Roman" w:hAnsi="Times New Roman" w:cs="Times New Roman"/>
-          <w:b/>
-          <w:bCs/>
-        </w:rPr>
-      </w:pPr>
-      <w:r>
-        <w:rPr>
-          <w:rFonts w:ascii="Times New Roman" w:hAnsi="Times New Roman" w:cs="Times New Roman"/>
-          <w:b/>
-          <w:bCs/>
-          <w:sz w:val="24"/>
-          <w:szCs w:val="24"/>
+        <w:drawing>
+          <wp:inline distT="0" distB="0" distL="0" distR="0" wp14:anchorId="51616274" wp14:editId="17C2501E">
+            <wp:extent cx="3340751" cy="2854036"/>
+            <wp:effectExtent l="0" t="0" r="0" b="3810"/>
+            <wp:docPr id="1511898859" name="Picture 1"/>
+            <wp:cNvGraphicFramePr>
+              <a:graphicFrameLocks xmlns:a="http://schemas.openxmlformats.org/drawingml/2006/main" noChangeAspect="1"/>
+            </wp:cNvGraphicFramePr>
+            <a:graphic xmlns:a="http://schemas.openxmlformats.org/drawingml/2006/main">
+              <a:graphicData uri="http://schemas.openxmlformats.org/drawingml/2006/picture">
+                <pic:pic xmlns:pic="http://schemas.openxmlformats.org/drawingml/2006/picture">
+                  <pic:nvPicPr>
+                    <pic:cNvPr id="1511898859" name=""/>
+                    <pic:cNvPicPr/>
+                  </pic:nvPicPr>
+                  <pic:blipFill>
+                    <a:blip r:embed="rId15"/>
+                    <a:stretch>
+                      <a:fillRect/>
+                    </a:stretch>
+                  </pic:blipFill>
+                  <pic:spPr>
+                    <a:xfrm>
+                      <a:off x="0" y="0"/>
+                      <a:ext cx="3382611" cy="2889797"/>
+                    </a:xfrm>
+                    <a:prstGeom prst="rect">
+                      <a:avLst/>
+                    </a:prstGeom>
+                  </pic:spPr>
+                </pic:pic>
+              </a:graphicData>
+            </a:graphic>
+          </wp:inline>
+        </w:drawing>
+      </w:r>
+    </w:p>
+    <w:p>
+      <w:pPr>
+        <w:spacing w:line="480" w:lineRule="auto"/>
+        <w:rPr>
+          <w:rFonts w:cstheme="minorHAnsi"/>
+        </w:rPr>
+      </w:pPr>
+      <w:r>
+        <w:rPr>
+          <w:rFonts w:cstheme="minorHAnsi"/>
+          <w:b/>
+          <w:bCs/>
+        </w:rPr>
+        <w:t>Figure 3. Confusion Matrix for Binary Model</w:t>
+      </w:r>
+    </w:p>
+    <w:p>
+      <w:pPr>
+        <w:spacing w:line="480" w:lineRule="auto"/>
+        <w:ind w:firstLine="720"/>
+        <w:rPr>
+          <w:rFonts w:cstheme="minorHAnsi"/>
+          <w:b/>
+          <w:bCs/>
+        </w:rPr>
+      </w:pPr>
+      <w:r>
+        <w:rPr>
+          <w:rFonts w:cstheme="minorHAnsi"/>
         </w:rPr>
         <w:lastRenderedPageBreak/>
-        <w:t>Abstract</w:t>
-      </w:r>
-    </w:p>
-    <w:p>
-      <w:pPr>
-        <w:spacing w:line="360" w:lineRule="auto"/>
-        <w:rPr>
-          <w:rFonts w:ascii="Times New Roman" w:hAnsi="Times New Roman" w:cs="Times New Roman"/>
-        </w:rPr>
-      </w:pPr>
-      <w:r>
-        <w:rPr>
-          <w:rFonts w:ascii="Times New Roman" w:hAnsi="Times New Roman" w:cs="Times New Roman"/>
-        </w:rPr>
-        <w:t xml:space="preserve">The rapid growth of digital infrastructures and interconnected systems has significantly increased exposure to sophisticated cyber threats. Traditional signature-based Intrusion Detection Systems (IDS) are limited in detecting zero-day and evolving attack patterns due to their dependence on predefined rules. This study proposes an AI-based Intrusion Detection System leveraging machine learning techniques to enhance detection performance and operational transparency. The system is developed using the UNSW-NB15 dataset and implements both binary classification (normal vs attack) and multi-class classification (multiple attack categories). A Random Forest classifier is integrated within a preprocessing pipeline using </w:t>
-      </w:r>
-      <w:proofErr w:type="spellStart"/>
-      <w:r>
-        <w:rPr>
-          <w:rFonts w:ascii="Times New Roman" w:hAnsi="Times New Roman" w:cs="Times New Roman"/>
-        </w:rPr>
-        <w:t>ColumnTransformer</w:t>
-      </w:r>
-      <w:proofErr w:type="spellEnd"/>
-      <w:r>
-        <w:rPr>
-          <w:rFonts w:ascii="Times New Roman" w:hAnsi="Times New Roman" w:cs="Times New Roman"/>
-        </w:rPr>
-        <w:t xml:space="preserve">, incorporating </w:t>
-      </w:r>
-      <w:proofErr w:type="spellStart"/>
-      <w:r>
-        <w:rPr>
-          <w:rFonts w:ascii="Times New Roman" w:hAnsi="Times New Roman" w:cs="Times New Roman"/>
-        </w:rPr>
-        <w:t>OneHotEncoder</w:t>
-      </w:r>
-      <w:proofErr w:type="spellEnd"/>
-      <w:r>
-        <w:rPr>
-          <w:rFonts w:ascii="Times New Roman" w:hAnsi="Times New Roman" w:cs="Times New Roman"/>
-        </w:rPr>
-        <w:t xml:space="preserve"> for categorical features and </w:t>
-      </w:r>
-      <w:proofErr w:type="spellStart"/>
-      <w:r>
-        <w:rPr>
-          <w:rFonts w:ascii="Times New Roman" w:hAnsi="Times New Roman" w:cs="Times New Roman"/>
-        </w:rPr>
-        <w:t>StandardScaler</w:t>
-      </w:r>
-      <w:proofErr w:type="spellEnd"/>
-      <w:r>
-        <w:rPr>
-          <w:rFonts w:ascii="Times New Roman" w:hAnsi="Times New Roman" w:cs="Times New Roman"/>
-        </w:rPr>
-        <w:t xml:space="preserve"> for numerical features. The binary classification model achieved 93% accuracy with an F1-score of 0.91, while the multi-class model achieved 76% accuracy with a macro F1-score of 0.74. To enhance interpretability, SHAP (</w:t>
-      </w:r>
-      <w:proofErr w:type="spellStart"/>
-      <w:r>
-        <w:rPr>
-          <w:rFonts w:ascii="Times New Roman" w:hAnsi="Times New Roman" w:cs="Times New Roman"/>
-        </w:rPr>
-        <w:t>SHapley</w:t>
-      </w:r>
-      <w:proofErr w:type="spellEnd"/>
-      <w:r>
-        <w:rPr>
-          <w:rFonts w:ascii="Times New Roman" w:hAnsi="Times New Roman" w:cs="Times New Roman"/>
-        </w:rPr>
-        <w:t xml:space="preserve"> Additive </w:t>
-      </w:r>
-      <w:proofErr w:type="spellStart"/>
-      <w:r>
-        <w:rPr>
-          <w:rFonts w:ascii="Times New Roman" w:hAnsi="Times New Roman" w:cs="Times New Roman"/>
-        </w:rPr>
-        <w:t>exPlanations</w:t>
-      </w:r>
-      <w:proofErr w:type="spellEnd"/>
-      <w:r>
-        <w:rPr>
-          <w:rFonts w:ascii="Times New Roman" w:hAnsi="Times New Roman" w:cs="Times New Roman"/>
-        </w:rPr>
-        <w:t xml:space="preserve">) was applied for feature contribution analysis. Furthermore, the system was deployed using a </w:t>
-      </w:r>
-      <w:proofErr w:type="spellStart"/>
-      <w:r>
-        <w:rPr>
-          <w:rFonts w:ascii="Times New Roman" w:hAnsi="Times New Roman" w:cs="Times New Roman"/>
-        </w:rPr>
-        <w:t>Streamlit</w:t>
-      </w:r>
-      <w:proofErr w:type="spellEnd"/>
-      <w:r>
-        <w:rPr>
-          <w:rFonts w:ascii="Times New Roman" w:hAnsi="Times New Roman" w:cs="Times New Roman"/>
-        </w:rPr>
-        <w:t xml:space="preserve">-based Security Operations </w:t>
-      </w:r>
-      <w:proofErr w:type="spellStart"/>
-      <w:r>
-        <w:rPr>
-          <w:rFonts w:ascii="Times New Roman" w:hAnsi="Times New Roman" w:cs="Times New Roman"/>
-        </w:rPr>
-        <w:t>Center</w:t>
-      </w:r>
-      <w:proofErr w:type="spellEnd"/>
-      <w:r>
-        <w:rPr>
-          <w:rFonts w:ascii="Times New Roman" w:hAnsi="Times New Roman" w:cs="Times New Roman"/>
-        </w:rPr>
-        <w:t xml:space="preserve"> dashboard to demonstrate practical applicability. The findings indicate that combining ensemble learning with explainable AI provides a scalable, interpretable, and deployment-ready IDS framework for modern cybersecurity environments.</w:t>
-      </w:r>
-    </w:p>
-    <w:p>
-      <w:pPr>
-        <w:spacing w:line="360" w:lineRule="auto"/>
-        <w:rPr>
-          <w:rFonts w:ascii="Times New Roman" w:hAnsi="Times New Roman" w:cs="Times New Roman"/>
-        </w:rPr>
-      </w:pPr>
-      <w:r>
-        <w:rPr>
-          <w:rFonts w:ascii="Times New Roman" w:hAnsi="Times New Roman" w:cs="Times New Roman"/>
-          <w:b/>
-          <w:bCs/>
-        </w:rPr>
-        <w:t>Keywords:</w:t>
-      </w:r>
-      <w:r>
-        <w:rPr>
-          <w:rFonts w:ascii="Times New Roman" w:hAnsi="Times New Roman" w:cs="Times New Roman"/>
-        </w:rPr>
-        <w:t xml:space="preserve"> intrusion detection system, random forest, explainable AI, UNSW-NB15, cybersecurity</w:t>
-      </w:r>
-    </w:p>
-    <w:p>
-      <w:pPr>
-        <w:spacing w:line="360" w:lineRule="auto"/>
-        <w:rPr>
-          <w:rFonts w:ascii="Times New Roman" w:hAnsi="Times New Roman" w:cs="Times New Roman"/>
-        </w:rPr>
-      </w:pPr>
-      <w:r>
-        <w:rPr>
-          <w:rFonts w:ascii="Times New Roman" w:hAnsi="Times New Roman" w:cs="Times New Roman"/>
-        </w:rPr>
-        <w:pict w14:anchorId="3C1B5AA1">
-          <v:rect id="_x0000_i1098" style="width:0;height:1.5pt" o:hralign="center" o:hrstd="t" o:hr="t" fillcolor="#a0a0a0" stroked="f"/>
+        <w:t>The SHAP values indicate that the duration of the traffic, as well as packet and protocol-related features, indeed matter when making predictions, which aligns with the patterns that intruders tend to follow.</w:t>
+      </w:r>
+    </w:p>
+    <w:p>
+      <w:pPr>
+        <w:spacing w:line="480" w:lineRule="auto"/>
+        <w:rPr>
+          <w:rFonts w:cstheme="minorHAnsi"/>
+        </w:rPr>
+      </w:pPr>
+      <w:r>
+        <w:rPr>
+          <w:rFonts w:cstheme="minorHAnsi"/>
+        </w:rPr>
+        <w:t>The Streamlit dashboard improves the usability of the application by providing insights based on the predictions from the model</w:t>
+      </w:r>
+      <w:r>
+        <w:rPr>
+          <w:rFonts w:cstheme="minorHAnsi"/>
+        </w:rPr>
+        <w:t>.</w:t>
+      </w:r>
+      <w:r>
+        <w:rPr>
+          <w:rFonts w:cstheme="minorHAnsi"/>
+        </w:rPr>
+        <w:pict w14:anchorId="665F703C">
+          <v:rect id="_x0000_i1065" style="width:0;height:1.5pt" o:hralign="center" o:hrstd="t" o:hr="t" fillcolor="#a0a0a0" stroked="f"/>
         </w:pict>
       </w:r>
     </w:p>
     <w:p>
       <w:pPr>
-        <w:spacing w:line="360" w:lineRule="auto"/>
-        <w:rPr>
-          <w:rFonts w:ascii="Times New Roman" w:hAnsi="Times New Roman" w:cs="Times New Roman"/>
-          <w:b/>
-          <w:bCs/>
-        </w:rPr>
-      </w:pPr>
-      <w:r>
-        <w:rPr>
-          <w:rFonts w:ascii="Times New Roman" w:hAnsi="Times New Roman" w:cs="Times New Roman"/>
-          <w:b/>
-          <w:bCs/>
-        </w:rPr>
-        <w:t>Introduction</w:t>
-      </w:r>
-    </w:p>
-    <w:p>
-      <w:pPr>
-        <w:spacing w:line="360" w:lineRule="auto"/>
-        <w:rPr>
-          <w:rFonts w:ascii="Times New Roman" w:hAnsi="Times New Roman" w:cs="Times New Roman"/>
-        </w:rPr>
-      </w:pPr>
-      <w:r>
-        <w:rPr>
-          <w:rFonts w:ascii="Times New Roman" w:hAnsi="Times New Roman" w:cs="Times New Roman"/>
-        </w:rPr>
-        <w:t>The expansion of cloud computing, IoT devices, and enterprise networking has transformed organizational digital ecosystems. While technological advancement improves operational efficiency, it simultaneously increases the attack surface for malicious actors. Cyber threats such as distributed denial-of-service (DDoS), reconnaissance scanning, brute-force authentication attempts, and exploit-based intrusions have grown in both frequency and sophistication.</w:t>
-      </w:r>
-    </w:p>
-    <w:p>
-      <w:pPr>
-        <w:spacing w:line="360" w:lineRule="auto"/>
-        <w:rPr>
-          <w:rFonts w:ascii="Times New Roman" w:hAnsi="Times New Roman" w:cs="Times New Roman"/>
-        </w:rPr>
-      </w:pPr>
-      <w:r>
-        <w:rPr>
-          <w:rFonts w:ascii="Times New Roman" w:hAnsi="Times New Roman" w:cs="Times New Roman"/>
-        </w:rPr>
-        <w:t xml:space="preserve">Intrusion Detection Systems serve as a critical </w:t>
-      </w:r>
-      <w:proofErr w:type="spellStart"/>
-      <w:r>
-        <w:rPr>
-          <w:rFonts w:ascii="Times New Roman" w:hAnsi="Times New Roman" w:cs="Times New Roman"/>
-        </w:rPr>
-        <w:t>defense</w:t>
-      </w:r>
-      <w:proofErr w:type="spellEnd"/>
-      <w:r>
-        <w:rPr>
-          <w:rFonts w:ascii="Times New Roman" w:hAnsi="Times New Roman" w:cs="Times New Roman"/>
-        </w:rPr>
-        <w:t xml:space="preserve"> layer by monitoring network traffic and identifying suspicious activities. Conventional IDS implementations rely on signature-based detection, which matches network activity against predefined attack patterns. Although effective for known threats, these systems fail to detect zero-day attacks or novel attack variants that deviate from stored signatures.</w:t>
-      </w:r>
-    </w:p>
-    <w:p>
-      <w:pPr>
-        <w:spacing w:line="360" w:lineRule="auto"/>
-        <w:rPr>
-          <w:rFonts w:ascii="Times New Roman" w:hAnsi="Times New Roman" w:cs="Times New Roman"/>
-        </w:rPr>
-      </w:pPr>
-      <w:r>
-        <w:rPr>
-          <w:rFonts w:ascii="Times New Roman" w:hAnsi="Times New Roman" w:cs="Times New Roman"/>
-        </w:rPr>
-        <w:t>Machine learning techniques provide adaptive detection mechanisms by learning patterns from historical data and generalizing to unseen traffic. Ensemble learning algorithms, particularly Random Forest, are widely recognized for their robustness, scalability, and strong performance in high-dimensional datasets.</w:t>
-      </w:r>
-    </w:p>
-    <w:p>
-      <w:pPr>
-        <w:spacing w:line="360" w:lineRule="auto"/>
-        <w:rPr>
-          <w:rFonts w:ascii="Times New Roman" w:hAnsi="Times New Roman" w:cs="Times New Roman"/>
-        </w:rPr>
-      </w:pPr>
-      <w:r>
-        <w:rPr>
-          <w:rFonts w:ascii="Times New Roman" w:hAnsi="Times New Roman" w:cs="Times New Roman"/>
-        </w:rPr>
-        <w:lastRenderedPageBreak/>
-        <w:t>The present study aims to design and implement an AI-driven Intrusion Detection System using the UNSW-NB15 dataset with the following objectives:</w:t>
-      </w:r>
-    </w:p>
-    <w:p>
-      <w:pPr>
+        <w:spacing w:line="480" w:lineRule="auto"/>
+        <w:jc w:val="center"/>
+        <w:rPr>
+          <w:rFonts w:cstheme="minorHAnsi"/>
+          <w:b/>
+          <w:bCs/>
+        </w:rPr>
+      </w:pPr>
+      <w:r>
+        <w:rPr>
+          <w:rFonts w:cstheme="minorHAnsi"/>
+          <w:b/>
+          <w:bCs/>
+        </w:rPr>
+        <w:t>Implications and Conclusion</w:t>
+      </w:r>
+    </w:p>
+    <w:p>
+      <w:pPr>
+        <w:spacing w:line="480" w:lineRule="auto"/>
+        <w:rPr>
+          <w:rFonts w:cstheme="minorHAnsi"/>
+        </w:rPr>
+      </w:pPr>
+      <w:r>
+        <w:rPr>
+          <w:rFonts w:cstheme="minorHAnsi"/>
+        </w:rPr>
+        <w:t>The paper demonstrates that it is possible to create an Intrusion Detection System using AI, which utilizes ensemble learning and explainable AI to detect and classify network attacks.</w:t>
+      </w:r>
+    </w:p>
+    <w:p>
+      <w:pPr>
+        <w:spacing w:line="480" w:lineRule="auto"/>
+        <w:rPr>
+          <w:rFonts w:cstheme="minorHAnsi"/>
+        </w:rPr>
+      </w:pPr>
+      <w:r>
+        <w:rPr>
+          <w:rFonts w:cstheme="minorHAnsi"/>
+        </w:rPr>
+        <w:t>The framework provides:</w:t>
+      </w:r>
+    </w:p>
+    <w:p>
+      <w:pPr>
+        <w:pStyle w:val="ListParagraph"/>
         <w:numPr>
           <w:ilvl w:val="0"/>
-          <w:numId w:val="1"/>
+          <w:numId w:val="15"/>
         </w:numPr>
-        <w:spacing w:line="360" w:lineRule="auto"/>
-        <w:rPr>
-          <w:rFonts w:ascii="Times New Roman" w:hAnsi="Times New Roman" w:cs="Times New Roman"/>
-        </w:rPr>
-      </w:pPr>
-      <w:r>
-        <w:rPr>
-          <w:rFonts w:ascii="Times New Roman" w:hAnsi="Times New Roman" w:cs="Times New Roman"/>
-        </w:rPr>
-        <w:t>Develop a binary classification model to distinguish normal and malicious traffic.</w:t>
-      </w:r>
-    </w:p>
-    <w:p>
-      <w:pPr>
+        <w:spacing w:line="480" w:lineRule="auto"/>
+        <w:rPr>
+          <w:rFonts w:cstheme="minorHAnsi"/>
+        </w:rPr>
+      </w:pPr>
+      <w:r>
+        <w:rPr>
+          <w:rFonts w:cstheme="minorHAnsi"/>
+        </w:rPr>
+        <w:t>Good detection of attacks in binary format</w:t>
+      </w:r>
+    </w:p>
+    <w:p>
+      <w:pPr>
+        <w:pStyle w:val="ListParagraph"/>
         <w:numPr>
           <w:ilvl w:val="0"/>
-          <w:numId w:val="1"/>
+          <w:numId w:val="15"/>
         </w:numPr>
-        <w:spacing w:line="360" w:lineRule="auto"/>
-        <w:rPr>
-          <w:rFonts w:ascii="Times New Roman" w:hAnsi="Times New Roman" w:cs="Times New Roman"/>
-        </w:rPr>
-      </w:pPr>
-      <w:r>
-        <w:rPr>
-          <w:rFonts w:ascii="Times New Roman" w:hAnsi="Times New Roman" w:cs="Times New Roman"/>
-        </w:rPr>
-        <w:t>Develop a multi-class classification model to categorize attack types.</w:t>
-      </w:r>
-    </w:p>
-    <w:p>
-      <w:pPr>
+        <w:spacing w:line="480" w:lineRule="auto"/>
+        <w:rPr>
+          <w:rFonts w:cstheme="minorHAnsi"/>
+        </w:rPr>
+      </w:pPr>
+      <w:r>
+        <w:rPr>
+          <w:rFonts w:cstheme="minorHAnsi"/>
+        </w:rPr>
+        <w:t>Ability to detect and classify different kinds of attacks</w:t>
+      </w:r>
+    </w:p>
+    <w:p>
+      <w:pPr>
+        <w:pStyle w:val="ListParagraph"/>
         <w:numPr>
           <w:ilvl w:val="0"/>
-          <w:numId w:val="1"/>
+          <w:numId w:val="15"/>
         </w:numPr>
-        <w:spacing w:line="360" w:lineRule="auto"/>
-        <w:rPr>
-          <w:rFonts w:ascii="Times New Roman" w:hAnsi="Times New Roman" w:cs="Times New Roman"/>
-        </w:rPr>
-      </w:pPr>
-      <w:r>
-        <w:rPr>
-          <w:rFonts w:ascii="Times New Roman" w:hAnsi="Times New Roman" w:cs="Times New Roman"/>
-        </w:rPr>
-        <w:t xml:space="preserve">Integrate feature preprocessing using </w:t>
-      </w:r>
-      <w:proofErr w:type="spellStart"/>
-      <w:r>
-        <w:rPr>
-          <w:rFonts w:ascii="Times New Roman" w:hAnsi="Times New Roman" w:cs="Times New Roman"/>
-        </w:rPr>
-        <w:t>ColumnTransformer</w:t>
-      </w:r>
-      <w:proofErr w:type="spellEnd"/>
-      <w:r>
-        <w:rPr>
-          <w:rFonts w:ascii="Times New Roman" w:hAnsi="Times New Roman" w:cs="Times New Roman"/>
-        </w:rPr>
-        <w:t>.</w:t>
-      </w:r>
-    </w:p>
-    <w:p>
-      <w:pPr>
+        <w:spacing w:line="480" w:lineRule="auto"/>
+        <w:rPr>
+          <w:rFonts w:cstheme="minorHAnsi"/>
+        </w:rPr>
+      </w:pPr>
+      <w:r>
+        <w:rPr>
+          <w:rFonts w:cstheme="minorHAnsi"/>
+        </w:rPr>
+        <w:t>Explanability of results using SHAP values</w:t>
+      </w:r>
+    </w:p>
+    <w:p>
+      <w:pPr>
+        <w:pStyle w:val="ListParagraph"/>
         <w:numPr>
           <w:ilvl w:val="0"/>
-          <w:numId w:val="1"/>
+          <w:numId w:val="15"/>
         </w:numPr>
-        <w:spacing w:line="360" w:lineRule="auto"/>
-        <w:rPr>
-          <w:rFonts w:ascii="Times New Roman" w:hAnsi="Times New Roman" w:cs="Times New Roman"/>
-        </w:rPr>
-      </w:pPr>
-      <w:r>
-        <w:rPr>
-          <w:rFonts w:ascii="Times New Roman" w:hAnsi="Times New Roman" w:cs="Times New Roman"/>
-        </w:rPr>
-        <w:t>Apply SHAP for model interpretability.</w:t>
-      </w:r>
-    </w:p>
-    <w:p>
-      <w:pPr>
-        <w:numPr>
-          <w:ilvl w:val="0"/>
-          <w:numId w:val="1"/>
-        </w:numPr>
-        <w:spacing w:line="360" w:lineRule="auto"/>
-        <w:rPr>
-          <w:rFonts w:ascii="Times New Roman" w:hAnsi="Times New Roman" w:cs="Times New Roman"/>
-        </w:rPr>
-      </w:pPr>
-      <w:r>
-        <w:rPr>
-          <w:rFonts w:ascii="Times New Roman" w:hAnsi="Times New Roman" w:cs="Times New Roman"/>
-        </w:rPr>
-        <w:t xml:space="preserve">Deploy the system using a </w:t>
-      </w:r>
-      <w:proofErr w:type="spellStart"/>
-      <w:r>
-        <w:rPr>
-          <w:rFonts w:ascii="Times New Roman" w:hAnsi="Times New Roman" w:cs="Times New Roman"/>
-        </w:rPr>
-        <w:t>Streamlit</w:t>
-      </w:r>
-      <w:proofErr w:type="spellEnd"/>
-      <w:r>
-        <w:rPr>
-          <w:rFonts w:ascii="Times New Roman" w:hAnsi="Times New Roman" w:cs="Times New Roman"/>
-        </w:rPr>
-        <w:t>-based SOC dashboard.</w:t>
-      </w:r>
-    </w:p>
-    <w:p>
-      <w:pPr>
-        <w:spacing w:line="360" w:lineRule="auto"/>
-        <w:rPr>
-          <w:rFonts w:ascii="Times New Roman" w:hAnsi="Times New Roman" w:cs="Times New Roman"/>
-        </w:rPr>
-      </w:pPr>
-      <w:r>
-        <w:rPr>
-          <w:rFonts w:ascii="Times New Roman" w:hAnsi="Times New Roman" w:cs="Times New Roman"/>
-        </w:rPr>
-        <w:t>By integrating detection accuracy, explainability, and deployment, this research bridges the gap between academic IDS models and real-world cybersecurity implementation.</w:t>
-      </w:r>
-    </w:p>
-    <w:p>
-      <w:pPr>
-        <w:spacing w:line="360" w:lineRule="auto"/>
-        <w:rPr>
-          <w:rFonts w:ascii="Times New Roman" w:hAnsi="Times New Roman" w:cs="Times New Roman"/>
-        </w:rPr>
-      </w:pPr>
-      <w:r>
-        <w:rPr>
-          <w:rFonts w:ascii="Times New Roman" w:hAnsi="Times New Roman" w:cs="Times New Roman"/>
-        </w:rPr>
-        <w:pict w14:anchorId="0070ADD4">
-          <v:rect id="_x0000_i1099" style="width:0;height:1.5pt" o:hralign="center" o:hrstd="t" o:hr="t" fillcolor="#a0a0a0" stroked="f"/>
-        </w:pict>
-      </w:r>
-    </w:p>
-    <w:p>
-      <w:pPr>
-        <w:spacing w:line="360" w:lineRule="auto"/>
-        <w:rPr>
-          <w:rFonts w:ascii="Times New Roman" w:hAnsi="Times New Roman" w:cs="Times New Roman"/>
-          <w:b/>
-          <w:bCs/>
-        </w:rPr>
-      </w:pPr>
-      <w:r>
-        <w:rPr>
-          <w:rFonts w:ascii="Times New Roman" w:hAnsi="Times New Roman" w:cs="Times New Roman"/>
-          <w:b/>
-          <w:bCs/>
-        </w:rPr>
-        <w:t>Literature Review</w:t>
-      </w:r>
-    </w:p>
-    <w:p>
-      <w:pPr>
-        <w:spacing w:line="360" w:lineRule="auto"/>
-        <w:rPr>
-          <w:rFonts w:ascii="Times New Roman" w:hAnsi="Times New Roman" w:cs="Times New Roman"/>
-        </w:rPr>
-      </w:pPr>
-      <w:r>
-        <w:rPr>
-          <w:rFonts w:ascii="Times New Roman" w:hAnsi="Times New Roman" w:cs="Times New Roman"/>
-        </w:rPr>
-        <w:t xml:space="preserve">Intrusion detection methodologies are broadly classified into signature-based and anomaly-based systems. Signature-based systems depend on predefined attack databases, limiting their ability to detect previously unseen threats. Anomaly-based systems attempt to detect deviations from normal </w:t>
-      </w:r>
-      <w:proofErr w:type="spellStart"/>
-      <w:r>
-        <w:rPr>
-          <w:rFonts w:ascii="Times New Roman" w:hAnsi="Times New Roman" w:cs="Times New Roman"/>
-        </w:rPr>
-        <w:t>behavior</w:t>
-      </w:r>
-      <w:proofErr w:type="spellEnd"/>
-      <w:r>
-        <w:rPr>
-          <w:rFonts w:ascii="Times New Roman" w:hAnsi="Times New Roman" w:cs="Times New Roman"/>
-        </w:rPr>
-        <w:t xml:space="preserve"> but often suffer from high false positive rates.</w:t>
-      </w:r>
-    </w:p>
-    <w:p>
-      <w:pPr>
-        <w:spacing w:line="360" w:lineRule="auto"/>
-        <w:rPr>
-          <w:rFonts w:ascii="Times New Roman" w:hAnsi="Times New Roman" w:cs="Times New Roman"/>
-        </w:rPr>
-      </w:pPr>
-      <w:r>
-        <w:rPr>
-          <w:rFonts w:ascii="Times New Roman" w:hAnsi="Times New Roman" w:cs="Times New Roman"/>
-        </w:rPr>
-        <w:t xml:space="preserve">Supervised machine learning algorithms have been widely adopted in IDS research. Techniques such as Decision Trees, Support Vector Machines (SVM), K-Nearest </w:t>
-      </w:r>
-      <w:proofErr w:type="spellStart"/>
-      <w:r>
-        <w:rPr>
-          <w:rFonts w:ascii="Times New Roman" w:hAnsi="Times New Roman" w:cs="Times New Roman"/>
-        </w:rPr>
-        <w:t>Neighbors</w:t>
-      </w:r>
-      <w:proofErr w:type="spellEnd"/>
-      <w:r>
-        <w:rPr>
-          <w:rFonts w:ascii="Times New Roman" w:hAnsi="Times New Roman" w:cs="Times New Roman"/>
-        </w:rPr>
-        <w:t xml:space="preserve"> (KNN), and Neural Networks have demonstrated improved detection performance compared to traditional rule-based systems.</w:t>
-      </w:r>
-    </w:p>
-    <w:p>
-      <w:pPr>
-        <w:spacing w:line="360" w:lineRule="auto"/>
-        <w:rPr>
-          <w:rFonts w:ascii="Times New Roman" w:hAnsi="Times New Roman" w:cs="Times New Roman"/>
-        </w:rPr>
-      </w:pPr>
-      <w:r>
-        <w:rPr>
-          <w:rFonts w:ascii="Times New Roman" w:hAnsi="Times New Roman" w:cs="Times New Roman"/>
-        </w:rPr>
-        <w:t>Ensemble learning methods provide enhanced predictive performance by aggregating multiple weak learners. Random Forest, introduced by Leo Breiman, constructs multiple decision trees and combines their outputs through majority voting, improving generalization and reducing overfitting.</w:t>
-      </w:r>
-    </w:p>
-    <w:p>
-      <w:pPr>
-        <w:spacing w:line="360" w:lineRule="auto"/>
-        <w:rPr>
-          <w:rFonts w:ascii="Times New Roman" w:hAnsi="Times New Roman" w:cs="Times New Roman"/>
-        </w:rPr>
-      </w:pPr>
-      <w:r>
-        <w:rPr>
-          <w:rFonts w:ascii="Times New Roman" w:hAnsi="Times New Roman" w:cs="Times New Roman"/>
-        </w:rPr>
-        <w:t>Recent advancements in cybersecurity emphasize Explainable AI (XAI). Black-box models, while accurate, limit analyst trust and regulatory compliance. SHAP provides feature-level interpretability by computing Shapley values to quantify feature contributions to predictions.</w:t>
-      </w:r>
-    </w:p>
-    <w:p>
-      <w:pPr>
-        <w:spacing w:line="360" w:lineRule="auto"/>
-        <w:rPr>
-          <w:rFonts w:ascii="Times New Roman" w:hAnsi="Times New Roman" w:cs="Times New Roman"/>
-        </w:rPr>
-      </w:pPr>
-      <w:r>
-        <w:rPr>
-          <w:rFonts w:ascii="Times New Roman" w:hAnsi="Times New Roman" w:cs="Times New Roman"/>
-        </w:rPr>
-        <w:t>While prior studies demonstrate high detection accuracy, few integrate:</w:t>
-      </w:r>
-    </w:p>
-    <w:p>
-      <w:pPr>
-        <w:numPr>
-          <w:ilvl w:val="0"/>
-          <w:numId w:val="2"/>
-        </w:numPr>
-        <w:spacing w:line="360" w:lineRule="auto"/>
-        <w:rPr>
-          <w:rFonts w:ascii="Times New Roman" w:hAnsi="Times New Roman" w:cs="Times New Roman"/>
-        </w:rPr>
-      </w:pPr>
-      <w:r>
-        <w:rPr>
-          <w:rFonts w:ascii="Times New Roman" w:hAnsi="Times New Roman" w:cs="Times New Roman"/>
-        </w:rPr>
-        <w:t>Binary and multi-class models within a unified system</w:t>
-      </w:r>
-    </w:p>
-    <w:p>
-      <w:pPr>
-        <w:numPr>
-          <w:ilvl w:val="0"/>
-          <w:numId w:val="2"/>
-        </w:numPr>
-        <w:spacing w:line="360" w:lineRule="auto"/>
-        <w:rPr>
-          <w:rFonts w:ascii="Times New Roman" w:hAnsi="Times New Roman" w:cs="Times New Roman"/>
-        </w:rPr>
-      </w:pPr>
-      <w:r>
-        <w:rPr>
-          <w:rFonts w:ascii="Times New Roman" w:hAnsi="Times New Roman" w:cs="Times New Roman"/>
-        </w:rPr>
-        <w:t>Structured preprocessing pipelines</w:t>
-      </w:r>
-    </w:p>
-    <w:p>
-      <w:pPr>
-        <w:numPr>
-          <w:ilvl w:val="0"/>
-          <w:numId w:val="2"/>
-        </w:numPr>
-        <w:spacing w:line="360" w:lineRule="auto"/>
-        <w:rPr>
-          <w:rFonts w:ascii="Times New Roman" w:hAnsi="Times New Roman" w:cs="Times New Roman"/>
-        </w:rPr>
-      </w:pPr>
-      <w:r>
-        <w:rPr>
-          <w:rFonts w:ascii="Times New Roman" w:hAnsi="Times New Roman" w:cs="Times New Roman"/>
-        </w:rPr>
-        <w:t>Explainability techniques</w:t>
-      </w:r>
-    </w:p>
-    <w:p>
-      <w:pPr>
-        <w:numPr>
-          <w:ilvl w:val="0"/>
-          <w:numId w:val="2"/>
-        </w:numPr>
-        <w:spacing w:line="360" w:lineRule="auto"/>
-        <w:rPr>
-          <w:rFonts w:ascii="Times New Roman" w:hAnsi="Times New Roman" w:cs="Times New Roman"/>
-        </w:rPr>
-      </w:pPr>
-      <w:r>
-        <w:rPr>
-          <w:rFonts w:ascii="Times New Roman" w:hAnsi="Times New Roman" w:cs="Times New Roman"/>
-        </w:rPr>
-        <w:lastRenderedPageBreak/>
-        <w:t>Deployment-ready dashboards</w:t>
-      </w:r>
-    </w:p>
-    <w:p>
-      <w:pPr>
-        <w:spacing w:line="360" w:lineRule="auto"/>
-        <w:rPr>
-          <w:rFonts w:ascii="Times New Roman" w:hAnsi="Times New Roman" w:cs="Times New Roman"/>
-        </w:rPr>
-      </w:pPr>
-      <w:r>
-        <w:rPr>
-          <w:rFonts w:ascii="Times New Roman" w:hAnsi="Times New Roman" w:cs="Times New Roman"/>
-        </w:rPr>
-        <w:t>This study addresses these research gaps by presenting a comprehensive and operational IDS framework.</w:t>
-      </w:r>
-    </w:p>
-    <w:p>
-      <w:pPr>
-        <w:spacing w:line="360" w:lineRule="auto"/>
-        <w:rPr>
-          <w:rFonts w:ascii="Times New Roman" w:hAnsi="Times New Roman" w:cs="Times New Roman"/>
-        </w:rPr>
-      </w:pPr>
-      <w:r>
-        <w:rPr>
-          <w:rFonts w:ascii="Times New Roman" w:hAnsi="Times New Roman" w:cs="Times New Roman"/>
-        </w:rPr>
-        <w:pict w14:anchorId="7DC96199">
-          <v:rect id="_x0000_i1100" style="width:0;height:1.5pt" o:hralign="center" o:hrstd="t" o:hr="t" fillcolor="#a0a0a0" stroked="f"/>
-        </w:pict>
-      </w:r>
-    </w:p>
-    <w:p>
-      <w:pPr>
-        <w:spacing w:line="360" w:lineRule="auto"/>
-        <w:rPr>
-          <w:rFonts w:ascii="Times New Roman" w:hAnsi="Times New Roman" w:cs="Times New Roman"/>
-          <w:b/>
-          <w:bCs/>
-        </w:rPr>
-      </w:pPr>
-      <w:r>
-        <w:rPr>
-          <w:rFonts w:ascii="Times New Roman" w:hAnsi="Times New Roman" w:cs="Times New Roman"/>
-          <w:b/>
-          <w:bCs/>
-        </w:rPr>
-        <w:t>Methodology</w:t>
-      </w:r>
-    </w:p>
-    <w:p>
-      <w:pPr>
-        <w:spacing w:line="360" w:lineRule="auto"/>
-        <w:rPr>
-          <w:rFonts w:ascii="Times New Roman" w:hAnsi="Times New Roman" w:cs="Times New Roman"/>
-          <w:b/>
-          <w:bCs/>
-        </w:rPr>
-      </w:pPr>
-      <w:r>
-        <w:rPr>
-          <w:rFonts w:ascii="Times New Roman" w:hAnsi="Times New Roman" w:cs="Times New Roman"/>
-          <w:b/>
-          <w:bCs/>
-        </w:rPr>
-        <w:t>Dataset Description</w:t>
-      </w:r>
-    </w:p>
-    <w:p>
-      <w:pPr>
-        <w:spacing w:line="360" w:lineRule="auto"/>
-        <w:rPr>
-          <w:rFonts w:ascii="Times New Roman" w:hAnsi="Times New Roman" w:cs="Times New Roman"/>
-        </w:rPr>
-      </w:pPr>
-      <w:r>
-        <w:rPr>
-          <w:rFonts w:ascii="Times New Roman" w:hAnsi="Times New Roman" w:cs="Times New Roman"/>
-        </w:rPr>
-        <w:t>The system was developed using the UNSW-NB15 dataset, which contains modern synthetic network traffic representing realistic attack scenarios. The dataset includes 49 extracted features describing flow characteristics such as duration, protocol type, service type, source bytes, and statistical traffic metrics.</w:t>
-      </w:r>
-    </w:p>
-    <w:p>
-      <w:pPr>
-        <w:spacing w:line="360" w:lineRule="auto"/>
-        <w:rPr>
-          <w:rFonts w:ascii="Times New Roman" w:hAnsi="Times New Roman" w:cs="Times New Roman"/>
-        </w:rPr>
-      </w:pPr>
-      <w:r>
-        <w:rPr>
-          <w:rFonts w:ascii="Times New Roman" w:hAnsi="Times New Roman" w:cs="Times New Roman"/>
-        </w:rPr>
-        <w:t>For this study:</w:t>
-      </w:r>
-    </w:p>
-    <w:p>
-      <w:pPr>
-        <w:spacing w:line="360" w:lineRule="auto"/>
-        <w:rPr>
-          <w:rFonts w:ascii="Times New Roman" w:hAnsi="Times New Roman" w:cs="Times New Roman"/>
-        </w:rPr>
-      </w:pPr>
-      <w:r>
-        <w:rPr>
-          <w:rFonts w:ascii="Times New Roman" w:hAnsi="Times New Roman" w:cs="Times New Roman"/>
-        </w:rPr>
-        <w:t>Binary Classification:</w:t>
-      </w:r>
-    </w:p>
-    <w:p>
-      <w:pPr>
-        <w:numPr>
-          <w:ilvl w:val="0"/>
-          <w:numId w:val="3"/>
-        </w:numPr>
-        <w:spacing w:line="360" w:lineRule="auto"/>
-        <w:rPr>
-          <w:rFonts w:ascii="Times New Roman" w:hAnsi="Times New Roman" w:cs="Times New Roman"/>
-        </w:rPr>
-      </w:pPr>
-      <w:r>
-        <w:rPr>
-          <w:rFonts w:ascii="Times New Roman" w:hAnsi="Times New Roman" w:cs="Times New Roman"/>
-        </w:rPr>
-        <w:t>Class 0: Normal traffic</w:t>
-      </w:r>
-    </w:p>
-    <w:p>
-      <w:pPr>
-        <w:numPr>
-          <w:ilvl w:val="0"/>
-          <w:numId w:val="3"/>
-        </w:numPr>
-        <w:spacing w:line="360" w:lineRule="auto"/>
-        <w:rPr>
-          <w:rFonts w:ascii="Times New Roman" w:hAnsi="Times New Roman" w:cs="Times New Roman"/>
-        </w:rPr>
-      </w:pPr>
-      <w:r>
-        <w:rPr>
-          <w:rFonts w:ascii="Times New Roman" w:hAnsi="Times New Roman" w:cs="Times New Roman"/>
-        </w:rPr>
-        <w:t>Class 1: Malicious traffic</w:t>
-      </w:r>
-    </w:p>
-    <w:p>
-      <w:pPr>
-        <w:spacing w:line="360" w:lineRule="auto"/>
-        <w:rPr>
-          <w:rFonts w:ascii="Times New Roman" w:hAnsi="Times New Roman" w:cs="Times New Roman"/>
-        </w:rPr>
-      </w:pPr>
-      <w:r>
-        <w:rPr>
-          <w:rFonts w:ascii="Times New Roman" w:hAnsi="Times New Roman" w:cs="Times New Roman"/>
-        </w:rPr>
-        <w:t>Multi-Class Classification:</w:t>
-      </w:r>
-    </w:p>
-    <w:p>
-      <w:pPr>
-        <w:numPr>
-          <w:ilvl w:val="0"/>
-          <w:numId w:val="4"/>
-        </w:numPr>
-        <w:spacing w:line="360" w:lineRule="auto"/>
-        <w:rPr>
-          <w:rFonts w:ascii="Times New Roman" w:hAnsi="Times New Roman" w:cs="Times New Roman"/>
-        </w:rPr>
-      </w:pPr>
-      <w:r>
-        <w:rPr>
-          <w:rFonts w:ascii="Times New Roman" w:hAnsi="Times New Roman" w:cs="Times New Roman"/>
-        </w:rPr>
-        <w:t xml:space="preserve">Traffic categorized into multiple attack types including Exploits, DoS, </w:t>
-      </w:r>
-      <w:proofErr w:type="spellStart"/>
-      <w:r>
-        <w:rPr>
-          <w:rFonts w:ascii="Times New Roman" w:hAnsi="Times New Roman" w:cs="Times New Roman"/>
-        </w:rPr>
-        <w:t>Fuzzers</w:t>
-      </w:r>
-      <w:proofErr w:type="spellEnd"/>
-      <w:r>
-        <w:rPr>
-          <w:rFonts w:ascii="Times New Roman" w:hAnsi="Times New Roman" w:cs="Times New Roman"/>
-        </w:rPr>
-        <w:t>, Reconnaissance, and others.</w:t>
-      </w:r>
-    </w:p>
-    <w:p>
-      <w:pPr>
-        <w:spacing w:line="360" w:lineRule="auto"/>
-        <w:rPr>
-          <w:rFonts w:ascii="Times New Roman" w:hAnsi="Times New Roman" w:cs="Times New Roman"/>
-        </w:rPr>
-      </w:pPr>
-      <w:r>
-        <w:rPr>
-          <w:rFonts w:ascii="Times New Roman" w:hAnsi="Times New Roman" w:cs="Times New Roman"/>
-        </w:rPr>
-        <w:pict w14:anchorId="31B224A5">
-          <v:rect id="_x0000_i1101" style="width:0;height:1.5pt" o:hralign="center" o:hrstd="t" o:hr="t" fillcolor="#a0a0a0" stroked="f"/>
-        </w:pict>
-      </w:r>
-    </w:p>
-    <w:p>
-      <w:pPr>
-        <w:spacing w:line="360" w:lineRule="auto"/>
-        <w:rPr>
-          <w:rFonts w:ascii="Times New Roman" w:hAnsi="Times New Roman" w:cs="Times New Roman"/>
-          <w:b/>
-          <w:bCs/>
-        </w:rPr>
-      </w:pPr>
-      <w:r>
-        <w:rPr>
-          <w:rFonts w:ascii="Times New Roman" w:hAnsi="Times New Roman" w:cs="Times New Roman"/>
-          <w:b/>
-          <w:bCs/>
-        </w:rPr>
-        <w:t>Data Preprocessing</w:t>
-      </w:r>
-    </w:p>
-    <w:p>
-      <w:pPr>
-        <w:spacing w:line="360" w:lineRule="auto"/>
-        <w:rPr>
-          <w:rFonts w:ascii="Times New Roman" w:hAnsi="Times New Roman" w:cs="Times New Roman"/>
-        </w:rPr>
-      </w:pPr>
-      <w:r>
-        <w:rPr>
-          <w:rFonts w:ascii="Times New Roman" w:hAnsi="Times New Roman" w:cs="Times New Roman"/>
-        </w:rPr>
-        <w:t xml:space="preserve">A preprocessing pipeline was constructed using </w:t>
-      </w:r>
-      <w:proofErr w:type="spellStart"/>
-      <w:r>
-        <w:rPr>
-          <w:rFonts w:ascii="Times New Roman" w:hAnsi="Times New Roman" w:cs="Times New Roman"/>
-        </w:rPr>
-        <w:t>ColumnTransformer</w:t>
-      </w:r>
-      <w:proofErr w:type="spellEnd"/>
-      <w:r>
-        <w:rPr>
-          <w:rFonts w:ascii="Times New Roman" w:hAnsi="Times New Roman" w:cs="Times New Roman"/>
-        </w:rPr>
-        <w:t xml:space="preserve"> to ensure structured and leakage-free feature transformation:</w:t>
-      </w:r>
-    </w:p>
-    <w:p>
-      <w:pPr>
-        <w:numPr>
-          <w:ilvl w:val="0"/>
-          <w:numId w:val="5"/>
-        </w:numPr>
-        <w:spacing w:line="360" w:lineRule="auto"/>
-        <w:rPr>
-          <w:rFonts w:ascii="Times New Roman" w:hAnsi="Times New Roman" w:cs="Times New Roman"/>
-        </w:rPr>
-      </w:pPr>
-      <w:r>
-        <w:rPr>
-          <w:rFonts w:ascii="Times New Roman" w:hAnsi="Times New Roman" w:cs="Times New Roman"/>
-        </w:rPr>
-        <w:t xml:space="preserve">Numerical features → </w:t>
-      </w:r>
-      <w:proofErr w:type="spellStart"/>
-      <w:r>
-        <w:rPr>
-          <w:rFonts w:ascii="Times New Roman" w:hAnsi="Times New Roman" w:cs="Times New Roman"/>
-        </w:rPr>
-        <w:t>StandardScaler</w:t>
-      </w:r>
-      <w:proofErr w:type="spellEnd"/>
-      <w:r>
-        <w:rPr>
-          <w:rFonts w:ascii="Times New Roman" w:hAnsi="Times New Roman" w:cs="Times New Roman"/>
-        </w:rPr>
-        <w:t xml:space="preserve"> (normalization)</w:t>
-      </w:r>
-    </w:p>
-    <w:p>
-      <w:pPr>
-        <w:numPr>
-          <w:ilvl w:val="0"/>
-          <w:numId w:val="5"/>
-        </w:numPr>
-        <w:spacing w:line="360" w:lineRule="auto"/>
-        <w:rPr>
-          <w:rFonts w:ascii="Times New Roman" w:hAnsi="Times New Roman" w:cs="Times New Roman"/>
-        </w:rPr>
-      </w:pPr>
-      <w:r>
-        <w:rPr>
-          <w:rFonts w:ascii="Times New Roman" w:hAnsi="Times New Roman" w:cs="Times New Roman"/>
-        </w:rPr>
-        <w:t xml:space="preserve">Categorical features → </w:t>
-      </w:r>
-      <w:proofErr w:type="spellStart"/>
-      <w:r>
-        <w:rPr>
-          <w:rFonts w:ascii="Times New Roman" w:hAnsi="Times New Roman" w:cs="Times New Roman"/>
-        </w:rPr>
-        <w:t>OneHotEncoder</w:t>
-      </w:r>
-      <w:proofErr w:type="spellEnd"/>
-      <w:r>
-        <w:rPr>
-          <w:rFonts w:ascii="Times New Roman" w:hAnsi="Times New Roman" w:cs="Times New Roman"/>
-        </w:rPr>
-        <w:t xml:space="preserve"> (encoding)</w:t>
-      </w:r>
-    </w:p>
-    <w:p>
-      <w:pPr>
-        <w:spacing w:line="360" w:lineRule="auto"/>
-        <w:rPr>
-          <w:rFonts w:ascii="Times New Roman" w:hAnsi="Times New Roman" w:cs="Times New Roman"/>
-        </w:rPr>
-      </w:pPr>
-      <w:r>
-        <w:rPr>
-          <w:rFonts w:ascii="Times New Roman" w:hAnsi="Times New Roman" w:cs="Times New Roman"/>
-        </w:rPr>
-        <w:t>This pipeline ensures consistent transformation during training and testing phases. An 80–20 train-test split was applied.</w:t>
-      </w:r>
-    </w:p>
-    <w:p>
-      <w:pPr>
-        <w:spacing w:line="360" w:lineRule="auto"/>
-        <w:rPr>
-          <w:rFonts w:ascii="Times New Roman" w:hAnsi="Times New Roman" w:cs="Times New Roman"/>
-        </w:rPr>
-      </w:pPr>
-      <w:r>
-        <w:rPr>
-          <w:rFonts w:ascii="Times New Roman" w:hAnsi="Times New Roman" w:cs="Times New Roman"/>
-        </w:rPr>
-        <w:pict w14:anchorId="1A3488EA">
-          <v:rect id="_x0000_i1102" style="width:0;height:1.5pt" o:hralign="center" o:hrstd="t" o:hr="t" fillcolor="#a0a0a0" stroked="f"/>
-        </w:pict>
-      </w:r>
-    </w:p>
-    <w:p>
-      <w:pPr>
-        <w:spacing w:line="360" w:lineRule="auto"/>
-        <w:rPr>
-          <w:rFonts w:ascii="Times New Roman" w:hAnsi="Times New Roman" w:cs="Times New Roman"/>
-          <w:b/>
-          <w:bCs/>
-        </w:rPr>
-      </w:pPr>
-      <w:r>
-        <w:rPr>
-          <w:rFonts w:ascii="Times New Roman" w:hAnsi="Times New Roman" w:cs="Times New Roman"/>
-          <w:b/>
-          <w:bCs/>
-        </w:rPr>
-        <w:t>Model Development</w:t>
-      </w:r>
-    </w:p>
-    <w:p>
-      <w:pPr>
-        <w:spacing w:line="360" w:lineRule="auto"/>
-        <w:rPr>
-          <w:rFonts w:ascii="Times New Roman" w:hAnsi="Times New Roman" w:cs="Times New Roman"/>
-        </w:rPr>
-      </w:pPr>
-      <w:r>
-        <w:rPr>
-          <w:rFonts w:ascii="Times New Roman" w:hAnsi="Times New Roman" w:cs="Times New Roman"/>
-        </w:rPr>
-        <w:t>Random Forest was selected due to:</w:t>
-      </w:r>
-    </w:p>
-    <w:p>
-      <w:pPr>
-        <w:numPr>
-          <w:ilvl w:val="0"/>
-          <w:numId w:val="6"/>
-        </w:numPr>
-        <w:spacing w:line="360" w:lineRule="auto"/>
-        <w:rPr>
-          <w:rFonts w:ascii="Times New Roman" w:hAnsi="Times New Roman" w:cs="Times New Roman"/>
-        </w:rPr>
-      </w:pPr>
-      <w:r>
-        <w:rPr>
-          <w:rFonts w:ascii="Times New Roman" w:hAnsi="Times New Roman" w:cs="Times New Roman"/>
-        </w:rPr>
-        <w:lastRenderedPageBreak/>
-        <w:t>Robust performance on structured datasets</w:t>
-      </w:r>
-    </w:p>
-    <w:p>
-      <w:pPr>
-        <w:numPr>
-          <w:ilvl w:val="0"/>
-          <w:numId w:val="6"/>
-        </w:numPr>
-        <w:spacing w:line="360" w:lineRule="auto"/>
-        <w:rPr>
-          <w:rFonts w:ascii="Times New Roman" w:hAnsi="Times New Roman" w:cs="Times New Roman"/>
-        </w:rPr>
-      </w:pPr>
-      <w:r>
-        <w:rPr>
-          <w:rFonts w:ascii="Times New Roman" w:hAnsi="Times New Roman" w:cs="Times New Roman"/>
-        </w:rPr>
-        <w:t>Ability to handle mixed feature types</w:t>
-      </w:r>
-    </w:p>
-    <w:p>
-      <w:pPr>
-        <w:numPr>
-          <w:ilvl w:val="0"/>
-          <w:numId w:val="6"/>
-        </w:numPr>
-        <w:spacing w:line="360" w:lineRule="auto"/>
-        <w:rPr>
-          <w:rFonts w:ascii="Times New Roman" w:hAnsi="Times New Roman" w:cs="Times New Roman"/>
-        </w:rPr>
-      </w:pPr>
-      <w:r>
-        <w:rPr>
-          <w:rFonts w:ascii="Times New Roman" w:hAnsi="Times New Roman" w:cs="Times New Roman"/>
-        </w:rPr>
-        <w:t>Reduced overfitting via ensemble averaging</w:t>
-      </w:r>
-    </w:p>
-    <w:p>
-      <w:pPr>
-        <w:numPr>
-          <w:ilvl w:val="0"/>
-          <w:numId w:val="6"/>
-        </w:numPr>
-        <w:spacing w:line="360" w:lineRule="auto"/>
-        <w:rPr>
-          <w:rFonts w:ascii="Times New Roman" w:hAnsi="Times New Roman" w:cs="Times New Roman"/>
-        </w:rPr>
-      </w:pPr>
-      <w:r>
-        <w:rPr>
-          <w:rFonts w:ascii="Times New Roman" w:hAnsi="Times New Roman" w:cs="Times New Roman"/>
-        </w:rPr>
-        <w:t>Built-in feature importance estimation</w:t>
-      </w:r>
-    </w:p>
-    <w:p>
-      <w:pPr>
-        <w:spacing w:line="360" w:lineRule="auto"/>
-        <w:rPr>
-          <w:rFonts w:ascii="Times New Roman" w:hAnsi="Times New Roman" w:cs="Times New Roman"/>
-        </w:rPr>
-      </w:pPr>
-      <w:r>
-        <w:rPr>
-          <w:rFonts w:ascii="Times New Roman" w:hAnsi="Times New Roman" w:cs="Times New Roman"/>
-        </w:rPr>
-        <w:t>Two models were trained:</w:t>
-      </w:r>
-    </w:p>
-    <w:p>
-      <w:pPr>
-        <w:numPr>
-          <w:ilvl w:val="0"/>
-          <w:numId w:val="7"/>
-        </w:numPr>
-        <w:spacing w:line="360" w:lineRule="auto"/>
-        <w:rPr>
-          <w:rFonts w:ascii="Times New Roman" w:hAnsi="Times New Roman" w:cs="Times New Roman"/>
-        </w:rPr>
-      </w:pPr>
-      <w:r>
-        <w:rPr>
-          <w:rFonts w:ascii="Times New Roman" w:hAnsi="Times New Roman" w:cs="Times New Roman"/>
-        </w:rPr>
-        <w:t>Binary classifier</w:t>
-      </w:r>
-    </w:p>
-    <w:p>
-      <w:pPr>
-        <w:numPr>
-          <w:ilvl w:val="0"/>
-          <w:numId w:val="7"/>
-        </w:numPr>
-        <w:spacing w:line="360" w:lineRule="auto"/>
-        <w:rPr>
-          <w:rFonts w:ascii="Times New Roman" w:hAnsi="Times New Roman" w:cs="Times New Roman"/>
-        </w:rPr>
-      </w:pPr>
-      <w:r>
-        <w:rPr>
-          <w:rFonts w:ascii="Times New Roman" w:hAnsi="Times New Roman" w:cs="Times New Roman"/>
-        </w:rPr>
-        <w:t>Multi-class classifier</w:t>
-      </w:r>
-    </w:p>
-    <w:p>
-      <w:pPr>
-        <w:spacing w:line="360" w:lineRule="auto"/>
-        <w:rPr>
-          <w:rFonts w:ascii="Times New Roman" w:hAnsi="Times New Roman" w:cs="Times New Roman"/>
-        </w:rPr>
-      </w:pPr>
-      <w:r>
-        <w:rPr>
-          <w:rFonts w:ascii="Times New Roman" w:hAnsi="Times New Roman" w:cs="Times New Roman"/>
-        </w:rPr>
-        <w:pict w14:anchorId="6C752A9C">
-          <v:rect id="_x0000_i1103" style="width:0;height:1.5pt" o:hralign="center" o:hrstd="t" o:hr="t" fillcolor="#a0a0a0" stroked="f"/>
-        </w:pict>
-      </w:r>
-    </w:p>
-    <w:p>
-      <w:pPr>
-        <w:spacing w:line="360" w:lineRule="auto"/>
-        <w:rPr>
-          <w:rFonts w:ascii="Times New Roman" w:hAnsi="Times New Roman" w:cs="Times New Roman"/>
-          <w:b/>
-          <w:bCs/>
-        </w:rPr>
-      </w:pPr>
-      <w:r>
-        <w:rPr>
-          <w:rFonts w:ascii="Times New Roman" w:hAnsi="Times New Roman" w:cs="Times New Roman"/>
-          <w:b/>
-          <w:bCs/>
-        </w:rPr>
-        <w:t>Evaluation Metrics</w:t>
-      </w:r>
-    </w:p>
-    <w:p>
-      <w:pPr>
-        <w:spacing w:line="360" w:lineRule="auto"/>
-        <w:rPr>
-          <w:rFonts w:ascii="Times New Roman" w:hAnsi="Times New Roman" w:cs="Times New Roman"/>
-        </w:rPr>
-      </w:pPr>
-      <w:r>
-        <w:rPr>
-          <w:rFonts w:ascii="Times New Roman" w:hAnsi="Times New Roman" w:cs="Times New Roman"/>
-        </w:rPr>
-        <w:t>The models were evaluated using:</w:t>
-      </w:r>
-    </w:p>
-    <w:p>
-      <w:pPr>
-        <w:numPr>
-          <w:ilvl w:val="0"/>
-          <w:numId w:val="8"/>
-        </w:numPr>
-        <w:spacing w:line="360" w:lineRule="auto"/>
-        <w:rPr>
-          <w:rFonts w:ascii="Times New Roman" w:hAnsi="Times New Roman" w:cs="Times New Roman"/>
-        </w:rPr>
-      </w:pPr>
-      <w:r>
-        <w:rPr>
-          <w:rFonts w:ascii="Times New Roman" w:hAnsi="Times New Roman" w:cs="Times New Roman"/>
-        </w:rPr>
-        <w:t>Accuracy</w:t>
-      </w:r>
-    </w:p>
-    <w:p>
-      <w:pPr>
-        <w:numPr>
-          <w:ilvl w:val="0"/>
-          <w:numId w:val="8"/>
-        </w:numPr>
-        <w:spacing w:line="360" w:lineRule="auto"/>
-        <w:rPr>
-          <w:rFonts w:ascii="Times New Roman" w:hAnsi="Times New Roman" w:cs="Times New Roman"/>
-        </w:rPr>
-      </w:pPr>
-      <w:r>
-        <w:rPr>
-          <w:rFonts w:ascii="Times New Roman" w:hAnsi="Times New Roman" w:cs="Times New Roman"/>
-        </w:rPr>
-        <w:t>Precision</w:t>
-      </w:r>
-    </w:p>
-    <w:p>
-      <w:pPr>
-        <w:numPr>
-          <w:ilvl w:val="0"/>
-          <w:numId w:val="8"/>
-        </w:numPr>
-        <w:spacing w:line="360" w:lineRule="auto"/>
-        <w:rPr>
-          <w:rFonts w:ascii="Times New Roman" w:hAnsi="Times New Roman" w:cs="Times New Roman"/>
-        </w:rPr>
-      </w:pPr>
-      <w:r>
-        <w:rPr>
-          <w:rFonts w:ascii="Times New Roman" w:hAnsi="Times New Roman" w:cs="Times New Roman"/>
-        </w:rPr>
-        <w:t>Recall</w:t>
-      </w:r>
-    </w:p>
-    <w:p>
-      <w:pPr>
-        <w:numPr>
-          <w:ilvl w:val="0"/>
-          <w:numId w:val="8"/>
-        </w:numPr>
-        <w:spacing w:line="360" w:lineRule="auto"/>
-        <w:rPr>
-          <w:rFonts w:ascii="Times New Roman" w:hAnsi="Times New Roman" w:cs="Times New Roman"/>
-        </w:rPr>
-      </w:pPr>
-      <w:r>
-        <w:rPr>
-          <w:rFonts w:ascii="Times New Roman" w:hAnsi="Times New Roman" w:cs="Times New Roman"/>
-        </w:rPr>
-        <w:t>F1-score</w:t>
-      </w:r>
-    </w:p>
-    <w:p>
-      <w:pPr>
-        <w:numPr>
-          <w:ilvl w:val="0"/>
-          <w:numId w:val="8"/>
-        </w:numPr>
-        <w:spacing w:line="360" w:lineRule="auto"/>
-        <w:rPr>
-          <w:rFonts w:ascii="Times New Roman" w:hAnsi="Times New Roman" w:cs="Times New Roman"/>
-        </w:rPr>
-      </w:pPr>
-      <w:r>
-        <w:rPr>
-          <w:rFonts w:ascii="Times New Roman" w:hAnsi="Times New Roman" w:cs="Times New Roman"/>
-        </w:rPr>
-        <w:t>Macro F1-score (for multi-class balance)</w:t>
-      </w:r>
-    </w:p>
-    <w:p>
-      <w:pPr>
-        <w:spacing w:line="360" w:lineRule="auto"/>
-        <w:rPr>
-          <w:rFonts w:ascii="Times New Roman" w:hAnsi="Times New Roman" w:cs="Times New Roman"/>
-        </w:rPr>
-      </w:pPr>
-      <w:r>
-        <w:rPr>
-          <w:rFonts w:ascii="Times New Roman" w:hAnsi="Times New Roman" w:cs="Times New Roman"/>
-        </w:rPr>
-        <w:t>These metrics provide balanced evaluation, particularly in imbalanced datasets.</w:t>
-      </w:r>
-    </w:p>
-    <w:p>
-      <w:pPr>
-        <w:spacing w:line="360" w:lineRule="auto"/>
-        <w:rPr>
-          <w:rFonts w:ascii="Times New Roman" w:hAnsi="Times New Roman" w:cs="Times New Roman"/>
-        </w:rPr>
-      </w:pPr>
-      <w:r>
-        <w:rPr>
-          <w:rFonts w:ascii="Times New Roman" w:hAnsi="Times New Roman" w:cs="Times New Roman"/>
-        </w:rPr>
-        <w:pict w14:anchorId="65F085F3">
-          <v:rect id="_x0000_i1104" style="width:0;height:1.5pt" o:hralign="center" o:hrstd="t" o:hr="t" fillcolor="#a0a0a0" stroked="f"/>
-        </w:pict>
-      </w:r>
-    </w:p>
-    <w:p>
-      <w:pPr>
-        <w:spacing w:line="360" w:lineRule="auto"/>
-        <w:rPr>
-          <w:rFonts w:ascii="Times New Roman" w:hAnsi="Times New Roman" w:cs="Times New Roman"/>
-          <w:b/>
-          <w:bCs/>
-        </w:rPr>
-      </w:pPr>
-      <w:r>
-        <w:rPr>
-          <w:rFonts w:ascii="Times New Roman" w:hAnsi="Times New Roman" w:cs="Times New Roman"/>
-          <w:b/>
-          <w:bCs/>
-        </w:rPr>
-        <w:t>Explainability</w:t>
-      </w:r>
-    </w:p>
-    <w:p>
-      <w:pPr>
-        <w:spacing w:line="360" w:lineRule="auto"/>
-        <w:rPr>
-          <w:rFonts w:ascii="Times New Roman" w:hAnsi="Times New Roman" w:cs="Times New Roman"/>
-        </w:rPr>
-      </w:pPr>
-      <w:r>
-        <w:rPr>
-          <w:rFonts w:ascii="Times New Roman" w:hAnsi="Times New Roman" w:cs="Times New Roman"/>
-        </w:rPr>
-        <w:t xml:space="preserve">SHAP </w:t>
-      </w:r>
-      <w:proofErr w:type="spellStart"/>
-      <w:r>
-        <w:rPr>
-          <w:rFonts w:ascii="Times New Roman" w:hAnsi="Times New Roman" w:cs="Times New Roman"/>
-        </w:rPr>
-        <w:t>TreeExplainer</w:t>
-      </w:r>
-      <w:proofErr w:type="spellEnd"/>
-      <w:r>
-        <w:rPr>
-          <w:rFonts w:ascii="Times New Roman" w:hAnsi="Times New Roman" w:cs="Times New Roman"/>
-        </w:rPr>
-        <w:t xml:space="preserve"> was applied to:</w:t>
-      </w:r>
-    </w:p>
-    <w:p>
-      <w:pPr>
-        <w:numPr>
-          <w:ilvl w:val="0"/>
-          <w:numId w:val="9"/>
-        </w:numPr>
-        <w:spacing w:line="360" w:lineRule="auto"/>
-        <w:rPr>
-          <w:rFonts w:ascii="Times New Roman" w:hAnsi="Times New Roman" w:cs="Times New Roman"/>
-        </w:rPr>
-      </w:pPr>
-      <w:r>
-        <w:rPr>
-          <w:rFonts w:ascii="Times New Roman" w:hAnsi="Times New Roman" w:cs="Times New Roman"/>
-        </w:rPr>
-        <w:t>Determine globally important features</w:t>
-      </w:r>
-    </w:p>
-    <w:p>
-      <w:pPr>
-        <w:numPr>
-          <w:ilvl w:val="0"/>
-          <w:numId w:val="9"/>
-        </w:numPr>
-        <w:spacing w:line="360" w:lineRule="auto"/>
-        <w:rPr>
-          <w:rFonts w:ascii="Times New Roman" w:hAnsi="Times New Roman" w:cs="Times New Roman"/>
-        </w:rPr>
-      </w:pPr>
-      <w:r>
-        <w:rPr>
-          <w:rFonts w:ascii="Times New Roman" w:hAnsi="Times New Roman" w:cs="Times New Roman"/>
-        </w:rPr>
-        <w:t>Interpret individual predictions</w:t>
-      </w:r>
-    </w:p>
-    <w:p>
-      <w:pPr>
-        <w:numPr>
-          <w:ilvl w:val="0"/>
-          <w:numId w:val="9"/>
-        </w:numPr>
-        <w:spacing w:line="360" w:lineRule="auto"/>
-        <w:rPr>
-          <w:rFonts w:ascii="Times New Roman" w:hAnsi="Times New Roman" w:cs="Times New Roman"/>
-        </w:rPr>
-      </w:pPr>
-      <w:r>
-        <w:rPr>
-          <w:rFonts w:ascii="Times New Roman" w:hAnsi="Times New Roman" w:cs="Times New Roman"/>
-        </w:rPr>
-        <w:t>Enhance transparency of classification decisions</w:t>
-      </w:r>
-    </w:p>
-    <w:p>
-      <w:pPr>
-        <w:spacing w:line="360" w:lineRule="auto"/>
-        <w:rPr>
-          <w:rFonts w:ascii="Times New Roman" w:hAnsi="Times New Roman" w:cs="Times New Roman"/>
-        </w:rPr>
-      </w:pPr>
-      <w:r>
-        <w:rPr>
-          <w:rFonts w:ascii="Times New Roman" w:hAnsi="Times New Roman" w:cs="Times New Roman"/>
-        </w:rPr>
-        <w:pict w14:anchorId="574FAF0A">
-          <v:rect id="_x0000_i1105" style="width:0;height:1.5pt" o:hralign="center" o:hrstd="t" o:hr="t" fillcolor="#a0a0a0" stroked="f"/>
-        </w:pict>
-      </w:r>
-    </w:p>
-    <w:p>
-      <w:pPr>
-        <w:spacing w:line="360" w:lineRule="auto"/>
-        <w:rPr>
-          <w:rFonts w:ascii="Times New Roman" w:hAnsi="Times New Roman" w:cs="Times New Roman"/>
-          <w:b/>
-          <w:bCs/>
-        </w:rPr>
-      </w:pPr>
-      <w:r>
-        <w:rPr>
-          <w:rFonts w:ascii="Times New Roman" w:hAnsi="Times New Roman" w:cs="Times New Roman"/>
-          <w:b/>
-          <w:bCs/>
-        </w:rPr>
-        <w:t>Deployment</w:t>
-      </w:r>
-    </w:p>
-    <w:p>
-      <w:pPr>
-        <w:spacing w:line="360" w:lineRule="auto"/>
-        <w:rPr>
-          <w:rFonts w:ascii="Times New Roman" w:hAnsi="Times New Roman" w:cs="Times New Roman"/>
-        </w:rPr>
-      </w:pPr>
-      <w:r>
-        <w:rPr>
-          <w:rFonts w:ascii="Times New Roman" w:hAnsi="Times New Roman" w:cs="Times New Roman"/>
-        </w:rPr>
-        <w:t xml:space="preserve">To demonstrate real-world applicability, the trained model was deployed using </w:t>
-      </w:r>
-      <w:proofErr w:type="spellStart"/>
-      <w:r>
-        <w:rPr>
-          <w:rFonts w:ascii="Times New Roman" w:hAnsi="Times New Roman" w:cs="Times New Roman"/>
-        </w:rPr>
-        <w:t>Streamlit</w:t>
-      </w:r>
-      <w:proofErr w:type="spellEnd"/>
-      <w:r>
-        <w:rPr>
-          <w:rFonts w:ascii="Times New Roman" w:hAnsi="Times New Roman" w:cs="Times New Roman"/>
-        </w:rPr>
-        <w:t xml:space="preserve"> to create a Security Operations </w:t>
-      </w:r>
-      <w:proofErr w:type="spellStart"/>
-      <w:r>
-        <w:rPr>
-          <w:rFonts w:ascii="Times New Roman" w:hAnsi="Times New Roman" w:cs="Times New Roman"/>
-        </w:rPr>
-        <w:t>Center</w:t>
-      </w:r>
-      <w:proofErr w:type="spellEnd"/>
-      <w:r>
-        <w:rPr>
-          <w:rFonts w:ascii="Times New Roman" w:hAnsi="Times New Roman" w:cs="Times New Roman"/>
-        </w:rPr>
-        <w:t xml:space="preserve"> dashboard featuring:</w:t>
-      </w:r>
-    </w:p>
-    <w:p>
-      <w:pPr>
-        <w:numPr>
-          <w:ilvl w:val="0"/>
-          <w:numId w:val="10"/>
-        </w:numPr>
-        <w:spacing w:line="360" w:lineRule="auto"/>
-        <w:rPr>
-          <w:rFonts w:ascii="Times New Roman" w:hAnsi="Times New Roman" w:cs="Times New Roman"/>
-        </w:rPr>
-      </w:pPr>
-      <w:r>
-        <w:rPr>
-          <w:rFonts w:ascii="Times New Roman" w:hAnsi="Times New Roman" w:cs="Times New Roman"/>
-        </w:rPr>
-        <w:lastRenderedPageBreak/>
-        <w:t>Threat summary metrics</w:t>
-      </w:r>
-    </w:p>
-    <w:p>
-      <w:pPr>
-        <w:numPr>
-          <w:ilvl w:val="0"/>
-          <w:numId w:val="10"/>
-        </w:numPr>
-        <w:spacing w:line="360" w:lineRule="auto"/>
-        <w:rPr>
-          <w:rFonts w:ascii="Times New Roman" w:hAnsi="Times New Roman" w:cs="Times New Roman"/>
-        </w:rPr>
-      </w:pPr>
-      <w:r>
-        <w:rPr>
-          <w:rFonts w:ascii="Times New Roman" w:hAnsi="Times New Roman" w:cs="Times New Roman"/>
-        </w:rPr>
-        <w:t>Confidence-based filtering</w:t>
-      </w:r>
-    </w:p>
-    <w:p>
-      <w:pPr>
-        <w:numPr>
-          <w:ilvl w:val="0"/>
-          <w:numId w:val="10"/>
-        </w:numPr>
-        <w:spacing w:line="360" w:lineRule="auto"/>
-        <w:rPr>
-          <w:rFonts w:ascii="Times New Roman" w:hAnsi="Times New Roman" w:cs="Times New Roman"/>
-        </w:rPr>
-      </w:pPr>
-      <w:r>
-        <w:rPr>
-          <w:rFonts w:ascii="Times New Roman" w:hAnsi="Times New Roman" w:cs="Times New Roman"/>
-        </w:rPr>
-        <w:t>Severity mapping</w:t>
-      </w:r>
-    </w:p>
-    <w:p>
-      <w:pPr>
-        <w:numPr>
-          <w:ilvl w:val="0"/>
-          <w:numId w:val="10"/>
-        </w:numPr>
-        <w:spacing w:line="360" w:lineRule="auto"/>
-        <w:rPr>
-          <w:rFonts w:ascii="Times New Roman" w:hAnsi="Times New Roman" w:cs="Times New Roman"/>
-        </w:rPr>
-      </w:pPr>
-      <w:r>
-        <w:rPr>
-          <w:rFonts w:ascii="Times New Roman" w:hAnsi="Times New Roman" w:cs="Times New Roman"/>
-        </w:rPr>
-        <w:t>Attack distribution visualization</w:t>
-      </w:r>
-    </w:p>
-    <w:p>
-      <w:pPr>
-        <w:numPr>
-          <w:ilvl w:val="0"/>
-          <w:numId w:val="10"/>
-        </w:numPr>
-        <w:spacing w:line="360" w:lineRule="auto"/>
-        <w:rPr>
-          <w:rFonts w:ascii="Times New Roman" w:hAnsi="Times New Roman" w:cs="Times New Roman"/>
-        </w:rPr>
-      </w:pPr>
-      <w:r>
-        <w:rPr>
-          <w:rFonts w:ascii="Times New Roman" w:hAnsi="Times New Roman" w:cs="Times New Roman"/>
-        </w:rPr>
-        <w:t>Downloadable reports</w:t>
-      </w:r>
-    </w:p>
-    <w:p>
-      <w:pPr>
-        <w:spacing w:line="360" w:lineRule="auto"/>
-        <w:rPr>
-          <w:rFonts w:ascii="Times New Roman" w:hAnsi="Times New Roman" w:cs="Times New Roman"/>
-        </w:rPr>
-      </w:pPr>
-      <w:r>
-        <w:rPr>
-          <w:rFonts w:ascii="Times New Roman" w:hAnsi="Times New Roman" w:cs="Times New Roman"/>
-        </w:rPr>
-        <w:t>This deployment bridges academic research and operational implementation.</w:t>
-      </w:r>
-    </w:p>
-    <w:p>
-      <w:pPr>
-        <w:spacing w:line="360" w:lineRule="auto"/>
-        <w:rPr>
-          <w:rFonts w:ascii="Times New Roman" w:hAnsi="Times New Roman" w:cs="Times New Roman"/>
-        </w:rPr>
-      </w:pPr>
-      <w:r>
-        <w:rPr>
-          <w:rFonts w:ascii="Times New Roman" w:hAnsi="Times New Roman" w:cs="Times New Roman"/>
-        </w:rPr>
-        <w:pict w14:anchorId="26FB04D3">
-          <v:rect id="_x0000_i1106" style="width:0;height:1.5pt" o:hralign="center" o:hrstd="t" o:hr="t" fillcolor="#a0a0a0" stroked="f"/>
-        </w:pict>
-      </w:r>
-    </w:p>
-    <w:p>
-      <w:pPr>
-        <w:spacing w:line="360" w:lineRule="auto"/>
-        <w:rPr>
-          <w:rFonts w:ascii="Times New Roman" w:hAnsi="Times New Roman" w:cs="Times New Roman"/>
-          <w:b/>
-          <w:bCs/>
-        </w:rPr>
-      </w:pPr>
-      <w:r>
-        <w:rPr>
-          <w:rFonts w:ascii="Times New Roman" w:hAnsi="Times New Roman" w:cs="Times New Roman"/>
-          <w:b/>
-          <w:bCs/>
-        </w:rPr>
-        <w:t>Discussion and Findings</w:t>
-      </w:r>
-    </w:p>
-    <w:p>
-      <w:pPr>
-        <w:spacing w:line="360" w:lineRule="auto"/>
-        <w:rPr>
-          <w:rFonts w:ascii="Times New Roman" w:hAnsi="Times New Roman" w:cs="Times New Roman"/>
-        </w:rPr>
-      </w:pPr>
-      <w:r>
-        <w:rPr>
-          <w:rFonts w:ascii="Times New Roman" w:hAnsi="Times New Roman" w:cs="Times New Roman"/>
-        </w:rPr>
-        <w:t>The binary classifier achieved 93% accuracy with balanced precision (0.92) and recall (0.91), indicating strong discrimination between normal and malicious traffic. The low false positive rate reduces alert fatigue in security operations environments.</w:t>
-      </w:r>
-    </w:p>
-    <w:p>
-      <w:pPr>
-        <w:spacing w:line="360" w:lineRule="auto"/>
-        <w:rPr>
-          <w:rFonts w:ascii="Times New Roman" w:hAnsi="Times New Roman" w:cs="Times New Roman"/>
-        </w:rPr>
-      </w:pPr>
-      <w:r>
-        <w:rPr>
-          <w:rFonts w:ascii="Times New Roman" w:hAnsi="Times New Roman" w:cs="Times New Roman"/>
-        </w:rPr>
-        <w:t>The multi-class model achieved 76% accuracy with a macro F1-score of 0.74. The lower performance compared to binary classification reflects the complexity of distinguishing between similar attack types.</w:t>
-      </w:r>
-    </w:p>
-    <w:p>
-      <w:pPr>
-        <w:spacing w:line="360" w:lineRule="auto"/>
-        <w:rPr>
-          <w:rFonts w:ascii="Times New Roman" w:hAnsi="Times New Roman" w:cs="Times New Roman"/>
-        </w:rPr>
-      </w:pPr>
-      <w:r>
-        <w:rPr>
-          <w:rFonts w:ascii="Times New Roman" w:hAnsi="Times New Roman" w:cs="Times New Roman"/>
-        </w:rPr>
-        <w:t xml:space="preserve">SHAP analysis revealed that traffic duration, packet-related metrics, and protocol attributes significantly influenced model predictions. These findings align with established intrusion </w:t>
-      </w:r>
-      <w:proofErr w:type="spellStart"/>
-      <w:r>
-        <w:rPr>
-          <w:rFonts w:ascii="Times New Roman" w:hAnsi="Times New Roman" w:cs="Times New Roman"/>
-        </w:rPr>
-        <w:t>behavior</w:t>
-      </w:r>
-      <w:proofErr w:type="spellEnd"/>
-      <w:r>
-        <w:rPr>
-          <w:rFonts w:ascii="Times New Roman" w:hAnsi="Times New Roman" w:cs="Times New Roman"/>
-        </w:rPr>
-        <w:t xml:space="preserve"> patterns.</w:t>
-      </w:r>
-    </w:p>
-    <w:p>
-      <w:pPr>
-        <w:spacing w:line="360" w:lineRule="auto"/>
-        <w:rPr>
-          <w:rFonts w:ascii="Times New Roman" w:hAnsi="Times New Roman" w:cs="Times New Roman"/>
-        </w:rPr>
-      </w:pPr>
-      <w:r>
-        <w:rPr>
-          <w:rFonts w:ascii="Times New Roman" w:hAnsi="Times New Roman" w:cs="Times New Roman"/>
-        </w:rPr>
-        <w:t xml:space="preserve">The </w:t>
-      </w:r>
-      <w:proofErr w:type="spellStart"/>
-      <w:r>
-        <w:rPr>
-          <w:rFonts w:ascii="Times New Roman" w:hAnsi="Times New Roman" w:cs="Times New Roman"/>
-        </w:rPr>
-        <w:t>Streamlit</w:t>
-      </w:r>
-      <w:proofErr w:type="spellEnd"/>
-      <w:r>
-        <w:rPr>
-          <w:rFonts w:ascii="Times New Roman" w:hAnsi="Times New Roman" w:cs="Times New Roman"/>
-        </w:rPr>
-        <w:t xml:space="preserve"> dashboard enhances usability by translating model outputs into actionable insights for analysts.</w:t>
-      </w:r>
-    </w:p>
-    <w:p>
-      <w:pPr>
-        <w:spacing w:line="360" w:lineRule="auto"/>
-        <w:rPr>
-          <w:rFonts w:ascii="Times New Roman" w:hAnsi="Times New Roman" w:cs="Times New Roman"/>
-        </w:rPr>
-      </w:pPr>
-      <w:r>
-        <w:rPr>
-          <w:rFonts w:ascii="Times New Roman" w:hAnsi="Times New Roman" w:cs="Times New Roman"/>
-        </w:rPr>
-        <w:pict w14:anchorId="06F4E59A">
-          <v:rect id="_x0000_i1107" style="width:0;height:1.5pt" o:hralign="center" o:hrstd="t" o:hr="t" fillcolor="#a0a0a0" stroked="f"/>
-        </w:pict>
-      </w:r>
-    </w:p>
-    <w:p>
-      <w:pPr>
-        <w:spacing w:line="360" w:lineRule="auto"/>
-        <w:rPr>
-          <w:rFonts w:ascii="Times New Roman" w:hAnsi="Times New Roman" w:cs="Times New Roman"/>
-          <w:b/>
-          <w:bCs/>
-        </w:rPr>
-      </w:pPr>
-      <w:r>
-        <w:rPr>
-          <w:rFonts w:ascii="Times New Roman" w:hAnsi="Times New Roman" w:cs="Times New Roman"/>
-          <w:b/>
-          <w:bCs/>
-        </w:rPr>
-        <w:t>Implications and Conclusion</w:t>
-      </w:r>
-    </w:p>
-    <w:p>
-      <w:pPr>
-        <w:spacing w:line="360" w:lineRule="auto"/>
-        <w:rPr>
-          <w:rFonts w:ascii="Times New Roman" w:hAnsi="Times New Roman" w:cs="Times New Roman"/>
-        </w:rPr>
-      </w:pPr>
-      <w:r>
-        <w:rPr>
-          <w:rFonts w:ascii="Times New Roman" w:hAnsi="Times New Roman" w:cs="Times New Roman"/>
-        </w:rPr>
-        <w:t>This study demonstrates that an AI-based Intrusion Detection System integrating ensemble learning and explainable AI can effectively detect and categorize network attacks. The proposed framework offers:</w:t>
-      </w:r>
-    </w:p>
-    <w:p>
-      <w:pPr>
-        <w:numPr>
-          <w:ilvl w:val="0"/>
-          <w:numId w:val="11"/>
-        </w:numPr>
-        <w:spacing w:line="360" w:lineRule="auto"/>
-        <w:rPr>
-          <w:rFonts w:ascii="Times New Roman" w:hAnsi="Times New Roman" w:cs="Times New Roman"/>
-        </w:rPr>
-      </w:pPr>
-      <w:r>
-        <w:rPr>
-          <w:rFonts w:ascii="Times New Roman" w:hAnsi="Times New Roman" w:cs="Times New Roman"/>
-        </w:rPr>
-        <w:t>Strong binary detection performance</w:t>
-      </w:r>
-    </w:p>
-    <w:p>
-      <w:pPr>
-        <w:numPr>
-          <w:ilvl w:val="0"/>
-          <w:numId w:val="11"/>
-        </w:numPr>
-        <w:spacing w:line="360" w:lineRule="auto"/>
-        <w:rPr>
-          <w:rFonts w:ascii="Times New Roman" w:hAnsi="Times New Roman" w:cs="Times New Roman"/>
-        </w:rPr>
-      </w:pPr>
-      <w:r>
-        <w:rPr>
-          <w:rFonts w:ascii="Times New Roman" w:hAnsi="Times New Roman" w:cs="Times New Roman"/>
-        </w:rPr>
-        <w:t>Multi-class categorization capability</w:t>
-      </w:r>
-    </w:p>
-    <w:p>
-      <w:pPr>
-        <w:numPr>
-          <w:ilvl w:val="0"/>
-          <w:numId w:val="11"/>
-        </w:numPr>
-        <w:spacing w:line="360" w:lineRule="auto"/>
-        <w:rPr>
-          <w:rFonts w:ascii="Times New Roman" w:hAnsi="Times New Roman" w:cs="Times New Roman"/>
-        </w:rPr>
-      </w:pPr>
-      <w:r>
-        <w:rPr>
-          <w:rFonts w:ascii="Times New Roman" w:hAnsi="Times New Roman" w:cs="Times New Roman"/>
-        </w:rPr>
-        <w:t>Model transparency through SHAP</w:t>
-      </w:r>
-    </w:p>
-    <w:p>
-      <w:pPr>
-        <w:numPr>
-          <w:ilvl w:val="0"/>
-          <w:numId w:val="11"/>
-        </w:numPr>
-        <w:spacing w:line="360" w:lineRule="auto"/>
-        <w:rPr>
-          <w:rFonts w:ascii="Times New Roman" w:hAnsi="Times New Roman" w:cs="Times New Roman"/>
-        </w:rPr>
-      </w:pPr>
-      <w:r>
-        <w:rPr>
-          <w:rFonts w:ascii="Times New Roman" w:hAnsi="Times New Roman" w:cs="Times New Roman"/>
-        </w:rPr>
-        <w:t>Deployment-ready SOC dashboard</w:t>
-      </w:r>
-    </w:p>
-    <w:p>
-      <w:pPr>
-        <w:spacing w:line="360" w:lineRule="auto"/>
-        <w:rPr>
-          <w:rFonts w:ascii="Times New Roman" w:hAnsi="Times New Roman" w:cs="Times New Roman"/>
-        </w:rPr>
-      </w:pPr>
-      <w:r>
-        <w:rPr>
-          <w:rFonts w:ascii="Times New Roman" w:hAnsi="Times New Roman" w:cs="Times New Roman"/>
-        </w:rPr>
-        <w:lastRenderedPageBreak/>
-        <w:t>The integration of detection, interpretability, and deployment positions this research as a practical solution for enterprise cybersecurity environments.</w:t>
-      </w:r>
-    </w:p>
-    <w:p>
-      <w:pPr>
-        <w:spacing w:line="360" w:lineRule="auto"/>
-        <w:rPr>
-          <w:rFonts w:ascii="Times New Roman" w:hAnsi="Times New Roman" w:cs="Times New Roman"/>
-        </w:rPr>
-      </w:pPr>
-      <w:r>
-        <w:rPr>
-          <w:rFonts w:ascii="Times New Roman" w:hAnsi="Times New Roman" w:cs="Times New Roman"/>
-        </w:rPr>
-        <w:pict w14:anchorId="7C18FB57">
-          <v:rect id="_x0000_i1108" style="width:0;height:1.5pt" o:hralign="center" o:hrstd="t" o:hr="t" fillcolor="#a0a0a0" stroked="f"/>
-        </w:pict>
-      </w:r>
-    </w:p>
-    <w:p>
-      <w:pPr>
-        <w:spacing w:line="360" w:lineRule="auto"/>
-        <w:rPr>
-          <w:rFonts w:ascii="Times New Roman" w:hAnsi="Times New Roman" w:cs="Times New Roman"/>
-          <w:b/>
-          <w:bCs/>
-        </w:rPr>
-      </w:pPr>
-      <w:r>
-        <w:rPr>
-          <w:rFonts w:ascii="Times New Roman" w:hAnsi="Times New Roman" w:cs="Times New Roman"/>
-          <w:b/>
-          <w:bCs/>
-        </w:rPr>
-        <w:t>References (APA 7th Edition)</w:t>
-      </w:r>
-    </w:p>
-    <w:p>
-      <w:pPr>
-        <w:spacing w:line="360" w:lineRule="auto"/>
-        <w:rPr>
-          <w:rFonts w:ascii="Times New Roman" w:hAnsi="Times New Roman" w:cs="Times New Roman"/>
-        </w:rPr>
-      </w:pPr>
-      <w:proofErr w:type="spellStart"/>
-      <w:r>
-        <w:rPr>
-          <w:rFonts w:ascii="Times New Roman" w:hAnsi="Times New Roman" w:cs="Times New Roman"/>
-        </w:rPr>
-        <w:t>Breiman</w:t>
-      </w:r>
-      <w:proofErr w:type="spellEnd"/>
-      <w:r>
-        <w:rPr>
-          <w:rFonts w:ascii="Times New Roman" w:hAnsi="Times New Roman" w:cs="Times New Roman"/>
-        </w:rPr>
-        <w:t xml:space="preserve">, L. (2001). Random forests. </w:t>
-      </w:r>
-      <w:r>
-        <w:rPr>
-          <w:rFonts w:ascii="Times New Roman" w:hAnsi="Times New Roman" w:cs="Times New Roman"/>
-          <w:i/>
-          <w:iCs/>
-        </w:rPr>
-        <w:t>Machine Learning, 45</w:t>
-      </w:r>
-      <w:r>
-        <w:rPr>
-          <w:rFonts w:ascii="Times New Roman" w:hAnsi="Times New Roman" w:cs="Times New Roman"/>
-        </w:rPr>
-        <w:t>(1), 5–32.</w:t>
-      </w:r>
-    </w:p>
-    <w:p>
-      <w:pPr>
-        <w:spacing w:line="360" w:lineRule="auto"/>
-        <w:rPr>
-          <w:rFonts w:ascii="Times New Roman" w:hAnsi="Times New Roman" w:cs="Times New Roman"/>
-        </w:rPr>
-      </w:pPr>
-      <w:r>
-        <w:rPr>
-          <w:rFonts w:ascii="Times New Roman" w:hAnsi="Times New Roman" w:cs="Times New Roman"/>
-        </w:rPr>
-        <w:t xml:space="preserve">Lundberg, S. M., &amp; Lee, S. I. (2017). A unified approach to interpreting model predictions. </w:t>
-      </w:r>
-      <w:r>
-        <w:rPr>
-          <w:rFonts w:ascii="Times New Roman" w:hAnsi="Times New Roman" w:cs="Times New Roman"/>
-          <w:i/>
-          <w:iCs/>
-        </w:rPr>
-        <w:t>Advances in Neural Information Processing Systems</w:t>
-      </w:r>
-      <w:r>
-        <w:rPr>
-          <w:rFonts w:ascii="Times New Roman" w:hAnsi="Times New Roman" w:cs="Times New Roman"/>
-        </w:rPr>
-        <w:t>, 30.</w:t>
-      </w:r>
-    </w:p>
-    <w:p>
-      <w:pPr>
-        <w:spacing w:line="360" w:lineRule="auto"/>
-        <w:rPr>
-          <w:rFonts w:ascii="Times New Roman" w:hAnsi="Times New Roman" w:cs="Times New Roman"/>
-        </w:rPr>
-      </w:pPr>
-      <w:r>
-        <w:rPr>
-          <w:rFonts w:ascii="Times New Roman" w:hAnsi="Times New Roman" w:cs="Times New Roman"/>
-        </w:rPr>
-        <w:t>Moustafa, N., &amp; Slay, J. (2015). The UNSW-NB15 dataset for network intrusion detection systems. Australian Centre for Cyber Security.</w:t>
-      </w:r>
-    </w:p>
-    <w:p>
-      <w:pPr>
-        <w:spacing w:line="360" w:lineRule="auto"/>
-        <w:rPr>
-          <w:rFonts w:ascii="Times New Roman" w:hAnsi="Times New Roman" w:cs="Times New Roman"/>
-        </w:rPr>
-      </w:pPr>
-    </w:p>
+        <w:spacing w:line="480" w:lineRule="auto"/>
+        <w:rPr>
+          <w:rFonts w:cstheme="minorHAnsi"/>
+        </w:rPr>
+      </w:pPr>
+      <w:r>
+        <w:rPr>
+          <w:rFonts w:cstheme="minorHAnsi"/>
+        </w:rPr>
+        <w:t>A dashboard for use in a SOC</w:t>
+      </w:r>
+    </w:p>
+    <w:p>
+      <w:pPr>
+        <w:spacing w:line="480" w:lineRule="auto"/>
+        <w:rPr>
+          <w:rFonts w:cstheme="minorHAnsi"/>
+        </w:rPr>
+      </w:pPr>
+      <w:r>
+        <w:rPr>
+          <w:rFonts w:cstheme="minorHAnsi"/>
+        </w:rPr>
+        <w:t>Overall, it provides another good solution for meeting enterprise cybersecurity requirements.</w:t>
+      </w:r>
+    </w:p>
+    <w:p>
+      <w:pPr>
+        <w:spacing w:line="480" w:lineRule="auto"/>
+        <w:rPr>
+          <w:rFonts w:cstheme="minorHAnsi"/>
+          <w:b/>
+          <w:bCs/>
+          <w:color w:val="4472C4" w:themeColor="accent1"/>
+        </w:rPr>
+      </w:pPr>
+    </w:p>
+    <w:p>
+      <w:pPr>
+        <w:spacing w:line="480" w:lineRule="auto"/>
+        <w:rPr>
+          <w:rFonts w:cstheme="minorHAnsi"/>
+          <w:b/>
+          <w:bCs/>
+          <w:color w:val="4472C4" w:themeColor="accent1"/>
+        </w:rPr>
+      </w:pPr>
+    </w:p>
+    <w:p>
+      <w:pPr>
+        <w:spacing w:line="480" w:lineRule="auto"/>
+        <w:rPr>
+          <w:rFonts w:cstheme="minorHAnsi"/>
+          <w:b/>
+          <w:bCs/>
+          <w:color w:val="4472C4" w:themeColor="accent1"/>
+        </w:rPr>
+      </w:pPr>
+    </w:p>
+    <w:p>
+      <w:pPr>
+        <w:spacing w:line="480" w:lineRule="auto"/>
+        <w:rPr>
+          <w:rFonts w:cstheme="minorHAnsi"/>
+          <w:b/>
+          <w:bCs/>
+          <w:color w:val="4472C4" w:themeColor="accent1"/>
+        </w:rPr>
+      </w:pPr>
+    </w:p>
+    <w:p>
+      <w:pPr>
+        <w:spacing w:line="480" w:lineRule="auto"/>
+        <w:rPr>
+          <w:rFonts w:cstheme="minorHAnsi"/>
+          <w:b/>
+          <w:bCs/>
+          <w:color w:val="4472C4" w:themeColor="accent1"/>
+        </w:rPr>
+      </w:pPr>
+    </w:p>
+    <w:p>
+      <w:pPr>
+        <w:spacing w:line="480" w:lineRule="auto"/>
+        <w:rPr>
+          <w:rFonts w:cstheme="minorHAnsi"/>
+          <w:b/>
+          <w:bCs/>
+          <w:color w:val="4472C4" w:themeColor="accent1"/>
+        </w:rPr>
+      </w:pPr>
+    </w:p>
+    <w:sdt>
+      <w:sdtPr>
+        <w:rPr>
+          <w:rFonts w:asciiTheme="minorHAnsi" w:eastAsiaTheme="minorHAnsi" w:hAnsiTheme="minorHAnsi" w:cstheme="minorBidi"/>
+          <w:color w:val="auto"/>
+          <w:sz w:val="22"/>
+          <w:szCs w:val="22"/>
+        </w:rPr>
+        <w:id w:val="-176731998"/>
+        <w:docPartObj>
+          <w:docPartGallery w:val="Bibliographies"/>
+          <w:docPartUnique/>
+        </w:docPartObj>
+      </w:sdtPr>
+      <w:sdtContent>
+        <w:p>
+          <w:pPr>
+            <w:pStyle w:val="Heading1"/>
+            <w:jc w:val="center"/>
+            <w:rPr>
+              <w:rFonts w:asciiTheme="minorHAnsi" w:hAnsiTheme="minorHAnsi" w:cstheme="minorHAnsi"/>
+              <w:color w:val="auto"/>
+              <w:sz w:val="22"/>
+              <w:szCs w:val="22"/>
+            </w:rPr>
+          </w:pPr>
+          <w:r>
+            <w:rPr>
+              <w:rFonts w:asciiTheme="minorHAnsi" w:hAnsiTheme="minorHAnsi" w:cstheme="minorHAnsi"/>
+              <w:color w:val="auto"/>
+              <w:sz w:val="22"/>
+              <w:szCs w:val="22"/>
+            </w:rPr>
+            <w:t>References</w:t>
+          </w:r>
+        </w:p>
+        <w:sdt>
+          <w:sdtPr>
+            <w:id w:val="-573587230"/>
+            <w:bibliography/>
+          </w:sdtPr>
+          <w:sdtContent>
+            <w:p>
+              <w:pPr>
+                <w:pStyle w:val="Bibliography"/>
+                <w:ind w:left="720" w:hanging="720"/>
+                <w:rPr>
+                  <w:noProof/>
+                  <w:kern w:val="0"/>
+                  <w:sz w:val="24"/>
+                  <w:szCs w:val="24"/>
+                  <w14:ligatures w14:val="none"/>
+                </w:rPr>
+              </w:pPr>
+              <w:r>
+                <w:fldChar w:fldCharType="begin"/>
+              </w:r>
+              <w:r>
+                <w:instrText xml:space="preserve"> BIBLIOGRAPHY </w:instrText>
+              </w:r>
+              <w:r>
+                <w:fldChar w:fldCharType="separate"/>
+              </w:r>
+              <w:r>
+                <w:rPr>
+                  <w:noProof/>
+                </w:rPr>
+                <w:t xml:space="preserve">Breiman, L. (2001). Random forests. </w:t>
+              </w:r>
+              <w:r>
+                <w:rPr>
+                  <w:i/>
+                  <w:iCs/>
+                  <w:noProof/>
+                </w:rPr>
+                <w:t>Machine Learning, 45</w:t>
+              </w:r>
+              <w:r>
+                <w:rPr>
+                  <w:noProof/>
+                </w:rPr>
+                <w:t>(1), 5–32. doi:10.1023/A:1010933404324</w:t>
+              </w:r>
+            </w:p>
+            <w:p>
+              <w:pPr>
+                <w:pStyle w:val="Bibliography"/>
+                <w:ind w:left="720" w:hanging="720"/>
+                <w:rPr>
+                  <w:noProof/>
+                </w:rPr>
+              </w:pPr>
+              <w:r>
+                <w:rPr>
+                  <w:noProof/>
+                </w:rPr>
+                <w:t xml:space="preserve">Kumar , A., &amp; Sharma, R. (2025). Explainable AI for forensic analysis: A comparative study. </w:t>
+              </w:r>
+              <w:r>
+                <w:rPr>
+                  <w:i/>
+                  <w:iCs/>
+                  <w:noProof/>
+                </w:rPr>
+                <w:t>Applied Sciences, 15</w:t>
+              </w:r>
+              <w:r>
+                <w:rPr>
+                  <w:noProof/>
+                </w:rPr>
+                <w:t>(13), 7329–7345. doi:10.3390/app15137329</w:t>
+              </w:r>
+            </w:p>
+            <w:p>
+              <w:pPr>
+                <w:pStyle w:val="Bibliography"/>
+                <w:ind w:left="720" w:hanging="720"/>
+                <w:rPr>
+                  <w:noProof/>
+                </w:rPr>
+              </w:pPr>
+              <w:r>
+                <w:rPr>
+                  <w:noProof/>
+                </w:rPr>
+                <w:t xml:space="preserve">Li, Y., Zhang, H., &amp; Wang, X. (2026). Efficient detection of intrusions in TON-IoT dataset using machine learning techniques. </w:t>
+              </w:r>
+              <w:r>
+                <w:rPr>
+                  <w:i/>
+                  <w:iCs/>
+                  <w:noProof/>
+                </w:rPr>
+                <w:t>Scientific Reports, 16</w:t>
+              </w:r>
+              <w:r>
+                <w:rPr>
+                  <w:noProof/>
+                </w:rPr>
+                <w:t>(1), 37834. doi:10.1038/s41598-026-37834-y</w:t>
+              </w:r>
+            </w:p>
+            <w:p>
+              <w:pPr>
+                <w:pStyle w:val="Bibliography"/>
+                <w:ind w:left="720" w:hanging="720"/>
+                <w:rPr>
+                  <w:noProof/>
+                </w:rPr>
+              </w:pPr>
+              <w:r>
+                <w:rPr>
+                  <w:noProof/>
+                </w:rPr>
+                <w:t xml:space="preserve">Lundberg, S., &amp; Lee, S.-I. (2017). A unified approach to interpreting model predictions. </w:t>
+              </w:r>
+              <w:r>
+                <w:rPr>
+                  <w:i/>
+                  <w:iCs/>
+                  <w:noProof/>
+                </w:rPr>
+                <w:t>Advances in Neural Information Processing Systems, 30</w:t>
+              </w:r>
+              <w:r>
+                <w:rPr>
+                  <w:noProof/>
+                </w:rPr>
+                <w:t>, 4765–4774. doi:10.48550/arXiv.1705.07874</w:t>
+              </w:r>
+            </w:p>
+            <w:p>
+              <w:pPr>
+                <w:pStyle w:val="Bibliography"/>
+                <w:ind w:left="720" w:hanging="720"/>
+                <w:rPr>
+                  <w:noProof/>
+                </w:rPr>
+              </w:pPr>
+              <w:r>
+                <w:rPr>
+                  <w:noProof/>
+                </w:rPr>
+                <w:t xml:space="preserve">Molnar, C. (2022). </w:t>
+              </w:r>
+              <w:r>
+                <w:rPr>
+                  <w:i/>
+                  <w:iCs/>
+                  <w:noProof/>
+                </w:rPr>
+                <w:t>Interpretable machine learning: SHAP values</w:t>
+              </w:r>
+              <w:r>
+                <w:rPr>
+                  <w:noProof/>
+                </w:rPr>
+                <w:t>. Retrieved from Interpretable Machine Learning: https://christophm.github.io/interpretable-ml-book/shap.html</w:t>
+              </w:r>
+            </w:p>
+            <w:p>
+              <w:pPr>
+                <w:pStyle w:val="Bibliography"/>
+                <w:ind w:left="720" w:hanging="720"/>
+                <w:rPr>
+                  <w:noProof/>
+                </w:rPr>
+              </w:pPr>
+              <w:r>
+                <w:rPr>
+                  <w:noProof/>
+                </w:rPr>
+                <w:t xml:space="preserve">Moustafa, N., &amp; Slay, J. (2015). UNSW-NB15: A comprehensive data set for network intrusion detection systems. </w:t>
+              </w:r>
+              <w:r>
+                <w:rPr>
+                  <w:i/>
+                  <w:iCs/>
+                  <w:noProof/>
+                </w:rPr>
+                <w:t>Military Communications and Information Systems Conference</w:t>
+              </w:r>
+              <w:r>
+                <w:rPr>
+                  <w:noProof/>
+                </w:rPr>
+                <w:t>, 1-6. doi:10.1109/MilCIS.2015.7348942</w:t>
+              </w:r>
+            </w:p>
+            <w:p>
+              <w:pPr>
+                <w:pStyle w:val="Bibliography"/>
+                <w:ind w:left="720" w:hanging="720"/>
+                <w:rPr>
+                  <w:noProof/>
+                </w:rPr>
+              </w:pPr>
+              <w:r>
+                <w:rPr>
+                  <w:noProof/>
+                </w:rPr>
+                <w:t xml:space="preserve">Sharma, P. (2023). </w:t>
+              </w:r>
+              <w:r>
+                <w:rPr>
+                  <w:i/>
+                  <w:iCs/>
+                  <w:noProof/>
+                </w:rPr>
+                <w:t>Measuring HR transformation ROI through analytical models.</w:t>
+              </w:r>
+              <w:r>
+                <w:rPr>
+                  <w:noProof/>
+                </w:rPr>
+                <w:t xml:space="preserve"> Retrieved from shisrrj.com: https://shisrrj.com/paper/SHISRRJ236529.pdf</w:t>
+              </w:r>
+            </w:p>
+            <w:p>
+              <w:pPr>
+                <w:pStyle w:val="Bibliography"/>
+                <w:ind w:left="720" w:hanging="720"/>
+                <w:rPr>
+                  <w:noProof/>
+                </w:rPr>
+              </w:pPr>
+              <w:r>
+                <w:rPr>
+                  <w:noProof/>
+                </w:rPr>
+                <w:t xml:space="preserve">Tjoa, E., &amp; Guan, C. (2021). A survey on explainable artificial intelligence (XAI): Toward medical XAI. </w:t>
+              </w:r>
+              <w:r>
+                <w:rPr>
+                  <w:i/>
+                  <w:iCs/>
+                  <w:noProof/>
+                </w:rPr>
+                <w:t>Scientific Reports, 11</w:t>
+              </w:r>
+              <w:r>
+                <w:rPr>
+                  <w:noProof/>
+                </w:rPr>
+                <w:t>(1), 81773. doi:10.1038/s41598-021-81773-9</w:t>
+              </w:r>
+            </w:p>
+            <w:p>
+              <w:pPr>
+                <w:pStyle w:val="Bibliography"/>
+                <w:ind w:left="720" w:hanging="720"/>
+                <w:rPr>
+                  <w:noProof/>
+                </w:rPr>
+              </w:pPr>
+              <w:r>
+                <w:rPr>
+                  <w:noProof/>
+                </w:rPr>
+                <w:t xml:space="preserve">Zhang, Y., Chen, X., &amp; Li, H. (2021). Surgical planning of horizontal strabismus using machine learning. </w:t>
+              </w:r>
+              <w:r>
+                <w:rPr>
+                  <w:i/>
+                  <w:iCs/>
+                  <w:noProof/>
+                </w:rPr>
+                <w:t>Computers in Biology and Medicine, 133</w:t>
+              </w:r>
+              <w:r>
+                <w:rPr>
+                  <w:noProof/>
+                </w:rPr>
+                <w:t>, 104493. doi:10.1016/j.compbiomed.2021.104493</w:t>
+              </w:r>
+            </w:p>
+            <w:p>
+              <w:r>
+                <w:rPr>
+                  <w:b/>
+                  <w:bCs/>
+                  <w:noProof/>
+                </w:rPr>
+                <w:fldChar w:fldCharType="end"/>
+              </w:r>
+            </w:p>
+          </w:sdtContent>
+        </w:sdt>
+      </w:sdtContent>
+    </w:sdt>
     <w:sectPr>
       <w:type w:val="continuous"/>
       <w:pgSz w:w="11906" w:h="16838"/>
-      <w:pgMar w:top="1440" w:right="1440" w:bottom="1440" w:left="1440" w:header="708" w:footer="708" w:gutter="0"/>
+      <w:pgMar w:top="1440" w:right="1440" w:bottom="1440" w:left="1440" w:header="709" w:footer="709" w:gutter="0"/>
       <w:cols w:space="708"/>
       <w:docGrid w:linePitch="360"/>
     </w:sectPr>
@@ -2666,6 +3282,59 @@
 </w:footnotes>
 </file>
 
+<file path=word/header1.xml><?xml version="1.0" encoding="utf-8"?>
+<w:hdr xmlns:wpc="http://schemas.microsoft.com/office/word/2010/wordprocessingCanvas" xmlns:cx="http://schemas.microsoft.com/office/drawing/2014/chartex" xmlns:cx1="http://schemas.microsoft.com/office/drawing/2015/9/8/chartex" xmlns:cx2="http://schemas.microsoft.com/office/drawing/2015/10/21/chartex" xmlns:cx3="http://schemas.microsoft.com/office/drawing/2016/5/9/chartex" xmlns:cx4="http://schemas.microsoft.com/office/drawing/2016/5/10/chartex" xmlns:cx5="http://schemas.microsoft.com/office/drawing/2016/5/11/chartex" xmlns:cx6="http://schemas.microsoft.com/office/drawing/2016/5/12/chartex" xmlns:cx7="http://schemas.microsoft.com/office/drawing/2016/5/13/chartex" xmlns:cx8="http://schemas.microsoft.com/office/drawing/2016/5/14/chartex" xmlns:mc="http://schemas.openxmlformats.org/markup-compatibility/2006" xmlns:aink="http://schemas.microsoft.com/office/drawing/2016/ink" xmlns:am3d="http://schemas.microsoft.com/office/drawing/2017/model3d" xmlns:o="urn:schemas-microsoft-com:office:office" xmlns:oel="http://schemas.microsoft.com/office/2019/extlst" xmlns:r="http://schemas.openxmlformats.org/officeDocument/2006/relationships" xmlns:m="http://schemas.openxmlformats.org/officeDocument/2006/math" xmlns:v="urn:schemas-microsoft-com:vml" xmlns:wp14="http://schemas.microsoft.com/office/word/2010/wordprocessingDrawing" xmlns:wp="http://schemas.openxmlformats.org/drawingml/2006/wordprocessingDrawing" xmlns:w10="urn:schemas-microsoft-com:office:word" xmlns:w="http://schemas.openxmlformats.org/wordprocessingml/2006/main" xmlns:w14="http://schemas.microsoft.com/office/word/2010/wordml" xmlns:w15="http://schemas.microsoft.com/office/word/2012/wordml" xmlns:w16cex="http://schemas.microsoft.com/office/word/2018/wordml/cex" xmlns:w16cid="http://schemas.microsoft.com/office/word/2016/wordml/cid" xmlns:w16="http://schemas.microsoft.com/office/word/2018/wordml" xmlns:w16du="http://schemas.microsoft.com/office/word/2023/wordml/word16du" xmlns:w16sdtdh="http://schemas.microsoft.com/office/word/2020/wordml/sdtdatahash" xmlns:w16sdtfl="http://schemas.microsoft.com/office/word/2024/wordml/sdtformatlock" xmlns:w16se="http://schemas.microsoft.com/office/word/2015/wordml/symex" xmlns:wpg="http://schemas.microsoft.com/office/word/2010/wordprocessingGroup" xmlns:wpi="http://schemas.microsoft.com/office/word/2010/wordprocessingInk" xmlns:wne="http://schemas.microsoft.com/office/word/2006/wordml" xmlns:wps="http://schemas.microsoft.com/office/word/2010/wordprocessingShape" mc:Ignorable="w14 w15 w16se w16cid w16 w16cex w16sdtdh w16sdtfl w16du wp14">
+  <w:sdt>
+    <w:sdtPr>
+      <w:id w:val="-1157149142"/>
+      <w:docPartObj>
+        <w:docPartGallery w:val="Page Numbers (Top of Page)"/>
+        <w:docPartUnique/>
+      </w:docPartObj>
+    </w:sdtPr>
+    <w:sdtEndPr>
+      <w:rPr>
+        <w:noProof/>
+      </w:rPr>
+    </w:sdtEndPr>
+    <w:sdtContent>
+      <w:p>
+        <w:pPr>
+          <w:pStyle w:val="Header"/>
+          <w:jc w:val="right"/>
+        </w:pPr>
+        <w:r>
+          <w:fldChar w:fldCharType="begin"/>
+        </w:r>
+        <w:r>
+          <w:instrText xml:space="preserve"> PAGE   \* MERGEFORMAT </w:instrText>
+        </w:r>
+        <w:r>
+          <w:fldChar w:fldCharType="separate"/>
+        </w:r>
+        <w:r>
+          <w:rPr>
+            <w:noProof/>
+          </w:rPr>
+          <w:t>2</w:t>
+        </w:r>
+        <w:r>
+          <w:rPr>
+            <w:noProof/>
+          </w:rPr>
+          <w:fldChar w:fldCharType="end"/>
+        </w:r>
+      </w:p>
+    </w:sdtContent>
+  </w:sdt>
+  <w:p>
+    <w:pPr>
+      <w:pStyle w:val="Header"/>
+    </w:pPr>
+  </w:p>
+</w:hdr>
+</file>
+
 <file path=word/numbering.xml><?xml version="1.0" encoding="utf-8"?>
 <w:numbering xmlns:wpc="http://schemas.microsoft.com/office/word/2010/wordprocessingCanvas" xmlns:cx="http://schemas.microsoft.com/office/drawing/2014/chartex" xmlns:cx1="http://schemas.microsoft.com/office/drawing/2015/9/8/chartex" xmlns:cx2="http://schemas.microsoft.com/office/drawing/2015/10/21/chartex" xmlns:cx3="http://schemas.microsoft.com/office/drawing/2016/5/9/chartex" xmlns:cx4="http://schemas.microsoft.com/office/drawing/2016/5/10/chartex" xmlns:cx5="http://schemas.microsoft.com/office/drawing/2016/5/11/chartex" xmlns:cx6="http://schemas.microsoft.com/office/drawing/2016/5/12/chartex" xmlns:cx7="http://schemas.microsoft.com/office/drawing/2016/5/13/chartex" xmlns:cx8="http://schemas.microsoft.com/office/drawing/2016/5/14/chartex" xmlns:mc="http://schemas.openxmlformats.org/markup-compatibility/2006" xmlns:aink="http://schemas.microsoft.com/office/drawing/2016/ink" xmlns:am3d="http://schemas.microsoft.com/office/drawing/2017/model3d" xmlns:o="urn:schemas-microsoft-com:office:office" xmlns:oel="http://schemas.microsoft.com/office/2019/extlst" xmlns:r="http://schemas.openxmlformats.org/officeDocument/2006/relationships" xmlns:m="http://schemas.openxmlformats.org/officeDocument/2006/math" xmlns:v="urn:schemas-microsoft-com:vml" xmlns:wp14="http://schemas.microsoft.com/office/word/2010/wordprocessingDrawing" xmlns:wp="http://schemas.openxmlformats.org/drawingml/2006/wordprocessingDrawing" xmlns:w10="urn:schemas-microsoft-com:office:word" xmlns:w="http://schemas.openxmlformats.org/wordprocessingml/2006/main" xmlns:w14="http://schemas.microsoft.com/office/word/2010/wordml" xmlns:w15="http://schemas.microsoft.com/office/word/2012/wordml" xmlns:w16cex="http://schemas.microsoft.com/office/word/2018/wordml/cex" xmlns:w16cid="http://schemas.microsoft.com/office/word/2016/wordml/cid" xmlns:w16="http://schemas.microsoft.com/office/word/2018/wordml" xmlns:w16du="http://schemas.microsoft.com/office/word/2023/wordml/word16du" xmlns:w16sdtdh="http://schemas.microsoft.com/office/word/2020/wordml/sdtdatahash" xmlns:w16sdtfl="http://schemas.microsoft.com/office/word/2024/wordml/sdtformatlock" xmlns:w16se="http://schemas.microsoft.com/office/word/2015/wordml/symex" xmlns:wpg="http://schemas.microsoft.com/office/word/2010/wordprocessingGroup" xmlns:wpi="http://schemas.microsoft.com/office/word/2010/wordprocessingInk" xmlns:wne="http://schemas.microsoft.com/office/word/2006/wordml" xmlns:wps="http://schemas.microsoft.com/office/word/2010/wordprocessingShape" mc:Ignorable="w14 w15 w16se w16cid w16 w16cex w16sdtdh w16sdtfl w16du wp14">
   <w:abstractNum w:abstractNumId="0" w15:restartNumberingAfterBreak="0">
@@ -2967,6 +3636,321 @@
     </w:lvl>
   </w:abstractNum>
   <w:abstractNum w:abstractNumId="2" w15:restartNumberingAfterBreak="0">
+    <w:nsid w:val="0BAC70BC"/>
+    <w:multiLevelType w:val="hybridMultilevel"/>
+    <w:tmpl w:val="5A26BFBA"/>
+    <w:lvl w:ilvl="0" w:tplc="63A071AC">
+      <w:start w:val="5"/>
+      <w:numFmt w:val="bullet"/>
+      <w:lvlText w:val="-"/>
+      <w:lvlJc w:val="left"/>
+      <w:pPr>
+        <w:ind w:left="720" w:hanging="360"/>
+      </w:pPr>
+      <w:rPr>
+        <w:rFonts w:ascii="Times New Roman" w:eastAsiaTheme="minorHAnsi" w:hAnsi="Times New Roman" w:cs="Times New Roman" w:hint="default"/>
+      </w:rPr>
+    </w:lvl>
+    <w:lvl w:ilvl="1" w:tplc="40090003" w:tentative="1">
+      <w:start w:val="1"/>
+      <w:numFmt w:val="bullet"/>
+      <w:lvlText w:val="o"/>
+      <w:lvlJc w:val="left"/>
+      <w:pPr>
+        <w:ind w:left="1440" w:hanging="360"/>
+      </w:pPr>
+      <w:rPr>
+        <w:rFonts w:ascii="Courier New" w:hAnsi="Courier New" w:cs="Courier New" w:hint="default"/>
+      </w:rPr>
+    </w:lvl>
+    <w:lvl w:ilvl="2" w:tplc="40090005" w:tentative="1">
+      <w:start w:val="1"/>
+      <w:numFmt w:val="bullet"/>
+      <w:lvlText w:val=""/>
+      <w:lvlJc w:val="left"/>
+      <w:pPr>
+        <w:ind w:left="2160" w:hanging="360"/>
+      </w:pPr>
+      <w:rPr>
+        <w:rFonts w:ascii="Wingdings" w:hAnsi="Wingdings" w:hint="default"/>
+      </w:rPr>
+    </w:lvl>
+    <w:lvl w:ilvl="3" w:tplc="40090001" w:tentative="1">
+      <w:start w:val="1"/>
+      <w:numFmt w:val="bullet"/>
+      <w:lvlText w:val=""/>
+      <w:lvlJc w:val="left"/>
+      <w:pPr>
+        <w:ind w:left="2880" w:hanging="360"/>
+      </w:pPr>
+      <w:rPr>
+        <w:rFonts w:ascii="Symbol" w:hAnsi="Symbol" w:hint="default"/>
+      </w:rPr>
+    </w:lvl>
+    <w:lvl w:ilvl="4" w:tplc="40090003" w:tentative="1">
+      <w:start w:val="1"/>
+      <w:numFmt w:val="bullet"/>
+      <w:lvlText w:val="o"/>
+      <w:lvlJc w:val="left"/>
+      <w:pPr>
+        <w:ind w:left="3600" w:hanging="360"/>
+      </w:pPr>
+      <w:rPr>
+        <w:rFonts w:ascii="Courier New" w:hAnsi="Courier New" w:cs="Courier New" w:hint="default"/>
+      </w:rPr>
+    </w:lvl>
+    <w:lvl w:ilvl="5" w:tplc="40090005" w:tentative="1">
+      <w:start w:val="1"/>
+      <w:numFmt w:val="bullet"/>
+      <w:lvlText w:val=""/>
+      <w:lvlJc w:val="left"/>
+      <w:pPr>
+        <w:ind w:left="4320" w:hanging="360"/>
+      </w:pPr>
+      <w:rPr>
+        <w:rFonts w:ascii="Wingdings" w:hAnsi="Wingdings" w:hint="default"/>
+      </w:rPr>
+    </w:lvl>
+    <w:lvl w:ilvl="6" w:tplc="40090001" w:tentative="1">
+      <w:start w:val="1"/>
+      <w:numFmt w:val="bullet"/>
+      <w:lvlText w:val=""/>
+      <w:lvlJc w:val="left"/>
+      <w:pPr>
+        <w:ind w:left="5040" w:hanging="360"/>
+      </w:pPr>
+      <w:rPr>
+        <w:rFonts w:ascii="Symbol" w:hAnsi="Symbol" w:hint="default"/>
+      </w:rPr>
+    </w:lvl>
+    <w:lvl w:ilvl="7" w:tplc="40090003" w:tentative="1">
+      <w:start w:val="1"/>
+      <w:numFmt w:val="bullet"/>
+      <w:lvlText w:val="o"/>
+      <w:lvlJc w:val="left"/>
+      <w:pPr>
+        <w:ind w:left="5760" w:hanging="360"/>
+      </w:pPr>
+      <w:rPr>
+        <w:rFonts w:ascii="Courier New" w:hAnsi="Courier New" w:cs="Courier New" w:hint="default"/>
+      </w:rPr>
+    </w:lvl>
+    <w:lvl w:ilvl="8" w:tplc="40090005" w:tentative="1">
+      <w:start w:val="1"/>
+      <w:numFmt w:val="bullet"/>
+      <w:lvlText w:val=""/>
+      <w:lvlJc w:val="left"/>
+      <w:pPr>
+        <w:ind w:left="6480" w:hanging="360"/>
+      </w:pPr>
+      <w:rPr>
+        <w:rFonts w:ascii="Wingdings" w:hAnsi="Wingdings" w:hint="default"/>
+      </w:rPr>
+    </w:lvl>
+  </w:abstractNum>
+  <w:abstractNum w:abstractNumId="3" w15:restartNumberingAfterBreak="0">
+    <w:nsid w:val="145B18E4"/>
+    <w:multiLevelType w:val="hybridMultilevel"/>
+    <w:tmpl w:val="201AC83E"/>
+    <w:lvl w:ilvl="0" w:tplc="40090001">
+      <w:start w:val="1"/>
+      <w:numFmt w:val="bullet"/>
+      <w:lvlText w:val=""/>
+      <w:lvlJc w:val="left"/>
+      <w:pPr>
+        <w:ind w:left="720" w:hanging="360"/>
+      </w:pPr>
+      <w:rPr>
+        <w:rFonts w:ascii="Symbol" w:hAnsi="Symbol" w:hint="default"/>
+      </w:rPr>
+    </w:lvl>
+    <w:lvl w:ilvl="1" w:tplc="40090003" w:tentative="1">
+      <w:start w:val="1"/>
+      <w:numFmt w:val="bullet"/>
+      <w:lvlText w:val="o"/>
+      <w:lvlJc w:val="left"/>
+      <w:pPr>
+        <w:ind w:left="1440" w:hanging="360"/>
+      </w:pPr>
+      <w:rPr>
+        <w:rFonts w:ascii="Courier New" w:hAnsi="Courier New" w:cs="Courier New" w:hint="default"/>
+      </w:rPr>
+    </w:lvl>
+    <w:lvl w:ilvl="2" w:tplc="40090005" w:tentative="1">
+      <w:start w:val="1"/>
+      <w:numFmt w:val="bullet"/>
+      <w:lvlText w:val=""/>
+      <w:lvlJc w:val="left"/>
+      <w:pPr>
+        <w:ind w:left="2160" w:hanging="360"/>
+      </w:pPr>
+      <w:rPr>
+        <w:rFonts w:ascii="Wingdings" w:hAnsi="Wingdings" w:hint="default"/>
+      </w:rPr>
+    </w:lvl>
+    <w:lvl w:ilvl="3" w:tplc="40090001" w:tentative="1">
+      <w:start w:val="1"/>
+      <w:numFmt w:val="bullet"/>
+      <w:lvlText w:val=""/>
+      <w:lvlJc w:val="left"/>
+      <w:pPr>
+        <w:ind w:left="2880" w:hanging="360"/>
+      </w:pPr>
+      <w:rPr>
+        <w:rFonts w:ascii="Symbol" w:hAnsi="Symbol" w:hint="default"/>
+      </w:rPr>
+    </w:lvl>
+    <w:lvl w:ilvl="4" w:tplc="40090003" w:tentative="1">
+      <w:start w:val="1"/>
+      <w:numFmt w:val="bullet"/>
+      <w:lvlText w:val="o"/>
+      <w:lvlJc w:val="left"/>
+      <w:pPr>
+        <w:ind w:left="3600" w:hanging="360"/>
+      </w:pPr>
+      <w:rPr>
+        <w:rFonts w:ascii="Courier New" w:hAnsi="Courier New" w:cs="Courier New" w:hint="default"/>
+      </w:rPr>
+    </w:lvl>
+    <w:lvl w:ilvl="5" w:tplc="40090005" w:tentative="1">
+      <w:start w:val="1"/>
+      <w:numFmt w:val="bullet"/>
+      <w:lvlText w:val=""/>
+      <w:lvlJc w:val="left"/>
+      <w:pPr>
+        <w:ind w:left="4320" w:hanging="360"/>
+      </w:pPr>
+      <w:rPr>
+        <w:rFonts w:ascii="Wingdings" w:hAnsi="Wingdings" w:hint="default"/>
+      </w:rPr>
+    </w:lvl>
+    <w:lvl w:ilvl="6" w:tplc="40090001" w:tentative="1">
+      <w:start w:val="1"/>
+      <w:numFmt w:val="bullet"/>
+      <w:lvlText w:val=""/>
+      <w:lvlJc w:val="left"/>
+      <w:pPr>
+        <w:ind w:left="5040" w:hanging="360"/>
+      </w:pPr>
+      <w:rPr>
+        <w:rFonts w:ascii="Symbol" w:hAnsi="Symbol" w:hint="default"/>
+      </w:rPr>
+    </w:lvl>
+    <w:lvl w:ilvl="7" w:tplc="40090003" w:tentative="1">
+      <w:start w:val="1"/>
+      <w:numFmt w:val="bullet"/>
+      <w:lvlText w:val="o"/>
+      <w:lvlJc w:val="left"/>
+      <w:pPr>
+        <w:ind w:left="5760" w:hanging="360"/>
+      </w:pPr>
+      <w:rPr>
+        <w:rFonts w:ascii="Courier New" w:hAnsi="Courier New" w:cs="Courier New" w:hint="default"/>
+      </w:rPr>
+    </w:lvl>
+    <w:lvl w:ilvl="8" w:tplc="40090005" w:tentative="1">
+      <w:start w:val="1"/>
+      <w:numFmt w:val="bullet"/>
+      <w:lvlText w:val=""/>
+      <w:lvlJc w:val="left"/>
+      <w:pPr>
+        <w:ind w:left="6480" w:hanging="360"/>
+      </w:pPr>
+      <w:rPr>
+        <w:rFonts w:ascii="Wingdings" w:hAnsi="Wingdings" w:hint="default"/>
+      </w:rPr>
+    </w:lvl>
+  </w:abstractNum>
+  <w:abstractNum w:abstractNumId="4" w15:restartNumberingAfterBreak="0">
+    <w:nsid w:val="26287636"/>
+    <w:multiLevelType w:val="hybridMultilevel"/>
+    <w:tmpl w:val="46FEF6B2"/>
+    <w:lvl w:ilvl="0" w:tplc="40090011">
+      <w:start w:val="1"/>
+      <w:numFmt w:val="decimal"/>
+      <w:lvlText w:val="%1)"/>
+      <w:lvlJc w:val="left"/>
+      <w:pPr>
+        <w:ind w:left="720" w:hanging="360"/>
+      </w:pPr>
+      <w:rPr>
+        <w:rFonts w:hint="default"/>
+      </w:rPr>
+    </w:lvl>
+    <w:lvl w:ilvl="1" w:tplc="40090019" w:tentative="1">
+      <w:start w:val="1"/>
+      <w:numFmt w:val="lowerLetter"/>
+      <w:lvlText w:val="%2."/>
+      <w:lvlJc w:val="left"/>
+      <w:pPr>
+        <w:ind w:left="1440" w:hanging="360"/>
+      </w:pPr>
+    </w:lvl>
+    <w:lvl w:ilvl="2" w:tplc="4009001B" w:tentative="1">
+      <w:start w:val="1"/>
+      <w:numFmt w:val="lowerRoman"/>
+      <w:lvlText w:val="%3."/>
+      <w:lvlJc w:val="right"/>
+      <w:pPr>
+        <w:ind w:left="2160" w:hanging="180"/>
+      </w:pPr>
+    </w:lvl>
+    <w:lvl w:ilvl="3" w:tplc="4009000F" w:tentative="1">
+      <w:start w:val="1"/>
+      <w:numFmt w:val="decimal"/>
+      <w:lvlText w:val="%4."/>
+      <w:lvlJc w:val="left"/>
+      <w:pPr>
+        <w:ind w:left="2880" w:hanging="360"/>
+      </w:pPr>
+    </w:lvl>
+    <w:lvl w:ilvl="4" w:tplc="40090019" w:tentative="1">
+      <w:start w:val="1"/>
+      <w:numFmt w:val="lowerLetter"/>
+      <w:lvlText w:val="%5."/>
+      <w:lvlJc w:val="left"/>
+      <w:pPr>
+        <w:ind w:left="3600" w:hanging="360"/>
+      </w:pPr>
+    </w:lvl>
+    <w:lvl w:ilvl="5" w:tplc="4009001B" w:tentative="1">
+      <w:start w:val="1"/>
+      <w:numFmt w:val="lowerRoman"/>
+      <w:lvlText w:val="%6."/>
+      <w:lvlJc w:val="right"/>
+      <w:pPr>
+        <w:ind w:left="4320" w:hanging="180"/>
+      </w:pPr>
+    </w:lvl>
+    <w:lvl w:ilvl="6" w:tplc="4009000F" w:tentative="1">
+      <w:start w:val="1"/>
+      <w:numFmt w:val="decimal"/>
+      <w:lvlText w:val="%7."/>
+      <w:lvlJc w:val="left"/>
+      <w:pPr>
+        <w:ind w:left="5040" w:hanging="360"/>
+      </w:pPr>
+    </w:lvl>
+    <w:lvl w:ilvl="7" w:tplc="40090019" w:tentative="1">
+      <w:start w:val="1"/>
+      <w:numFmt w:val="lowerLetter"/>
+      <w:lvlText w:val="%8."/>
+      <w:lvlJc w:val="left"/>
+      <w:pPr>
+        <w:ind w:left="5760" w:hanging="360"/>
+      </w:pPr>
+    </w:lvl>
+    <w:lvl w:ilvl="8" w:tplc="4009001B" w:tentative="1">
+      <w:start w:val="1"/>
+      <w:numFmt w:val="lowerRoman"/>
+      <w:lvlText w:val="%9."/>
+      <w:lvlJc w:val="right"/>
+      <w:pPr>
+        <w:ind w:left="6480" w:hanging="180"/>
+      </w:pPr>
+    </w:lvl>
+  </w:abstractNum>
+  <w:abstractNum w:abstractNumId="5" w15:restartNumberingAfterBreak="0">
     <w:nsid w:val="267A4BB2"/>
     <w:multiLevelType w:val="multilevel"/>
     <w:tmpl w:val="771AAD18"/>
@@ -3115,7 +4099,233 @@
       </w:rPr>
     </w:lvl>
   </w:abstractNum>
-  <w:abstractNum w:abstractNumId="3" w15:restartNumberingAfterBreak="0">
+  <w:abstractNum w:abstractNumId="6" w15:restartNumberingAfterBreak="0">
+    <w:nsid w:val="31C76A30"/>
+    <w:multiLevelType w:val="hybridMultilevel"/>
+    <w:tmpl w:val="F7E82E56"/>
+    <w:lvl w:ilvl="0" w:tplc="63A071AC">
+      <w:start w:val="5"/>
+      <w:numFmt w:val="bullet"/>
+      <w:lvlText w:val="-"/>
+      <w:lvlJc w:val="left"/>
+      <w:pPr>
+        <w:ind w:left="720" w:hanging="360"/>
+      </w:pPr>
+      <w:rPr>
+        <w:rFonts w:ascii="Times New Roman" w:eastAsiaTheme="minorHAnsi" w:hAnsi="Times New Roman" w:cs="Times New Roman" w:hint="default"/>
+      </w:rPr>
+    </w:lvl>
+    <w:lvl w:ilvl="1" w:tplc="40090003" w:tentative="1">
+      <w:start w:val="1"/>
+      <w:numFmt w:val="bullet"/>
+      <w:lvlText w:val="o"/>
+      <w:lvlJc w:val="left"/>
+      <w:pPr>
+        <w:ind w:left="1440" w:hanging="360"/>
+      </w:pPr>
+      <w:rPr>
+        <w:rFonts w:ascii="Courier New" w:hAnsi="Courier New" w:cs="Courier New" w:hint="default"/>
+      </w:rPr>
+    </w:lvl>
+    <w:lvl w:ilvl="2" w:tplc="40090005" w:tentative="1">
+      <w:start w:val="1"/>
+      <w:numFmt w:val="bullet"/>
+      <w:lvlText w:val=""/>
+      <w:lvlJc w:val="left"/>
+      <w:pPr>
+        <w:ind w:left="2160" w:hanging="360"/>
+      </w:pPr>
+      <w:rPr>
+        <w:rFonts w:ascii="Wingdings" w:hAnsi="Wingdings" w:hint="default"/>
+      </w:rPr>
+    </w:lvl>
+    <w:lvl w:ilvl="3" w:tplc="40090001" w:tentative="1">
+      <w:start w:val="1"/>
+      <w:numFmt w:val="bullet"/>
+      <w:lvlText w:val=""/>
+      <w:lvlJc w:val="left"/>
+      <w:pPr>
+        <w:ind w:left="2880" w:hanging="360"/>
+      </w:pPr>
+      <w:rPr>
+        <w:rFonts w:ascii="Symbol" w:hAnsi="Symbol" w:hint="default"/>
+      </w:rPr>
+    </w:lvl>
+    <w:lvl w:ilvl="4" w:tplc="40090003" w:tentative="1">
+      <w:start w:val="1"/>
+      <w:numFmt w:val="bullet"/>
+      <w:lvlText w:val="o"/>
+      <w:lvlJc w:val="left"/>
+      <w:pPr>
+        <w:ind w:left="3600" w:hanging="360"/>
+      </w:pPr>
+      <w:rPr>
+        <w:rFonts w:ascii="Courier New" w:hAnsi="Courier New" w:cs="Courier New" w:hint="default"/>
+      </w:rPr>
+    </w:lvl>
+    <w:lvl w:ilvl="5" w:tplc="40090005" w:tentative="1">
+      <w:start w:val="1"/>
+      <w:numFmt w:val="bullet"/>
+      <w:lvlText w:val=""/>
+      <w:lvlJc w:val="left"/>
+      <w:pPr>
+        <w:ind w:left="4320" w:hanging="360"/>
+      </w:pPr>
+      <w:rPr>
+        <w:rFonts w:ascii="Wingdings" w:hAnsi="Wingdings" w:hint="default"/>
+      </w:rPr>
+    </w:lvl>
+    <w:lvl w:ilvl="6" w:tplc="40090001" w:tentative="1">
+      <w:start w:val="1"/>
+      <w:numFmt w:val="bullet"/>
+      <w:lvlText w:val=""/>
+      <w:lvlJc w:val="left"/>
+      <w:pPr>
+        <w:ind w:left="5040" w:hanging="360"/>
+      </w:pPr>
+      <w:rPr>
+        <w:rFonts w:ascii="Symbol" w:hAnsi="Symbol" w:hint="default"/>
+      </w:rPr>
+    </w:lvl>
+    <w:lvl w:ilvl="7" w:tplc="40090003" w:tentative="1">
+      <w:start w:val="1"/>
+      <w:numFmt w:val="bullet"/>
+      <w:lvlText w:val="o"/>
+      <w:lvlJc w:val="left"/>
+      <w:pPr>
+        <w:ind w:left="5760" w:hanging="360"/>
+      </w:pPr>
+      <w:rPr>
+        <w:rFonts w:ascii="Courier New" w:hAnsi="Courier New" w:cs="Courier New" w:hint="default"/>
+      </w:rPr>
+    </w:lvl>
+    <w:lvl w:ilvl="8" w:tplc="40090005" w:tentative="1">
+      <w:start w:val="1"/>
+      <w:numFmt w:val="bullet"/>
+      <w:lvlText w:val=""/>
+      <w:lvlJc w:val="left"/>
+      <w:pPr>
+        <w:ind w:left="6480" w:hanging="360"/>
+      </w:pPr>
+      <w:rPr>
+        <w:rFonts w:ascii="Wingdings" w:hAnsi="Wingdings" w:hint="default"/>
+      </w:rPr>
+    </w:lvl>
+  </w:abstractNum>
+  <w:abstractNum w:abstractNumId="7" w15:restartNumberingAfterBreak="0">
+    <w:nsid w:val="31ED00F0"/>
+    <w:multiLevelType w:val="hybridMultilevel"/>
+    <w:tmpl w:val="717C4246"/>
+    <w:lvl w:ilvl="0" w:tplc="63A071AC">
+      <w:start w:val="5"/>
+      <w:numFmt w:val="bullet"/>
+      <w:lvlText w:val="-"/>
+      <w:lvlJc w:val="left"/>
+      <w:pPr>
+        <w:ind w:left="720" w:hanging="360"/>
+      </w:pPr>
+      <w:rPr>
+        <w:rFonts w:ascii="Times New Roman" w:eastAsiaTheme="minorHAnsi" w:hAnsi="Times New Roman" w:cs="Times New Roman" w:hint="default"/>
+      </w:rPr>
+    </w:lvl>
+    <w:lvl w:ilvl="1" w:tplc="40090003" w:tentative="1">
+      <w:start w:val="1"/>
+      <w:numFmt w:val="bullet"/>
+      <w:lvlText w:val="o"/>
+      <w:lvlJc w:val="left"/>
+      <w:pPr>
+        <w:ind w:left="1440" w:hanging="360"/>
+      </w:pPr>
+      <w:rPr>
+        <w:rFonts w:ascii="Courier New" w:hAnsi="Courier New" w:cs="Courier New" w:hint="default"/>
+      </w:rPr>
+    </w:lvl>
+    <w:lvl w:ilvl="2" w:tplc="40090005" w:tentative="1">
+      <w:start w:val="1"/>
+      <w:numFmt w:val="bullet"/>
+      <w:lvlText w:val=""/>
+      <w:lvlJc w:val="left"/>
+      <w:pPr>
+        <w:ind w:left="2160" w:hanging="360"/>
+      </w:pPr>
+      <w:rPr>
+        <w:rFonts w:ascii="Wingdings" w:hAnsi="Wingdings" w:hint="default"/>
+      </w:rPr>
+    </w:lvl>
+    <w:lvl w:ilvl="3" w:tplc="40090001" w:tentative="1">
+      <w:start w:val="1"/>
+      <w:numFmt w:val="bullet"/>
+      <w:lvlText w:val=""/>
+      <w:lvlJc w:val="left"/>
+      <w:pPr>
+        <w:ind w:left="2880" w:hanging="360"/>
+      </w:pPr>
+      <w:rPr>
+        <w:rFonts w:ascii="Symbol" w:hAnsi="Symbol" w:hint="default"/>
+      </w:rPr>
+    </w:lvl>
+    <w:lvl w:ilvl="4" w:tplc="40090003" w:tentative="1">
+      <w:start w:val="1"/>
+      <w:numFmt w:val="bullet"/>
+      <w:lvlText w:val="o"/>
+      <w:lvlJc w:val="left"/>
+      <w:pPr>
+        <w:ind w:left="3600" w:hanging="360"/>
+      </w:pPr>
+      <w:rPr>
+        <w:rFonts w:ascii="Courier New" w:hAnsi="Courier New" w:cs="Courier New" w:hint="default"/>
+      </w:rPr>
+    </w:lvl>
+    <w:lvl w:ilvl="5" w:tplc="40090005" w:tentative="1">
+      <w:start w:val="1"/>
+      <w:numFmt w:val="bullet"/>
+      <w:lvlText w:val=""/>
+      <w:lvlJc w:val="left"/>
+      <w:pPr>
+        <w:ind w:left="4320" w:hanging="360"/>
+      </w:pPr>
+      <w:rPr>
+        <w:rFonts w:ascii="Wingdings" w:hAnsi="Wingdings" w:hint="default"/>
+      </w:rPr>
+    </w:lvl>
+    <w:lvl w:ilvl="6" w:tplc="40090001" w:tentative="1">
+      <w:start w:val="1"/>
+      <w:numFmt w:val="bullet"/>
+      <w:lvlText w:val=""/>
+      <w:lvlJc w:val="left"/>
+      <w:pPr>
+        <w:ind w:left="5040" w:hanging="360"/>
+      </w:pPr>
+      <w:rPr>
+        <w:rFonts w:ascii="Symbol" w:hAnsi="Symbol" w:hint="default"/>
+      </w:rPr>
+    </w:lvl>
+    <w:lvl w:ilvl="7" w:tplc="40090003" w:tentative="1">
+      <w:start w:val="1"/>
+      <w:numFmt w:val="bullet"/>
+      <w:lvlText w:val="o"/>
+      <w:lvlJc w:val="left"/>
+      <w:pPr>
+        <w:ind w:left="5760" w:hanging="360"/>
+      </w:pPr>
+      <w:rPr>
+        <w:rFonts w:ascii="Courier New" w:hAnsi="Courier New" w:cs="Courier New" w:hint="default"/>
+      </w:rPr>
+    </w:lvl>
+    <w:lvl w:ilvl="8" w:tplc="40090005" w:tentative="1">
+      <w:start w:val="1"/>
+      <w:numFmt w:val="bullet"/>
+      <w:lvlText w:val=""/>
+      <w:lvlJc w:val="left"/>
+      <w:pPr>
+        <w:ind w:left="6480" w:hanging="360"/>
+      </w:pPr>
+      <w:rPr>
+        <w:rFonts w:ascii="Wingdings" w:hAnsi="Wingdings" w:hint="default"/>
+      </w:rPr>
+    </w:lvl>
+  </w:abstractNum>
+  <w:abstractNum w:abstractNumId="8" w15:restartNumberingAfterBreak="0">
     <w:nsid w:val="35541CD8"/>
     <w:multiLevelType w:val="multilevel"/>
     <w:tmpl w:val="93E8B01C"/>
@@ -3264,7 +4474,233 @@
       </w:rPr>
     </w:lvl>
   </w:abstractNum>
-  <w:abstractNum w:abstractNumId="4" w15:restartNumberingAfterBreak="0">
+  <w:abstractNum w:abstractNumId="9" w15:restartNumberingAfterBreak="0">
+    <w:nsid w:val="46E21E43"/>
+    <w:multiLevelType w:val="hybridMultilevel"/>
+    <w:tmpl w:val="73527BC2"/>
+    <w:lvl w:ilvl="0" w:tplc="63A071AC">
+      <w:start w:val="5"/>
+      <w:numFmt w:val="bullet"/>
+      <w:lvlText w:val="-"/>
+      <w:lvlJc w:val="left"/>
+      <w:pPr>
+        <w:ind w:left="720" w:hanging="360"/>
+      </w:pPr>
+      <w:rPr>
+        <w:rFonts w:ascii="Times New Roman" w:eastAsiaTheme="minorHAnsi" w:hAnsi="Times New Roman" w:cs="Times New Roman" w:hint="default"/>
+      </w:rPr>
+    </w:lvl>
+    <w:lvl w:ilvl="1" w:tplc="40090003" w:tentative="1">
+      <w:start w:val="1"/>
+      <w:numFmt w:val="bullet"/>
+      <w:lvlText w:val="o"/>
+      <w:lvlJc w:val="left"/>
+      <w:pPr>
+        <w:ind w:left="1440" w:hanging="360"/>
+      </w:pPr>
+      <w:rPr>
+        <w:rFonts w:ascii="Courier New" w:hAnsi="Courier New" w:cs="Courier New" w:hint="default"/>
+      </w:rPr>
+    </w:lvl>
+    <w:lvl w:ilvl="2" w:tplc="40090005" w:tentative="1">
+      <w:start w:val="1"/>
+      <w:numFmt w:val="bullet"/>
+      <w:lvlText w:val=""/>
+      <w:lvlJc w:val="left"/>
+      <w:pPr>
+        <w:ind w:left="2160" w:hanging="360"/>
+      </w:pPr>
+      <w:rPr>
+        <w:rFonts w:ascii="Wingdings" w:hAnsi="Wingdings" w:hint="default"/>
+      </w:rPr>
+    </w:lvl>
+    <w:lvl w:ilvl="3" w:tplc="40090001" w:tentative="1">
+      <w:start w:val="1"/>
+      <w:numFmt w:val="bullet"/>
+      <w:lvlText w:val=""/>
+      <w:lvlJc w:val="left"/>
+      <w:pPr>
+        <w:ind w:left="2880" w:hanging="360"/>
+      </w:pPr>
+      <w:rPr>
+        <w:rFonts w:ascii="Symbol" w:hAnsi="Symbol" w:hint="default"/>
+      </w:rPr>
+    </w:lvl>
+    <w:lvl w:ilvl="4" w:tplc="40090003" w:tentative="1">
+      <w:start w:val="1"/>
+      <w:numFmt w:val="bullet"/>
+      <w:lvlText w:val="o"/>
+      <w:lvlJc w:val="left"/>
+      <w:pPr>
+        <w:ind w:left="3600" w:hanging="360"/>
+      </w:pPr>
+      <w:rPr>
+        <w:rFonts w:ascii="Courier New" w:hAnsi="Courier New" w:cs="Courier New" w:hint="default"/>
+      </w:rPr>
+    </w:lvl>
+    <w:lvl w:ilvl="5" w:tplc="40090005" w:tentative="1">
+      <w:start w:val="1"/>
+      <w:numFmt w:val="bullet"/>
+      <w:lvlText w:val=""/>
+      <w:lvlJc w:val="left"/>
+      <w:pPr>
+        <w:ind w:left="4320" w:hanging="360"/>
+      </w:pPr>
+      <w:rPr>
+        <w:rFonts w:ascii="Wingdings" w:hAnsi="Wingdings" w:hint="default"/>
+      </w:rPr>
+    </w:lvl>
+    <w:lvl w:ilvl="6" w:tplc="40090001" w:tentative="1">
+      <w:start w:val="1"/>
+      <w:numFmt w:val="bullet"/>
+      <w:lvlText w:val=""/>
+      <w:lvlJc w:val="left"/>
+      <w:pPr>
+        <w:ind w:left="5040" w:hanging="360"/>
+      </w:pPr>
+      <w:rPr>
+        <w:rFonts w:ascii="Symbol" w:hAnsi="Symbol" w:hint="default"/>
+      </w:rPr>
+    </w:lvl>
+    <w:lvl w:ilvl="7" w:tplc="40090003" w:tentative="1">
+      <w:start w:val="1"/>
+      <w:numFmt w:val="bullet"/>
+      <w:lvlText w:val="o"/>
+      <w:lvlJc w:val="left"/>
+      <w:pPr>
+        <w:ind w:left="5760" w:hanging="360"/>
+      </w:pPr>
+      <w:rPr>
+        <w:rFonts w:ascii="Courier New" w:hAnsi="Courier New" w:cs="Courier New" w:hint="default"/>
+      </w:rPr>
+    </w:lvl>
+    <w:lvl w:ilvl="8" w:tplc="40090005" w:tentative="1">
+      <w:start w:val="1"/>
+      <w:numFmt w:val="bullet"/>
+      <w:lvlText w:val=""/>
+      <w:lvlJc w:val="left"/>
+      <w:pPr>
+        <w:ind w:left="6480" w:hanging="360"/>
+      </w:pPr>
+      <w:rPr>
+        <w:rFonts w:ascii="Wingdings" w:hAnsi="Wingdings" w:hint="default"/>
+      </w:rPr>
+    </w:lvl>
+  </w:abstractNum>
+  <w:abstractNum w:abstractNumId="10" w15:restartNumberingAfterBreak="0">
+    <w:nsid w:val="484825CE"/>
+    <w:multiLevelType w:val="hybridMultilevel"/>
+    <w:tmpl w:val="25FEDB1A"/>
+    <w:lvl w:ilvl="0" w:tplc="63A071AC">
+      <w:start w:val="5"/>
+      <w:numFmt w:val="bullet"/>
+      <w:lvlText w:val="-"/>
+      <w:lvlJc w:val="left"/>
+      <w:pPr>
+        <w:ind w:left="720" w:hanging="360"/>
+      </w:pPr>
+      <w:rPr>
+        <w:rFonts w:ascii="Times New Roman" w:eastAsiaTheme="minorHAnsi" w:hAnsi="Times New Roman" w:cs="Times New Roman" w:hint="default"/>
+      </w:rPr>
+    </w:lvl>
+    <w:lvl w:ilvl="1" w:tplc="40090003" w:tentative="1">
+      <w:start w:val="1"/>
+      <w:numFmt w:val="bullet"/>
+      <w:lvlText w:val="o"/>
+      <w:lvlJc w:val="left"/>
+      <w:pPr>
+        <w:ind w:left="1440" w:hanging="360"/>
+      </w:pPr>
+      <w:rPr>
+        <w:rFonts w:ascii="Courier New" w:hAnsi="Courier New" w:cs="Courier New" w:hint="default"/>
+      </w:rPr>
+    </w:lvl>
+    <w:lvl w:ilvl="2" w:tplc="40090005" w:tentative="1">
+      <w:start w:val="1"/>
+      <w:numFmt w:val="bullet"/>
+      <w:lvlText w:val=""/>
+      <w:lvlJc w:val="left"/>
+      <w:pPr>
+        <w:ind w:left="2160" w:hanging="360"/>
+      </w:pPr>
+      <w:rPr>
+        <w:rFonts w:ascii="Wingdings" w:hAnsi="Wingdings" w:hint="default"/>
+      </w:rPr>
+    </w:lvl>
+    <w:lvl w:ilvl="3" w:tplc="40090001" w:tentative="1">
+      <w:start w:val="1"/>
+      <w:numFmt w:val="bullet"/>
+      <w:lvlText w:val=""/>
+      <w:lvlJc w:val="left"/>
+      <w:pPr>
+        <w:ind w:left="2880" w:hanging="360"/>
+      </w:pPr>
+      <w:rPr>
+        <w:rFonts w:ascii="Symbol" w:hAnsi="Symbol" w:hint="default"/>
+      </w:rPr>
+    </w:lvl>
+    <w:lvl w:ilvl="4" w:tplc="40090003" w:tentative="1">
+      <w:start w:val="1"/>
+      <w:numFmt w:val="bullet"/>
+      <w:lvlText w:val="o"/>
+      <w:lvlJc w:val="left"/>
+      <w:pPr>
+        <w:ind w:left="3600" w:hanging="360"/>
+      </w:pPr>
+      <w:rPr>
+        <w:rFonts w:ascii="Courier New" w:hAnsi="Courier New" w:cs="Courier New" w:hint="default"/>
+      </w:rPr>
+    </w:lvl>
+    <w:lvl w:ilvl="5" w:tplc="40090005" w:tentative="1">
+      <w:start w:val="1"/>
+      <w:numFmt w:val="bullet"/>
+      <w:lvlText w:val=""/>
+      <w:lvlJc w:val="left"/>
+      <w:pPr>
+        <w:ind w:left="4320" w:hanging="360"/>
+      </w:pPr>
+      <w:rPr>
+        <w:rFonts w:ascii="Wingdings" w:hAnsi="Wingdings" w:hint="default"/>
+      </w:rPr>
+    </w:lvl>
+    <w:lvl w:ilvl="6" w:tplc="40090001" w:tentative="1">
+      <w:start w:val="1"/>
+      <w:numFmt w:val="bullet"/>
+      <w:lvlText w:val=""/>
+      <w:lvlJc w:val="left"/>
+      <w:pPr>
+        <w:ind w:left="5040" w:hanging="360"/>
+      </w:pPr>
+      <w:rPr>
+        <w:rFonts w:ascii="Symbol" w:hAnsi="Symbol" w:hint="default"/>
+      </w:rPr>
+    </w:lvl>
+    <w:lvl w:ilvl="7" w:tplc="40090003" w:tentative="1">
+      <w:start w:val="1"/>
+      <w:numFmt w:val="bullet"/>
+      <w:lvlText w:val="o"/>
+      <w:lvlJc w:val="left"/>
+      <w:pPr>
+        <w:ind w:left="5760" w:hanging="360"/>
+      </w:pPr>
+      <w:rPr>
+        <w:rFonts w:ascii="Courier New" w:hAnsi="Courier New" w:cs="Courier New" w:hint="default"/>
+      </w:rPr>
+    </w:lvl>
+    <w:lvl w:ilvl="8" w:tplc="40090005" w:tentative="1">
+      <w:start w:val="1"/>
+      <w:numFmt w:val="bullet"/>
+      <w:lvlText w:val=""/>
+      <w:lvlJc w:val="left"/>
+      <w:pPr>
+        <w:ind w:left="6480" w:hanging="360"/>
+      </w:pPr>
+      <w:rPr>
+        <w:rFonts w:ascii="Wingdings" w:hAnsi="Wingdings" w:hint="default"/>
+      </w:rPr>
+    </w:lvl>
+  </w:abstractNum>
+  <w:abstractNum w:abstractNumId="11" w15:restartNumberingAfterBreak="0">
     <w:nsid w:val="50BF762C"/>
     <w:multiLevelType w:val="multilevel"/>
     <w:tmpl w:val="A6A6D862"/>
@@ -3413,7 +4849,7 @@
       </w:rPr>
     </w:lvl>
   </w:abstractNum>
-  <w:abstractNum w:abstractNumId="5" w15:restartNumberingAfterBreak="0">
+  <w:abstractNum w:abstractNumId="12" w15:restartNumberingAfterBreak="0">
     <w:nsid w:val="568864C8"/>
     <w:multiLevelType w:val="multilevel"/>
     <w:tmpl w:val="3DB602FE"/>
@@ -3562,7 +4998,7 @@
       </w:rPr>
     </w:lvl>
   </w:abstractNum>
-  <w:abstractNum w:abstractNumId="6" w15:restartNumberingAfterBreak="0">
+  <w:abstractNum w:abstractNumId="13" w15:restartNumberingAfterBreak="0">
     <w:nsid w:val="5872593C"/>
     <w:multiLevelType w:val="multilevel"/>
     <w:tmpl w:val="4EAEBA22"/>
@@ -3711,7 +5147,7 @@
       </w:rPr>
     </w:lvl>
   </w:abstractNum>
-  <w:abstractNum w:abstractNumId="7" w15:restartNumberingAfterBreak="0">
+  <w:abstractNum w:abstractNumId="14" w15:restartNumberingAfterBreak="0">
     <w:nsid w:val="5B4C3E6D"/>
     <w:multiLevelType w:val="multilevel"/>
     <w:tmpl w:val="238636E6"/>
@@ -3824,7 +5260,120 @@
       </w:pPr>
     </w:lvl>
   </w:abstractNum>
-  <w:abstractNum w:abstractNumId="8" w15:restartNumberingAfterBreak="0">
+  <w:abstractNum w:abstractNumId="15" w15:restartNumberingAfterBreak="0">
+    <w:nsid w:val="5EE07899"/>
+    <w:multiLevelType w:val="hybridMultilevel"/>
+    <w:tmpl w:val="9FA031AA"/>
+    <w:lvl w:ilvl="0" w:tplc="40090003">
+      <w:start w:val="1"/>
+      <w:numFmt w:val="bullet"/>
+      <w:lvlText w:val="o"/>
+      <w:lvlJc w:val="left"/>
+      <w:pPr>
+        <w:ind w:left="1440" w:hanging="360"/>
+      </w:pPr>
+      <w:rPr>
+        <w:rFonts w:ascii="Courier New" w:hAnsi="Courier New" w:cs="Courier New" w:hint="default"/>
+      </w:rPr>
+    </w:lvl>
+    <w:lvl w:ilvl="1" w:tplc="40090003" w:tentative="1">
+      <w:start w:val="1"/>
+      <w:numFmt w:val="bullet"/>
+      <w:lvlText w:val="o"/>
+      <w:lvlJc w:val="left"/>
+      <w:pPr>
+        <w:ind w:left="1440" w:hanging="360"/>
+      </w:pPr>
+      <w:rPr>
+        <w:rFonts w:ascii="Courier New" w:hAnsi="Courier New" w:cs="Courier New" w:hint="default"/>
+      </w:rPr>
+    </w:lvl>
+    <w:lvl w:ilvl="2" w:tplc="40090005" w:tentative="1">
+      <w:start w:val="1"/>
+      <w:numFmt w:val="bullet"/>
+      <w:lvlText w:val=""/>
+      <w:lvlJc w:val="left"/>
+      <w:pPr>
+        <w:ind w:left="2160" w:hanging="360"/>
+      </w:pPr>
+      <w:rPr>
+        <w:rFonts w:ascii="Wingdings" w:hAnsi="Wingdings" w:hint="default"/>
+      </w:rPr>
+    </w:lvl>
+    <w:lvl w:ilvl="3" w:tplc="40090001" w:tentative="1">
+      <w:start w:val="1"/>
+      <w:numFmt w:val="bullet"/>
+      <w:lvlText w:val=""/>
+      <w:lvlJc w:val="left"/>
+      <w:pPr>
+        <w:ind w:left="2880" w:hanging="360"/>
+      </w:pPr>
+      <w:rPr>
+        <w:rFonts w:ascii="Symbol" w:hAnsi="Symbol" w:hint="default"/>
+      </w:rPr>
+    </w:lvl>
+    <w:lvl w:ilvl="4" w:tplc="40090003" w:tentative="1">
+      <w:start w:val="1"/>
+      <w:numFmt w:val="bullet"/>
+      <w:lvlText w:val="o"/>
+      <w:lvlJc w:val="left"/>
+      <w:pPr>
+        <w:ind w:left="3600" w:hanging="360"/>
+      </w:pPr>
+      <w:rPr>
+        <w:rFonts w:ascii="Courier New" w:hAnsi="Courier New" w:cs="Courier New" w:hint="default"/>
+      </w:rPr>
+    </w:lvl>
+    <w:lvl w:ilvl="5" w:tplc="40090005" w:tentative="1">
+      <w:start w:val="1"/>
+      <w:numFmt w:val="bullet"/>
+      <w:lvlText w:val=""/>
+      <w:lvlJc w:val="left"/>
+      <w:pPr>
+        <w:ind w:left="4320" w:hanging="360"/>
+      </w:pPr>
+      <w:rPr>
+        <w:rFonts w:ascii="Wingdings" w:hAnsi="Wingdings" w:hint="default"/>
+      </w:rPr>
+    </w:lvl>
+    <w:lvl w:ilvl="6" w:tplc="40090001" w:tentative="1">
+      <w:start w:val="1"/>
+      <w:numFmt w:val="bullet"/>
+      <w:lvlText w:val=""/>
+      <w:lvlJc w:val="left"/>
+      <w:pPr>
+        <w:ind w:left="5040" w:hanging="360"/>
+      </w:pPr>
+      <w:rPr>
+        <w:rFonts w:ascii="Symbol" w:hAnsi="Symbol" w:hint="default"/>
+      </w:rPr>
+    </w:lvl>
+    <w:lvl w:ilvl="7" w:tplc="40090003" w:tentative="1">
+      <w:start w:val="1"/>
+      <w:numFmt w:val="bullet"/>
+      <w:lvlText w:val="o"/>
+      <w:lvlJc w:val="left"/>
+      <w:pPr>
+        <w:ind w:left="5760" w:hanging="360"/>
+      </w:pPr>
+      <w:rPr>
+        <w:rFonts w:ascii="Courier New" w:hAnsi="Courier New" w:cs="Courier New" w:hint="default"/>
+      </w:rPr>
+    </w:lvl>
+    <w:lvl w:ilvl="8" w:tplc="40090005" w:tentative="1">
+      <w:start w:val="1"/>
+      <w:numFmt w:val="bullet"/>
+      <w:lvlText w:val=""/>
+      <w:lvlJc w:val="left"/>
+      <w:pPr>
+        <w:ind w:left="6480" w:hanging="360"/>
+      </w:pPr>
+      <w:rPr>
+        <w:rFonts w:ascii="Wingdings" w:hAnsi="Wingdings" w:hint="default"/>
+      </w:rPr>
+    </w:lvl>
+  </w:abstractNum>
+  <w:abstractNum w:abstractNumId="16" w15:restartNumberingAfterBreak="0">
     <w:nsid w:val="63741652"/>
     <w:multiLevelType w:val="multilevel"/>
     <w:tmpl w:val="E4320740"/>
@@ -3937,7 +5486,7 @@
       </w:pPr>
     </w:lvl>
   </w:abstractNum>
-  <w:abstractNum w:abstractNumId="9" w15:restartNumberingAfterBreak="0">
+  <w:abstractNum w:abstractNumId="17" w15:restartNumberingAfterBreak="0">
     <w:nsid w:val="651A6213"/>
     <w:multiLevelType w:val="multilevel"/>
     <w:tmpl w:val="8FFEA4AA"/>
@@ -4086,7 +5635,93 @@
       </w:rPr>
     </w:lvl>
   </w:abstractNum>
-  <w:abstractNum w:abstractNumId="10" w15:restartNumberingAfterBreak="0">
+  <w:abstractNum w:abstractNumId="18" w15:restartNumberingAfterBreak="0">
+    <w:nsid w:val="687E06A6"/>
+    <w:multiLevelType w:val="hybridMultilevel"/>
+    <w:tmpl w:val="5AC0E264"/>
+    <w:lvl w:ilvl="0" w:tplc="4009000F">
+      <w:start w:val="1"/>
+      <w:numFmt w:val="decimal"/>
+      <w:lvlText w:val="%1."/>
+      <w:lvlJc w:val="left"/>
+      <w:pPr>
+        <w:ind w:left="720" w:hanging="360"/>
+      </w:pPr>
+    </w:lvl>
+    <w:lvl w:ilvl="1" w:tplc="40090019" w:tentative="1">
+      <w:start w:val="1"/>
+      <w:numFmt w:val="lowerLetter"/>
+      <w:lvlText w:val="%2."/>
+      <w:lvlJc w:val="left"/>
+      <w:pPr>
+        <w:ind w:left="1440" w:hanging="360"/>
+      </w:pPr>
+    </w:lvl>
+    <w:lvl w:ilvl="2" w:tplc="4009001B" w:tentative="1">
+      <w:start w:val="1"/>
+      <w:numFmt w:val="lowerRoman"/>
+      <w:lvlText w:val="%3."/>
+      <w:lvlJc w:val="right"/>
+      <w:pPr>
+        <w:ind w:left="2160" w:hanging="180"/>
+      </w:pPr>
+    </w:lvl>
+    <w:lvl w:ilvl="3" w:tplc="4009000F" w:tentative="1">
+      <w:start w:val="1"/>
+      <w:numFmt w:val="decimal"/>
+      <w:lvlText w:val="%4."/>
+      <w:lvlJc w:val="left"/>
+      <w:pPr>
+        <w:ind w:left="2880" w:hanging="360"/>
+      </w:pPr>
+    </w:lvl>
+    <w:lvl w:ilvl="4" w:tplc="40090019" w:tentative="1">
+      <w:start w:val="1"/>
+      <w:numFmt w:val="lowerLetter"/>
+      <w:lvlText w:val="%5."/>
+      <w:lvlJc w:val="left"/>
+      <w:pPr>
+        <w:ind w:left="3600" w:hanging="360"/>
+      </w:pPr>
+    </w:lvl>
+    <w:lvl w:ilvl="5" w:tplc="4009001B" w:tentative="1">
+      <w:start w:val="1"/>
+      <w:numFmt w:val="lowerRoman"/>
+      <w:lvlText w:val="%6."/>
+      <w:lvlJc w:val="right"/>
+      <w:pPr>
+        <w:ind w:left="4320" w:hanging="180"/>
+      </w:pPr>
+    </w:lvl>
+    <w:lvl w:ilvl="6" w:tplc="4009000F" w:tentative="1">
+      <w:start w:val="1"/>
+      <w:numFmt w:val="decimal"/>
+      <w:lvlText w:val="%7."/>
+      <w:lvlJc w:val="left"/>
+      <w:pPr>
+        <w:ind w:left="5040" w:hanging="360"/>
+      </w:pPr>
+    </w:lvl>
+    <w:lvl w:ilvl="7" w:tplc="40090019" w:tentative="1">
+      <w:start w:val="1"/>
+      <w:numFmt w:val="lowerLetter"/>
+      <w:lvlText w:val="%8."/>
+      <w:lvlJc w:val="left"/>
+      <w:pPr>
+        <w:ind w:left="5760" w:hanging="360"/>
+      </w:pPr>
+    </w:lvl>
+    <w:lvl w:ilvl="8" w:tplc="4009001B" w:tentative="1">
+      <w:start w:val="1"/>
+      <w:numFmt w:val="lowerRoman"/>
+      <w:lvlText w:val="%9."/>
+      <w:lvlJc w:val="right"/>
+      <w:pPr>
+        <w:ind w:left="6480" w:hanging="180"/>
+      </w:pPr>
+    </w:lvl>
+  </w:abstractNum>
+  <w:abstractNum w:abstractNumId="19" w15:restartNumberingAfterBreak="0">
     <w:nsid w:val="72A864F9"/>
     <w:multiLevelType w:val="multilevel"/>
     <w:tmpl w:val="FE36E8E0"/>
@@ -4235,38 +5870,181 @@
       </w:rPr>
     </w:lvl>
   </w:abstractNum>
+  <w:abstractNum w:abstractNumId="20" w15:restartNumberingAfterBreak="0">
+    <w:nsid w:val="7D3E0479"/>
+    <w:multiLevelType w:val="hybridMultilevel"/>
+    <w:tmpl w:val="D1BC9952"/>
+    <w:lvl w:ilvl="0" w:tplc="63A071AC">
+      <w:start w:val="5"/>
+      <w:numFmt w:val="bullet"/>
+      <w:lvlText w:val="-"/>
+      <w:lvlJc w:val="left"/>
+      <w:pPr>
+        <w:ind w:left="720" w:hanging="360"/>
+      </w:pPr>
+      <w:rPr>
+        <w:rFonts w:ascii="Times New Roman" w:eastAsiaTheme="minorHAnsi" w:hAnsi="Times New Roman" w:cs="Times New Roman" w:hint="default"/>
+      </w:rPr>
+    </w:lvl>
+    <w:lvl w:ilvl="1" w:tplc="40090003">
+      <w:start w:val="1"/>
+      <w:numFmt w:val="bullet"/>
+      <w:lvlText w:val="o"/>
+      <w:lvlJc w:val="left"/>
+      <w:pPr>
+        <w:ind w:left="1440" w:hanging="360"/>
+      </w:pPr>
+      <w:rPr>
+        <w:rFonts w:ascii="Courier New" w:hAnsi="Courier New" w:cs="Courier New" w:hint="default"/>
+      </w:rPr>
+    </w:lvl>
+    <w:lvl w:ilvl="2" w:tplc="40090005" w:tentative="1">
+      <w:start w:val="1"/>
+      <w:numFmt w:val="bullet"/>
+      <w:lvlText w:val=""/>
+      <w:lvlJc w:val="left"/>
+      <w:pPr>
+        <w:ind w:left="2160" w:hanging="360"/>
+      </w:pPr>
+      <w:rPr>
+        <w:rFonts w:ascii="Wingdings" w:hAnsi="Wingdings" w:hint="default"/>
+      </w:rPr>
+    </w:lvl>
+    <w:lvl w:ilvl="3" w:tplc="40090001" w:tentative="1">
+      <w:start w:val="1"/>
+      <w:numFmt w:val="bullet"/>
+      <w:lvlText w:val=""/>
+      <w:lvlJc w:val="left"/>
+      <w:pPr>
+        <w:ind w:left="2880" w:hanging="360"/>
+      </w:pPr>
+      <w:rPr>
+        <w:rFonts w:ascii="Symbol" w:hAnsi="Symbol" w:hint="default"/>
+      </w:rPr>
+    </w:lvl>
+    <w:lvl w:ilvl="4" w:tplc="40090003" w:tentative="1">
+      <w:start w:val="1"/>
+      <w:numFmt w:val="bullet"/>
+      <w:lvlText w:val="o"/>
+      <w:lvlJc w:val="left"/>
+      <w:pPr>
+        <w:ind w:left="3600" w:hanging="360"/>
+      </w:pPr>
+      <w:rPr>
+        <w:rFonts w:ascii="Courier New" w:hAnsi="Courier New" w:cs="Courier New" w:hint="default"/>
+      </w:rPr>
+    </w:lvl>
+    <w:lvl w:ilvl="5" w:tplc="40090005" w:tentative="1">
+      <w:start w:val="1"/>
+      <w:numFmt w:val="bullet"/>
+      <w:lvlText w:val=""/>
+      <w:lvlJc w:val="left"/>
+      <w:pPr>
+        <w:ind w:left="4320" w:hanging="360"/>
+      </w:pPr>
+      <w:rPr>
+        <w:rFonts w:ascii="Wingdings" w:hAnsi="Wingdings" w:hint="default"/>
+      </w:rPr>
+    </w:lvl>
+    <w:lvl w:ilvl="6" w:tplc="40090001" w:tentative="1">
+      <w:start w:val="1"/>
+      <w:numFmt w:val="bullet"/>
+      <w:lvlText w:val=""/>
+      <w:lvlJc w:val="left"/>
+      <w:pPr>
+        <w:ind w:left="5040" w:hanging="360"/>
+      </w:pPr>
+      <w:rPr>
+        <w:rFonts w:ascii="Symbol" w:hAnsi="Symbol" w:hint="default"/>
+      </w:rPr>
+    </w:lvl>
+    <w:lvl w:ilvl="7" w:tplc="40090003" w:tentative="1">
+      <w:start w:val="1"/>
+      <w:numFmt w:val="bullet"/>
+      <w:lvlText w:val="o"/>
+      <w:lvlJc w:val="left"/>
+      <w:pPr>
+        <w:ind w:left="5760" w:hanging="360"/>
+      </w:pPr>
+      <w:rPr>
+        <w:rFonts w:ascii="Courier New" w:hAnsi="Courier New" w:cs="Courier New" w:hint="default"/>
+      </w:rPr>
+    </w:lvl>
+    <w:lvl w:ilvl="8" w:tplc="40090005" w:tentative="1">
+      <w:start w:val="1"/>
+      <w:numFmt w:val="bullet"/>
+      <w:lvlText w:val=""/>
+      <w:lvlJc w:val="left"/>
+      <w:pPr>
+        <w:ind w:left="6480" w:hanging="360"/>
+      </w:pPr>
+      <w:rPr>
+        <w:rFonts w:ascii="Wingdings" w:hAnsi="Wingdings" w:hint="default"/>
+      </w:rPr>
+    </w:lvl>
+  </w:abstractNum>
   <w:num w:numId="1" w16cid:durableId="994380684">
-    <w:abstractNumId w:val="8"/>
+    <w:abstractNumId w:val="16"/>
   </w:num>
   <w:num w:numId="2" w16cid:durableId="131143597">
-    <w:abstractNumId w:val="2"/>
+    <w:abstractNumId w:val="5"/>
   </w:num>
   <w:num w:numId="3" w16cid:durableId="945429981">
-    <w:abstractNumId w:val="10"/>
+    <w:abstractNumId w:val="19"/>
   </w:num>
   <w:num w:numId="4" w16cid:durableId="502823500">
-    <w:abstractNumId w:val="5"/>
+    <w:abstractNumId w:val="12"/>
   </w:num>
   <w:num w:numId="5" w16cid:durableId="1795053652">
     <w:abstractNumId w:val="0"/>
   </w:num>
   <w:num w:numId="6" w16cid:durableId="578640890">
-    <w:abstractNumId w:val="6"/>
+    <w:abstractNumId w:val="13"/>
   </w:num>
   <w:num w:numId="7" w16cid:durableId="1300305263">
-    <w:abstractNumId w:val="7"/>
+    <w:abstractNumId w:val="14"/>
   </w:num>
   <w:num w:numId="8" w16cid:durableId="1621302018">
-    <w:abstractNumId w:val="9"/>
+    <w:abstractNumId w:val="17"/>
   </w:num>
   <w:num w:numId="9" w16cid:durableId="1502696099">
-    <w:abstractNumId w:val="4"/>
+    <w:abstractNumId w:val="11"/>
   </w:num>
   <w:num w:numId="10" w16cid:durableId="1458530051">
     <w:abstractNumId w:val="1"/>
   </w:num>
   <w:num w:numId="11" w16cid:durableId="1775590066">
+    <w:abstractNumId w:val="8"/>
+  </w:num>
+  <w:num w:numId="12" w16cid:durableId="1413159793">
+    <w:abstractNumId w:val="18"/>
+  </w:num>
+  <w:num w:numId="13" w16cid:durableId="2096897376">
+    <w:abstractNumId w:val="4"/>
+  </w:num>
+  <w:num w:numId="14" w16cid:durableId="1393385808">
     <w:abstractNumId w:val="3"/>
+  </w:num>
+  <w:num w:numId="15" w16cid:durableId="630281212">
+    <w:abstractNumId w:val="20"/>
+  </w:num>
+  <w:num w:numId="16" w16cid:durableId="1480733435">
+    <w:abstractNumId w:val="2"/>
+  </w:num>
+  <w:num w:numId="17" w16cid:durableId="527258361">
+    <w:abstractNumId w:val="15"/>
+  </w:num>
+  <w:num w:numId="18" w16cid:durableId="670988988">
+    <w:abstractNumId w:val="9"/>
+  </w:num>
+  <w:num w:numId="19" w16cid:durableId="1474106113">
+    <w:abstractNumId w:val="7"/>
+  </w:num>
+  <w:num w:numId="20" w16cid:durableId="61871202">
+    <w:abstractNumId w:val="6"/>
+  </w:num>
+  <w:num w:numId="21" w16cid:durableId="55201775">
+    <w:abstractNumId w:val="10"/>
   </w:num>
 </w:numbering>
 </file>
@@ -4875,7 +6653,6 @@
   <w:style w:type="character" w:default="1" w:styleId="DefaultParagraphFont">
     <w:name w:val="Default Paragraph Font"/>
     <w:uiPriority w:val="1"/>
-    <w:semiHidden/>
     <w:unhideWhenUsed/>
   </w:style>
   <w:style w:type="table" w:default="1" w:styleId="TableNormal">
@@ -5212,6 +6989,131 @@
       <w:shd w:val="clear" w:color="auto" w:fill="E1DFDD"/>
     </w:rPr>
   </w:style>
+  <w:style w:type="paragraph" w:styleId="Header">
+    <w:name w:val="header"/>
+    <w:basedOn w:val="Normal"/>
+    <w:link w:val="HeaderChar"/>
+    <w:uiPriority w:val="99"/>
+    <w:unhideWhenUsed/>
+    <w:rsid w:val="00A76EA3"/>
+    <w:pPr>
+      <w:tabs>
+        <w:tab w:val="center" w:pos="4513"/>
+        <w:tab w:val="right" w:pos="9026"/>
+      </w:tabs>
+      <w:spacing w:after="0" w:line="240" w:lineRule="auto"/>
+    </w:pPr>
+  </w:style>
+  <w:style w:type="character" w:customStyle="1" w:styleId="HeaderChar">
+    <w:name w:val="Header Char"/>
+    <w:basedOn w:val="DefaultParagraphFont"/>
+    <w:link w:val="Header"/>
+    <w:uiPriority w:val="99"/>
+    <w:rsid w:val="00A76EA3"/>
+  </w:style>
+  <w:style w:type="paragraph" w:styleId="Footer">
+    <w:name w:val="footer"/>
+    <w:basedOn w:val="Normal"/>
+    <w:link w:val="FooterChar"/>
+    <w:uiPriority w:val="99"/>
+    <w:unhideWhenUsed/>
+    <w:rsid w:val="00A76EA3"/>
+    <w:pPr>
+      <w:tabs>
+        <w:tab w:val="center" w:pos="4513"/>
+        <w:tab w:val="right" w:pos="9026"/>
+      </w:tabs>
+      <w:spacing w:after="0" w:line="240" w:lineRule="auto"/>
+    </w:pPr>
+  </w:style>
+  <w:style w:type="character" w:customStyle="1" w:styleId="FooterChar">
+    <w:name w:val="Footer Char"/>
+    <w:basedOn w:val="DefaultParagraphFont"/>
+    <w:link w:val="Footer"/>
+    <w:uiPriority w:val="99"/>
+    <w:rsid w:val="00A76EA3"/>
+  </w:style>
+  <w:style w:type="paragraph" w:styleId="FootnoteText">
+    <w:name w:val="footnote text"/>
+    <w:basedOn w:val="Normal"/>
+    <w:link w:val="FootnoteTextChar"/>
+    <w:uiPriority w:val="99"/>
+    <w:semiHidden/>
+    <w:unhideWhenUsed/>
+    <w:rsid w:val="007822A8"/>
+    <w:pPr>
+      <w:spacing w:after="0" w:line="240" w:lineRule="auto"/>
+    </w:pPr>
+    <w:rPr>
+      <w:sz w:val="20"/>
+      <w:szCs w:val="20"/>
+    </w:rPr>
+  </w:style>
+  <w:style w:type="character" w:customStyle="1" w:styleId="FootnoteTextChar">
+    <w:name w:val="Footnote Text Char"/>
+    <w:basedOn w:val="DefaultParagraphFont"/>
+    <w:link w:val="FootnoteText"/>
+    <w:uiPriority w:val="99"/>
+    <w:semiHidden/>
+    <w:rsid w:val="007822A8"/>
+    <w:rPr>
+      <w:sz w:val="20"/>
+      <w:szCs w:val="20"/>
+    </w:rPr>
+  </w:style>
+  <w:style w:type="character" w:styleId="FootnoteReference">
+    <w:name w:val="footnote reference"/>
+    <w:basedOn w:val="DefaultParagraphFont"/>
+    <w:uiPriority w:val="99"/>
+    <w:semiHidden/>
+    <w:unhideWhenUsed/>
+    <w:rsid w:val="007822A8"/>
+    <w:rPr>
+      <w:vertAlign w:val="superscript"/>
+    </w:rPr>
+  </w:style>
+  <w:style w:type="paragraph" w:styleId="Bibliography">
+    <w:name w:val="Bibliography"/>
+    <w:basedOn w:val="Normal"/>
+    <w:next w:val="Normal"/>
+    <w:uiPriority w:val="37"/>
+    <w:unhideWhenUsed/>
+    <w:rsid w:val="00B430A8"/>
+  </w:style>
+  <w:style w:type="paragraph" w:styleId="NormalWeb">
+    <w:name w:val="Normal (Web)"/>
+    <w:basedOn w:val="Normal"/>
+    <w:uiPriority w:val="99"/>
+    <w:unhideWhenUsed/>
+    <w:rsid w:val="00471276"/>
+    <w:pPr>
+      <w:spacing w:before="100" w:beforeAutospacing="1" w:after="100" w:afterAutospacing="1" w:line="240" w:lineRule="auto"/>
+    </w:pPr>
+    <w:rPr>
+      <w:rFonts w:ascii="Times New Roman" w:eastAsia="Times New Roman" w:hAnsi="Times New Roman" w:cs="Times New Roman"/>
+      <w:kern w:val="0"/>
+      <w:sz w:val="24"/>
+      <w:szCs w:val="24"/>
+      <w:lang w:eastAsia="en-IN"/>
+      <w14:ligatures w14:val="none"/>
+    </w:rPr>
+  </w:style>
+  <w:style w:type="character" w:styleId="Strong">
+    <w:name w:val="Strong"/>
+    <w:basedOn w:val="DefaultParagraphFont"/>
+    <w:uiPriority w:val="22"/>
+    <w:qFormat/>
+    <w:rsid w:val="00471276"/>
+    <w:rPr>
+      <w:b/>
+      <w:bCs/>
+    </w:rPr>
+  </w:style>
+  <w:style w:type="character" w:customStyle="1" w:styleId="whitespace-normal">
+    <w:name w:val="whitespace-normal"/>
+    <w:basedOn w:val="DefaultParagraphFont"/>
+    <w:rsid w:val="00471276"/>
+  </w:style>
 </w:styles>
 </file>
 
@@ -5508,4 +7410,268 @@
     </a:ext>
   </a:extLst>
 </a:theme>
+</file>
+
+<file path=word/webextensions/taskpanes.xml><?xml version="1.0" encoding="utf-8"?>
+<wetp:taskpanes xmlns:wetp="http://schemas.microsoft.com/office/webextensions/taskpanes/2010/11">
+  <wetp:taskpane dockstate="right" visibility="0" width="438" row="2">
+    <wetp:webextensionref xmlns:r="http://schemas.openxmlformats.org/officeDocument/2006/relationships" r:id="rId1"/>
+  </wetp:taskpane>
+</wetp:taskpanes>
+</file>
+
+<file path=word/webextensions/webextension1.xml><?xml version="1.0" encoding="utf-8"?>
+<we:webextension xmlns:we="http://schemas.microsoft.com/office/webextensions/webextension/2010/11" id="{E81DA04F-9B17-4CA5-9034-33442A668B42}">
+  <we:reference id="wa104382081" version="1.55.1.0" store="en-US" storeType="OMEX"/>
+  <we:alternateReferences>
+    <we:reference id="WA104382081" version="1.55.1.0" store="" storeType="OMEX"/>
+  </we:alternateReferences>
+  <we:properties>
+    <we:property name="MENDELEY_CITATIONS" value="[]"/>
+  </we:properties>
+  <we:bindings/>
+  <we:snapshot xmlns:r="http://schemas.openxmlformats.org/officeDocument/2006/relationships"/>
+</we:webextension>
+</file>
+
+<file path=customXml/item1.xml><?xml version="1.0" encoding="utf-8"?>
+<b:Sources xmlns:b="http://schemas.openxmlformats.org/officeDocument/2006/bibliography" xmlns="http://schemas.openxmlformats.org/officeDocument/2006/bibliography" SelectedStyle="\APASixthEditionOfficeOnline.xsl" StyleName="APA" Version="6">
+  <b:Source>
+    <b:Tag>Lun17</b:Tag>
+    <b:SourceType>JournalArticle</b:SourceType>
+    <b:Guid>{4A18408B-D599-469A-B813-BD4E09EE308D}</b:Guid>
+    <b:Author>
+      <b:Author>
+        <b:NameList>
+          <b:Person>
+            <b:Last>Lundberg</b:Last>
+            <b:First>Scott M.</b:First>
+          </b:Person>
+          <b:Person>
+            <b:Last>Lee</b:Last>
+            <b:First>Su-In</b:First>
+          </b:Person>
+        </b:NameList>
+      </b:Author>
+    </b:Author>
+    <b:Title>A unified approach to interpreting model predictions</b:Title>
+    <b:JournalName>Advances in Neural Information Processing Systems</b:JournalName>
+    <b:Year>2017</b:Year>
+    <b:Pages>4765–4774</b:Pages>
+    <b:Volume>30</b:Volume>
+    <b:DOI>10.48550/arXiv.1705.07874</b:DOI>
+    <b:RefOrder>8</b:RefOrder>
+  </b:Source>
+  <b:Source>
+    <b:Tag>Mou15</b:Tag>
+    <b:SourceType>JournalArticle</b:SourceType>
+    <b:Guid>{983CB993-3BFC-46C8-9C75-B143708A0616}</b:Guid>
+    <b:Author>
+      <b:Author>
+        <b:NameList>
+          <b:Person>
+            <b:Last>Moustafa</b:Last>
+            <b:First>Nour</b:First>
+          </b:Person>
+          <b:Person>
+            <b:Last>Slay</b:Last>
+            <b:First>Jill</b:First>
+          </b:Person>
+        </b:NameList>
+      </b:Author>
+    </b:Author>
+    <b:Title>UNSW-NB15: A comprehensive data set for network intrusion detection systems</b:Title>
+    <b:JournalName>Military Communications and Information Systems Conference</b:JournalName>
+    <b:Year>2015</b:Year>
+    <b:Pages>1-6</b:Pages>
+    <b:DOI>10.1109/MilCIS.2015.7348942</b:DOI>
+    <b:RefOrder>7</b:RefOrder>
+  </b:Source>
+  <b:Source>
+    <b:Tag>Kum25</b:Tag>
+    <b:SourceType>JournalArticle</b:SourceType>
+    <b:Guid>{EE659A2C-347C-4D50-AB75-8BD6DB60A1DB}</b:Guid>
+    <b:Title>Explainable AI for forensic analysis: A comparative study</b:Title>
+    <b:JournalName>Applied Sciences</b:JournalName>
+    <b:Year>2025</b:Year>
+    <b:Pages>7329–7345</b:Pages>
+    <b:Author>
+      <b:Author>
+        <b:NameList>
+          <b:Person>
+            <b:Last>Kumar </b:Last>
+            <b:First>A.</b:First>
+          </b:Person>
+          <b:Person>
+            <b:Last>Sharma</b:Last>
+            <b:First>R.</b:First>
+          </b:Person>
+        </b:NameList>
+      </b:Author>
+    </b:Author>
+    <b:Volume>15</b:Volume>
+    <b:Issue>13</b:Issue>
+    <b:DOI>10.3390/app15137329</b:DOI>
+    <b:RefOrder>5</b:RefOrder>
+  </b:Source>
+  <b:Source>
+    <b:Tag>LiY26</b:Tag>
+    <b:SourceType>JournalArticle</b:SourceType>
+    <b:Guid>{228D5328-0C66-4C71-9E97-401439CDC737}</b:Guid>
+    <b:Title>Efficient detection of intrusions in TON-IoT dataset using machine learning techniques</b:Title>
+    <b:JournalName>Scientific Reports</b:JournalName>
+    <b:Year>2026</b:Year>
+    <b:Pages>37834</b:Pages>
+    <b:Author>
+      <b:Author>
+        <b:NameList>
+          <b:Person>
+            <b:Last>Li</b:Last>
+            <b:First>Y.</b:First>
+          </b:Person>
+          <b:Person>
+            <b:Last>Zhang</b:Last>
+            <b:First>H.</b:First>
+          </b:Person>
+          <b:Person>
+            <b:Last>Wang</b:Last>
+            <b:First>X.</b:First>
+          </b:Person>
+        </b:NameList>
+      </b:Author>
+    </b:Author>
+    <b:Volume>16</b:Volume>
+    <b:Issue>1</b:Issue>
+    <b:DOI>10.1038/s41598-026-37834-y</b:DOI>
+    <b:RefOrder>6</b:RefOrder>
+  </b:Source>
+  <b:Source>
+    <b:Tag>Tjo21</b:Tag>
+    <b:SourceType>JournalArticle</b:SourceType>
+    <b:Guid>{B9B32168-ACA9-4A18-A421-A42F2A1302EA}</b:Guid>
+    <b:Title>A survey on explainable artificial intelligence (XAI): Toward medical XAI</b:Title>
+    <b:JournalName>Scientific Reports</b:JournalName>
+    <b:Year>2021</b:Year>
+    <b:Pages>81773</b:Pages>
+    <b:Author>
+      <b:Author>
+        <b:NameList>
+          <b:Person>
+            <b:Last>Tjoa</b:Last>
+            <b:First>E.</b:First>
+          </b:Person>
+          <b:Person>
+            <b:Last>Guan</b:Last>
+            <b:First>C.</b:First>
+          </b:Person>
+        </b:NameList>
+      </b:Author>
+    </b:Author>
+    <b:Volume>11</b:Volume>
+    <b:Issue>1</b:Issue>
+    <b:DOI>10.1038/s41598-021-81773-9</b:DOI>
+    <b:RefOrder>9</b:RefOrder>
+  </b:Source>
+  <b:Source>
+    <b:Tag>Zha21</b:Tag>
+    <b:SourceType>JournalArticle</b:SourceType>
+    <b:Guid>{EC42E2D3-B071-42E8-8F79-D732DE84983C}</b:Guid>
+    <b:Title>Surgical planning of horizontal strabismus using machine learning</b:Title>
+    <b:JournalName>Computers in Biology and Medicine</b:JournalName>
+    <b:Year>2021</b:Year>
+    <b:Pages>104493</b:Pages>
+    <b:Author>
+      <b:Author>
+        <b:NameList>
+          <b:Person>
+            <b:Last>Zhang</b:Last>
+            <b:First>Y.</b:First>
+          </b:Person>
+          <b:Person>
+            <b:Last>Chen</b:Last>
+            <b:First>X.</b:First>
+          </b:Person>
+          <b:Person>
+            <b:Last>Li</b:Last>
+            <b:First>H.</b:First>
+          </b:Person>
+        </b:NameList>
+      </b:Author>
+    </b:Author>
+    <b:Volume>133</b:Volume>
+    <b:DOI>10.1016/j.compbiomed.2021.104493</b:DOI>
+    <b:RefOrder>4</b:RefOrder>
+  </b:Source>
+  <b:Source>
+    <b:Tag>Bre01</b:Tag>
+    <b:SourceType>JournalArticle</b:SourceType>
+    <b:Guid>{2D9313B3-136E-403C-BC57-EF7B4C1C4FBB}</b:Guid>
+    <b:Title>Random forests</b:Title>
+    <b:Year>2001</b:Year>
+    <b:Author>
+      <b:Author>
+        <b:NameList>
+          <b:Person>
+            <b:Last>Breiman</b:Last>
+            <b:First>Leo</b:First>
+          </b:Person>
+        </b:NameList>
+      </b:Author>
+    </b:Author>
+    <b:JournalName>Machine Learning</b:JournalName>
+    <b:Pages>5–32</b:Pages>
+    <b:Volume>45</b:Volume>
+    <b:Issue>1</b:Issue>
+    <b:DOI>10.1023/A:1010933404324</b:DOI>
+    <b:RefOrder>1</b:RefOrder>
+  </b:Source>
+  <b:Source>
+    <b:Tag>Mol22</b:Tag>
+    <b:SourceType>InternetSite</b:SourceType>
+    <b:Guid>{FE657547-CCEF-40E9-877E-A58481CC9A49}</b:Guid>
+    <b:Title>Interpretable machine learning: SHAP values</b:Title>
+    <b:Year>2022</b:Year>
+    <b:Author>
+      <b:Author>
+        <b:NameList>
+          <b:Person>
+            <b:Last>Molnar</b:Last>
+            <b:First>Christoph</b:First>
+          </b:Person>
+        </b:NameList>
+      </b:Author>
+    </b:Author>
+    <b:InternetSiteTitle>Interpretable Machine Learning</b:InternetSiteTitle>
+    <b:URL>https://christophm.github.io/interpretable-ml-book/shap.html</b:URL>
+    <b:RefOrder>2</b:RefOrder>
+  </b:Source>
+  <b:Source>
+    <b:Tag>Sha23</b:Tag>
+    <b:SourceType>DocumentFromInternetSite</b:SourceType>
+    <b:Guid>{4F8EBF7F-0876-48D2-A572-761581DDBC9F}</b:Guid>
+    <b:Title>Measuring HR transformation ROI through analytical models</b:Title>
+    <b:InternetSiteTitle>shisrrj.com</b:InternetSiteTitle>
+    <b:Year>2023</b:Year>
+    <b:URL>https://shisrrj.com/paper/SHISRRJ236529.pdf</b:URL>
+    <b:Author>
+      <b:Author>
+        <b:NameList>
+          <b:Person>
+            <b:Last>Sharma</b:Last>
+            <b:First>P.</b:First>
+          </b:Person>
+        </b:NameList>
+      </b:Author>
+    </b:Author>
+    <b:RefOrder>3</b:RefOrder>
+  </b:Source>
+</b:Sources>
+</file>
+
+<file path=customXml/itemProps1.xml><?xml version="1.0" encoding="utf-8"?>
+<ds:datastoreItem xmlns:ds="http://schemas.openxmlformats.org/officeDocument/2006/customXml" ds:itemID="{1C41D29D-2E5A-445E-A94D-A5D8F873A65E}">
+  <ds:schemaRefs>
+    <ds:schemaRef ds:uri="http://schemas.openxmlformats.org/officeDocument/2006/bibliography"/>
+  </ds:schemaRefs>
+</ds:datastoreItem>
 </file>